--- a/thermal_template.docx
+++ b/thermal_template.docx
@@ -351,7 +351,6 @@
                                 <w:szCs w:val="32"/>
                               </w:rPr>
                             </w:pPr>
-                            <w:proofErr w:type="gramStart"/>
                             <w:r>
                               <w:rPr>
                                 <w:rFonts w:ascii="Aptos" w:eastAsia="Aptos" w:hAnsi="Aptos" w:cs="Aptos"/>
@@ -361,67 +360,7 @@
                                 <w:sz w:val="32"/>
                                 <w:szCs w:val="32"/>
                               </w:rPr>
-                              <w:t xml:space="preserve">{{ </w:t>
-                            </w:r>
-                            <w:proofErr w:type="spellStart"/>
-                            <w:r>
-                              <w:rPr>
-                                <w:rFonts w:ascii="Aptos" w:eastAsia="Aptos" w:hAnsi="Aptos" w:cs="Aptos"/>
-                                <w:b/>
-                                <w:bCs/>
-                                <w:color w:val="9E1B32"/>
-                                <w:sz w:val="32"/>
-                                <w:szCs w:val="32"/>
-                              </w:rPr>
-                              <w:t>customer</w:t>
-                            </w:r>
-                            <w:proofErr w:type="gramEnd"/>
-                            <w:r>
-                              <w:rPr>
-                                <w:rFonts w:ascii="Aptos" w:eastAsia="Aptos" w:hAnsi="Aptos" w:cs="Aptos"/>
-                                <w:b/>
-                                <w:bCs/>
-                                <w:color w:val="9E1B32"/>
-                                <w:sz w:val="32"/>
-                                <w:szCs w:val="32"/>
-                              </w:rPr>
-                              <w:t>_</w:t>
-                            </w:r>
-                            <w:proofErr w:type="gramStart"/>
-                            <w:r>
-                              <w:rPr>
-                                <w:rFonts w:ascii="Aptos" w:eastAsia="Aptos" w:hAnsi="Aptos" w:cs="Aptos"/>
-                                <w:b/>
-                                <w:bCs/>
-                                <w:color w:val="9E1B32"/>
-                                <w:sz w:val="32"/>
-                                <w:szCs w:val="32"/>
-                              </w:rPr>
-                              <w:t>picture</w:t>
-                            </w:r>
-                            <w:proofErr w:type="spellEnd"/>
-                            <w:r>
-                              <w:rPr>
-                                <w:rFonts w:ascii="Aptos" w:eastAsia="Aptos" w:hAnsi="Aptos" w:cs="Aptos"/>
-                                <w:b/>
-                                <w:bCs/>
-                                <w:color w:val="9E1B32"/>
-                                <w:sz w:val="32"/>
-                                <w:szCs w:val="32"/>
-                              </w:rPr>
-                              <w:t xml:space="preserve"> }</w:t>
-                            </w:r>
-                            <w:proofErr w:type="gramEnd"/>
-                            <w:r>
-                              <w:rPr>
-                                <w:rFonts w:ascii="Aptos" w:eastAsia="Aptos" w:hAnsi="Aptos" w:cs="Aptos"/>
-                                <w:b/>
-                                <w:bCs/>
-                                <w:color w:val="9E1B32"/>
-                                <w:sz w:val="32"/>
-                                <w:szCs w:val="32"/>
-                              </w:rPr>
-                              <w:t>}</w:t>
+                              <w:t>{{ customer_picture }}</w:t>
                             </w:r>
                           </w:p>
                         </w:txbxContent>
@@ -486,31 +425,7 @@
                           <w:sz w:val="32"/>
                           <w:szCs w:val="32"/>
                         </w:rPr>
-                        <w:t xml:space="preserve">{{ </w:t>
-                      </w:r>
-                      <w:proofErr w:type="spellStart"/>
-                      <w:r>
-                        <w:rPr>
-                          <w:rFonts w:ascii="Aptos" w:eastAsia="Aptos" w:hAnsi="Aptos" w:cs="Aptos"/>
-                          <w:b/>
-                          <w:bCs/>
-                          <w:color w:val="9E1B32"/>
-                          <w:sz w:val="32"/>
-                          <w:szCs w:val="32"/>
-                        </w:rPr>
-                        <w:t>customer_picture</w:t>
-                      </w:r>
-                      <w:proofErr w:type="spellEnd"/>
-                      <w:r>
-                        <w:rPr>
-                          <w:rFonts w:ascii="Aptos" w:eastAsia="Aptos" w:hAnsi="Aptos" w:cs="Aptos"/>
-                          <w:b/>
-                          <w:bCs/>
-                          <w:color w:val="9E1B32"/>
-                          <w:sz w:val="32"/>
-                          <w:szCs w:val="32"/>
-                        </w:rPr>
-                        <w:t xml:space="preserve"> }}</w:t>
+                        <w:t>{{ customer_picture }}</w:t>
                       </w:r>
                     </w:p>
                   </w:txbxContent>
@@ -924,14 +839,6 @@
                                 <w:sz w:val="40"/>
                                 <w:szCs w:val="40"/>
                               </w:rPr>
-                              <w:t xml:space="preserve">Budgetary </w:t>
-                            </w:r>
-                            <w:r>
-                              <w:rPr>
-                                <w:rFonts w:ascii="Aptos Narrow" w:hAnsi="Aptos Narrow"/>
-                                <w:sz w:val="40"/>
-                                <w:szCs w:val="40"/>
-                              </w:rPr>
                               <w:t>Quote</w:t>
                             </w:r>
                           </w:p>
@@ -949,25 +856,7 @@
                                 <w:i/>
                                 <w:iCs/>
                               </w:rPr>
-                              <w:t>{{</w:t>
-                            </w:r>
-                            <w:proofErr w:type="spellStart"/>
-                            <w:r>
-                              <w:rPr>
-                                <w:rFonts w:ascii="Aptos Narrow" w:hAnsi="Aptos Narrow"/>
-                                <w:i/>
-                                <w:iCs/>
-                              </w:rPr>
-                              <w:t>today_date</w:t>
-                            </w:r>
-                            <w:proofErr w:type="spellEnd"/>
-                            <w:r>
-                              <w:rPr>
-                                <w:rFonts w:ascii="Aptos Narrow" w:hAnsi="Aptos Narrow"/>
-                                <w:i/>
-                                <w:iCs/>
-                              </w:rPr>
-                              <w:t>}}</w:t>
+                              <w:t>{{today_date}}</w:t>
                             </w:r>
                           </w:p>
                         </w:txbxContent>
@@ -1011,14 +900,6 @@
                           <w:sz w:val="40"/>
                           <w:szCs w:val="40"/>
                         </w:rPr>
-                        <w:t xml:space="preserve">Budgetary </w:t>
-                      </w:r>
-                      <w:r>
-                        <w:rPr>
-                          <w:rFonts w:ascii="Aptos Narrow" w:hAnsi="Aptos Narrow"/>
-                          <w:sz w:val="40"/>
-                          <w:szCs w:val="40"/>
-                        </w:rPr>
                         <w:t>Quote</w:t>
                       </w:r>
                     </w:p>
@@ -1036,25 +917,7 @@
                           <w:i/>
                           <w:iCs/>
                         </w:rPr>
-                        <w:t>{{</w:t>
-                      </w:r>
-                      <w:proofErr w:type="spellStart"/>
-                      <w:r>
-                        <w:rPr>
-                          <w:rFonts w:ascii="Aptos Narrow" w:hAnsi="Aptos Narrow"/>
-                          <w:i/>
-                          <w:iCs/>
-                        </w:rPr>
-                        <w:t>today_date</w:t>
-                      </w:r>
-                      <w:proofErr w:type="spellEnd"/>
-                      <w:r>
-                        <w:rPr>
-                          <w:rFonts w:ascii="Aptos Narrow" w:hAnsi="Aptos Narrow"/>
-                          <w:i/>
-                          <w:iCs/>
-                        </w:rPr>
-                        <w:t>}}</w:t>
+                        <w:t>{{today_date}}</w:t>
                       </w:r>
                     </w:p>
                   </w:txbxContent>
@@ -1502,27 +1365,7 @@
                                 <w:sz w:val="36"/>
                                 <w:szCs w:val="36"/>
                               </w:rPr>
-                              <w:t>{{</w:t>
-                            </w:r>
-                            <w:proofErr w:type="spellStart"/>
-                            <w:r>
-                              <w:rPr>
-                                <w:rFonts w:ascii="Aptos Narrow" w:hAnsi="Aptos Narrow"/>
-                                <w:color w:val="000000" w:themeColor="text1"/>
-                                <w:sz w:val="36"/>
-                                <w:szCs w:val="36"/>
-                              </w:rPr>
-                              <w:t>project_name</w:t>
-                            </w:r>
-                            <w:proofErr w:type="spellEnd"/>
-                            <w:r>
-                              <w:rPr>
-                                <w:rFonts w:ascii="Aptos Narrow" w:hAnsi="Aptos Narrow"/>
-                                <w:color w:val="000000" w:themeColor="text1"/>
-                                <w:sz w:val="36"/>
-                                <w:szCs w:val="36"/>
-                              </w:rPr>
-                              <w:t>}}</w:t>
+                              <w:t>{{project_name}}</w:t>
                             </w:r>
                           </w:p>
                           <w:bookmarkEnd w:id="0"/>
@@ -1539,23 +1382,7 @@
                                 <w:rFonts w:ascii="Aptos Narrow" w:hAnsi="Aptos Narrow"/>
                                 <w:color w:val="000000" w:themeColor="text1"/>
                               </w:rPr>
-                              <w:t>{{</w:t>
-                            </w:r>
-                            <w:proofErr w:type="spellStart"/>
-                            <w:r>
-                              <w:rPr>
-                                <w:rFonts w:ascii="Aptos Narrow" w:hAnsi="Aptos Narrow"/>
-                                <w:color w:val="000000" w:themeColor="text1"/>
-                              </w:rPr>
-                              <w:t>customer_name</w:t>
-                            </w:r>
-                            <w:proofErr w:type="spellEnd"/>
-                            <w:r>
-                              <w:rPr>
-                                <w:rFonts w:ascii="Aptos Narrow" w:hAnsi="Aptos Narrow"/>
-                                <w:color w:val="000000" w:themeColor="text1"/>
-                              </w:rPr>
-                              <w:t>}}</w:t>
+                              <w:t>{{customer_name}}</w:t>
                             </w:r>
                             <w:r>
                               <w:rPr>
@@ -1569,23 +1396,7 @@
                                 <w:rFonts w:ascii="Aptos Narrow" w:hAnsi="Aptos Narrow"/>
                                 <w:color w:val="000000" w:themeColor="text1"/>
                               </w:rPr>
-                              <w:t>{{</w:t>
-                            </w:r>
-                            <w:proofErr w:type="spellStart"/>
-                            <w:r>
-                              <w:rPr>
-                                <w:rFonts w:ascii="Aptos Narrow" w:hAnsi="Aptos Narrow"/>
-                                <w:color w:val="000000" w:themeColor="text1"/>
-                              </w:rPr>
-                              <w:t>customer_location</w:t>
-                            </w:r>
-                            <w:proofErr w:type="spellEnd"/>
-                            <w:r>
-                              <w:rPr>
-                                <w:rFonts w:ascii="Aptos Narrow" w:hAnsi="Aptos Narrow"/>
-                                <w:color w:val="000000" w:themeColor="text1"/>
-                              </w:rPr>
-                              <w:t>}}</w:t>
+                              <w:t>{{customer_location}}</w:t>
                             </w:r>
                           </w:p>
                         </w:txbxContent>
@@ -1633,27 +1444,7 @@
                           <w:sz w:val="36"/>
                           <w:szCs w:val="36"/>
                         </w:rPr>
-                        <w:t>{{</w:t>
-                      </w:r>
-                      <w:proofErr w:type="spellStart"/>
-                      <w:r>
-                        <w:rPr>
-                          <w:rFonts w:ascii="Aptos Narrow" w:hAnsi="Aptos Narrow"/>
-                          <w:color w:val="000000" w:themeColor="text1"/>
-                          <w:sz w:val="36"/>
-                          <w:szCs w:val="36"/>
-                        </w:rPr>
-                        <w:t>project_name</w:t>
-                      </w:r>
-                      <w:proofErr w:type="spellEnd"/>
-                      <w:r>
-                        <w:rPr>
-                          <w:rFonts w:ascii="Aptos Narrow" w:hAnsi="Aptos Narrow"/>
-                          <w:color w:val="000000" w:themeColor="text1"/>
-                          <w:sz w:val="36"/>
-                          <w:szCs w:val="36"/>
-                        </w:rPr>
-                        <w:t>}}</w:t>
+                        <w:t>{{project_name}}</w:t>
                       </w:r>
                     </w:p>
                     <w:bookmarkEnd w:id="1"/>
@@ -1670,23 +1461,7 @@
                           <w:rFonts w:ascii="Aptos Narrow" w:hAnsi="Aptos Narrow"/>
                           <w:color w:val="000000" w:themeColor="text1"/>
                         </w:rPr>
-                        <w:t>{{</w:t>
-                      </w:r>
-                      <w:proofErr w:type="spellStart"/>
-                      <w:r>
-                        <w:rPr>
-                          <w:rFonts w:ascii="Aptos Narrow" w:hAnsi="Aptos Narrow"/>
-                          <w:color w:val="000000" w:themeColor="text1"/>
-                        </w:rPr>
-                        <w:t>customer_name</w:t>
-                      </w:r>
-                      <w:proofErr w:type="spellEnd"/>
-                      <w:r>
-                        <w:rPr>
-                          <w:rFonts w:ascii="Aptos Narrow" w:hAnsi="Aptos Narrow"/>
-                          <w:color w:val="000000" w:themeColor="text1"/>
-                        </w:rPr>
-                        <w:t>}}</w:t>
+                        <w:t>{{customer_name}}</w:t>
                       </w:r>
                       <w:r>
                         <w:rPr>
@@ -1700,23 +1475,7 @@
                           <w:rFonts w:ascii="Aptos Narrow" w:hAnsi="Aptos Narrow"/>
                           <w:color w:val="000000" w:themeColor="text1"/>
                         </w:rPr>
-                        <w:t>{{</w:t>
-                      </w:r>
-                      <w:proofErr w:type="spellStart"/>
-                      <w:r>
-                        <w:rPr>
-                          <w:rFonts w:ascii="Aptos Narrow" w:hAnsi="Aptos Narrow"/>
-                          <w:color w:val="000000" w:themeColor="text1"/>
-                        </w:rPr>
-                        <w:t>customer_location</w:t>
-                      </w:r>
-                      <w:proofErr w:type="spellEnd"/>
-                      <w:r>
-                        <w:rPr>
-                          <w:rFonts w:ascii="Aptos Narrow" w:hAnsi="Aptos Narrow"/>
-                          <w:color w:val="000000" w:themeColor="text1"/>
-                        </w:rPr>
-                        <w:t>}}</w:t>
+                        <w:t>{{customer_location}}</w:t>
                       </w:r>
                     </w:p>
                   </w:txbxContent>
@@ -1727,8 +1486,8 @@
           </mc:Fallback>
         </mc:AlternateContent>
       </w:r>
-      <w:bookmarkStart w:id="1" w:name="_Hlk170824948"/>
-      <w:bookmarkEnd w:id="1"/>
+      <w:bookmarkStart w:id="2" w:name="_Hlk170824948"/>
+      <w:bookmarkEnd w:id="2"/>
     </w:p>
     <w:p>
       <w:pPr>
@@ -1835,23 +1594,7 @@
                                 <w:rFonts w:ascii="Aptos Narrow" w:hAnsi="Aptos Narrow"/>
                                 <w:color w:val="FFFFFF" w:themeColor="background1"/>
                               </w:rPr>
-                              <w:t>{{</w:t>
-                            </w:r>
-                            <w:proofErr w:type="spellStart"/>
-                            <w:r>
-                              <w:rPr>
-                                <w:rFonts w:ascii="Aptos Narrow" w:hAnsi="Aptos Narrow"/>
-                                <w:color w:val="FFFFFF" w:themeColor="background1"/>
-                              </w:rPr>
-                              <w:t>proposal_number</w:t>
-                            </w:r>
-                            <w:proofErr w:type="spellEnd"/>
-                            <w:r>
-                              <w:rPr>
-                                <w:rFonts w:ascii="Aptos Narrow" w:hAnsi="Aptos Narrow"/>
-                                <w:color w:val="FFFFFF" w:themeColor="background1"/>
-                              </w:rPr>
-                              <w:t>}}</w:t>
+                              <w:t>{{proposal_number}}</w:t>
                             </w:r>
                           </w:p>
                           <w:p>
@@ -1904,23 +1647,7 @@
                                 <w:rFonts w:ascii="Aptos Narrow" w:hAnsi="Aptos Narrow"/>
                                 <w:color w:val="FFFFFF" w:themeColor="background1"/>
                               </w:rPr>
-                              <w:t>{{</w:t>
-                            </w:r>
-                            <w:proofErr w:type="spellStart"/>
-                            <w:r>
-                              <w:rPr>
-                                <w:rFonts w:ascii="Aptos Narrow" w:hAnsi="Aptos Narrow"/>
-                                <w:color w:val="FFFFFF" w:themeColor="background1"/>
-                              </w:rPr>
-                              <w:t>pres_name</w:t>
-                            </w:r>
-                            <w:proofErr w:type="spellEnd"/>
-                            <w:r>
-                              <w:rPr>
-                                <w:rFonts w:ascii="Aptos Narrow" w:hAnsi="Aptos Narrow"/>
-                                <w:color w:val="FFFFFF" w:themeColor="background1"/>
-                              </w:rPr>
-                              <w:t>}}</w:t>
+                              <w:t>{{pres_name}}</w:t>
                             </w:r>
                             <w:r>
                               <w:rPr>
@@ -1936,23 +1663,7 @@
                                 <w:color w:val="FFFFFF" w:themeColor="background1"/>
                               </w:rPr>
                               <w:br/>
-                              <w:t>{{</w:t>
-                            </w:r>
-                            <w:proofErr w:type="spellStart"/>
-                            <w:r>
-                              <w:rPr>
-                                <w:rFonts w:ascii="Aptos Narrow" w:hAnsi="Aptos Narrow"/>
-                                <w:color w:val="FFFFFF" w:themeColor="background1"/>
-                              </w:rPr>
-                              <w:t>pres_email</w:t>
-                            </w:r>
-                            <w:proofErr w:type="spellEnd"/>
-                            <w:r>
-                              <w:rPr>
-                                <w:rFonts w:ascii="Aptos Narrow" w:hAnsi="Aptos Narrow"/>
-                                <w:color w:val="FFFFFF" w:themeColor="background1"/>
-                              </w:rPr>
-                              <w:t>}}</w:t>
+                              <w:t>{{pres_email}}</w:t>
                             </w:r>
                           </w:p>
                           <w:p>
@@ -1969,23 +1680,7 @@
                                 <w:color w:val="FFFFFF" w:themeColor="background1"/>
                               </w:rPr>
                               <w:br/>
-                              <w:t>{{</w:t>
-                            </w:r>
-                            <w:proofErr w:type="spellStart"/>
-                            <w:r>
-                              <w:rPr>
-                                <w:rFonts w:ascii="Aptos Narrow" w:hAnsi="Aptos Narrow"/>
-                                <w:color w:val="FFFFFF" w:themeColor="background1"/>
-                              </w:rPr>
-                              <w:t>acct_name</w:t>
-                            </w:r>
-                            <w:proofErr w:type="spellEnd"/>
-                            <w:r>
-                              <w:rPr>
-                                <w:rFonts w:ascii="Aptos Narrow" w:hAnsi="Aptos Narrow"/>
-                                <w:color w:val="FFFFFF" w:themeColor="background1"/>
-                              </w:rPr>
-                              <w:t>}}</w:t>
+                              <w:t>{{acct_name}}</w:t>
                             </w:r>
                             <w:r>
                               <w:rPr>
@@ -2001,23 +1696,7 @@
                                 <w:color w:val="FFFFFF" w:themeColor="background1"/>
                               </w:rPr>
                               <w:br/>
-                              <w:t>{{</w:t>
-                            </w:r>
-                            <w:proofErr w:type="spellStart"/>
-                            <w:r>
-                              <w:rPr>
-                                <w:rFonts w:ascii="Aptos Narrow" w:hAnsi="Aptos Narrow"/>
-                                <w:color w:val="FFFFFF" w:themeColor="background1"/>
-                              </w:rPr>
-                              <w:t>acct_email</w:t>
-                            </w:r>
-                            <w:proofErr w:type="spellEnd"/>
-                            <w:r>
-                              <w:rPr>
-                                <w:rFonts w:ascii="Aptos Narrow" w:hAnsi="Aptos Narrow"/>
-                                <w:color w:val="FFFFFF" w:themeColor="background1"/>
-                              </w:rPr>
-                              <w:t>}}</w:t>
+                              <w:t>{{acct_email}}</w:t>
                             </w:r>
                           </w:p>
                         </w:txbxContent>
@@ -2042,11 +1721,7 @@
           </mc:Choice>
           <mc:Fallback>
             <w:pict>
-              <v:shapetype w14:anchorId="69B0F8D9" id="_x0000_t202" coordsize="21600,21600" o:spt="202" path="m,l,21600r21600,l21600,xe">
-                <v:stroke joinstyle="miter"/>
-                <v:path gradientshapeok="t" o:connecttype="rect"/>
-              </v:shapetype>
-              <v:shape id="Text Box 15" o:spid="_x0000_s1030" type="#_x0000_t202" alt="P14TB6bA#y1" style="position:absolute;margin-left:-61.55pt;margin-top:30.2pt;width:323.25pt;height:303.75pt;z-index:251658245;visibility:visible;mso-wrap-style:square;mso-width-percent:0;mso-height-percent:0;mso-wrap-distance-left:9pt;mso-wrap-distance-top:0;mso-wrap-distance-right:9pt;mso-wrap-distance-bottom:0;mso-position-horizontal:absolute;mso-position-horizontal-relative:margin;mso-position-vertical:absolute;mso-position-vertical-relative:text;mso-width-percent:0;mso-height-percent:0;mso-width-relative:margin;mso-height-relative:margin;v-text-anchor:bottom" o:gfxdata="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" filled="f" strokeweight=".5pt">
+              <v:shape w14:anchorId="69B0F8D9" id="Text Box 15" o:spid="_x0000_s1030" type="#_x0000_t202" alt="P14TB6bA#y1" style="position:absolute;margin-left:-61.55pt;margin-top:30.2pt;width:323.25pt;height:303.75pt;z-index:251658245;visibility:visible;mso-wrap-style:square;mso-width-percent:0;mso-height-percent:0;mso-wrap-distance-left:9pt;mso-wrap-distance-top:0;mso-wrap-distance-right:9pt;mso-wrap-distance-bottom:0;mso-position-horizontal:absolute;mso-position-horizontal-relative:margin;mso-position-vertical:absolute;mso-position-vertical-relative:text;mso-width-percent:0;mso-height-percent:0;mso-width-relative:margin;mso-height-relative:margin;v-text-anchor:bottom" o:gfxdata="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" filled="f" strokeweight=".5pt">
                 <v:stroke opacity="0" joinstyle="round"/>
                 <v:textbox>
                   <w:txbxContent>
@@ -2087,23 +1762,7 @@
                           <w:rFonts w:ascii="Aptos Narrow" w:hAnsi="Aptos Narrow"/>
                           <w:color w:val="FFFFFF" w:themeColor="background1"/>
                         </w:rPr>
-                        <w:t>{{</w:t>
-                      </w:r>
-                      <w:proofErr w:type="spellStart"/>
-                      <w:r>
-                        <w:rPr>
-                          <w:rFonts w:ascii="Aptos Narrow" w:hAnsi="Aptos Narrow"/>
-                          <w:color w:val="FFFFFF" w:themeColor="background1"/>
-                        </w:rPr>
-                        <w:t>proposal_number</w:t>
-                      </w:r>
-                      <w:proofErr w:type="spellEnd"/>
-                      <w:r>
-                        <w:rPr>
-                          <w:rFonts w:ascii="Aptos Narrow" w:hAnsi="Aptos Narrow"/>
-                          <w:color w:val="FFFFFF" w:themeColor="background1"/>
-                        </w:rPr>
-                        <w:t>}}</w:t>
+                        <w:t>{{proposal_number}}</w:t>
                       </w:r>
                     </w:p>
                     <w:p>
@@ -2156,23 +1815,7 @@
                           <w:rFonts w:ascii="Aptos Narrow" w:hAnsi="Aptos Narrow"/>
                           <w:color w:val="FFFFFF" w:themeColor="background1"/>
                         </w:rPr>
-                        <w:t>{{</w:t>
-                      </w:r>
-                      <w:proofErr w:type="spellStart"/>
-                      <w:r>
-                        <w:rPr>
-                          <w:rFonts w:ascii="Aptos Narrow" w:hAnsi="Aptos Narrow"/>
-                          <w:color w:val="FFFFFF" w:themeColor="background1"/>
-                        </w:rPr>
-                        <w:t>pres_name</w:t>
-                      </w:r>
-                      <w:proofErr w:type="spellEnd"/>
-                      <w:r>
-                        <w:rPr>
-                          <w:rFonts w:ascii="Aptos Narrow" w:hAnsi="Aptos Narrow"/>
-                          <w:color w:val="FFFFFF" w:themeColor="background1"/>
-                        </w:rPr>
-                        <w:t>}}</w:t>
+                        <w:t>{{pres_name}}</w:t>
                       </w:r>
                       <w:r>
                         <w:rPr>
@@ -2188,23 +1831,7 @@
                           <w:color w:val="FFFFFF" w:themeColor="background1"/>
                         </w:rPr>
                         <w:br/>
-                        <w:t>{{</w:t>
-                      </w:r>
-                      <w:proofErr w:type="spellStart"/>
-                      <w:r>
-                        <w:rPr>
-                          <w:rFonts w:ascii="Aptos Narrow" w:hAnsi="Aptos Narrow"/>
-                          <w:color w:val="FFFFFF" w:themeColor="background1"/>
-                        </w:rPr>
-                        <w:t>pres_email</w:t>
-                      </w:r>
-                      <w:proofErr w:type="spellEnd"/>
-                      <w:r>
-                        <w:rPr>
-                          <w:rFonts w:ascii="Aptos Narrow" w:hAnsi="Aptos Narrow"/>
-                          <w:color w:val="FFFFFF" w:themeColor="background1"/>
-                        </w:rPr>
-                        <w:t>}}</w:t>
+                        <w:t>{{pres_email}}</w:t>
                       </w:r>
                     </w:p>
                     <w:p>
@@ -2221,23 +1848,7 @@
                           <w:color w:val="FFFFFF" w:themeColor="background1"/>
                         </w:rPr>
                         <w:br/>
-                        <w:t>{{</w:t>
-                      </w:r>
-                      <w:proofErr w:type="spellStart"/>
-                      <w:r>
-                        <w:rPr>
-                          <w:rFonts w:ascii="Aptos Narrow" w:hAnsi="Aptos Narrow"/>
-                          <w:color w:val="FFFFFF" w:themeColor="background1"/>
-                        </w:rPr>
-                        <w:t>acct_name</w:t>
-                      </w:r>
-                      <w:proofErr w:type="spellEnd"/>
-                      <w:r>
-                        <w:rPr>
-                          <w:rFonts w:ascii="Aptos Narrow" w:hAnsi="Aptos Narrow"/>
-                          <w:color w:val="FFFFFF" w:themeColor="background1"/>
-                        </w:rPr>
-                        <w:t>}}</w:t>
+                        <w:t>{{acct_name}}</w:t>
                       </w:r>
                       <w:r>
                         <w:rPr>
@@ -2253,23 +1864,7 @@
                           <w:color w:val="FFFFFF" w:themeColor="background1"/>
                         </w:rPr>
                         <w:br/>
-                        <w:t>{{</w:t>
-                      </w:r>
-                      <w:proofErr w:type="spellStart"/>
-                      <w:r>
-                        <w:rPr>
-                          <w:rFonts w:ascii="Aptos Narrow" w:hAnsi="Aptos Narrow"/>
-                          <w:color w:val="FFFFFF" w:themeColor="background1"/>
-                        </w:rPr>
-                        <w:t>acct_email</w:t>
-                      </w:r>
-                      <w:proofErr w:type="spellEnd"/>
-                      <w:r>
-                        <w:rPr>
-                          <w:rFonts w:ascii="Aptos Narrow" w:hAnsi="Aptos Narrow"/>
-                          <w:color w:val="FFFFFF" w:themeColor="background1"/>
-                        </w:rPr>
-                        <w:t>}}</w:t>
+                        <w:t>{{acct_email}}</w:t>
                       </w:r>
                     </w:p>
                   </w:txbxContent>
@@ -3332,8 +2927,8 @@
           <w:rFonts w:ascii="Aptos Narrow" w:hAnsi="Aptos Narrow" w:cs="Arial"/>
         </w:rPr>
       </w:pPr>
-      <w:bookmarkStart w:id="2" w:name="_tocs2"/>
-      <w:bookmarkStart w:id="3" w:name="_Toc226551255"/>
+      <w:bookmarkStart w:id="3" w:name="_tocs2"/>
+      <w:bookmarkStart w:id="4" w:name="_Toc226551255"/>
       <w:r>
         <w:rPr>
           <w:rFonts w:ascii="Aptos" w:hAnsi="Aptos"/>
@@ -3345,7 +2940,6 @@
         <w:lastRenderedPageBreak/>
         <w:t>1</w:t>
       </w:r>
-      <w:proofErr w:type="gramStart"/>
       <w:r>
         <w:rPr>
           <w:rFonts w:ascii="Aptos" w:hAnsi="Aptos"/>
@@ -3365,10 +2959,67 @@
           <w:sz w:val="32"/>
           <w:szCs w:val="32"/>
         </w:rPr>
-        <w:t>Basis</w:t>
+        <w:t>Basis of Proposal</w:t>
       </w:r>
-      <w:proofErr w:type="gramEnd"/>
+      <w:bookmarkEnd w:id="3"/>
+      <w:bookmarkEnd w:id="4"/>
+    </w:p>
+    <w:p>
       <w:r>
+        <w:rPr>
+          <w:rFonts w:ascii="Aptos" w:hAnsi="Aptos"/>
+          <w:color w:val="1A1A2E"/>
+        </w:rPr>
+        <w:t>This proposal framework is based on performing all field data collection activities</w:t>
+      </w:r>
+      <w:r>
+        <w:rPr>
+          <w:rFonts w:ascii="Aptos" w:hAnsi="Aptos"/>
+          <w:color w:val="1A1A2E"/>
+        </w:rPr>
+        <w:t>. This</w:t>
+      </w:r>
+      <w:r>
+        <w:rPr>
+          <w:rFonts w:ascii="Aptos" w:hAnsi="Aptos"/>
+          <w:color w:val="1A1A2E"/>
+        </w:rPr>
+        <w:t xml:space="preserve"> includ</w:t>
+      </w:r>
+      <w:r>
+        <w:rPr>
+          <w:rFonts w:ascii="Aptos" w:hAnsi="Aptos"/>
+          <w:color w:val="1A1A2E"/>
+        </w:rPr>
+        <w:t>es</w:t>
+      </w:r>
+      <w:r>
+        <w:rPr>
+          <w:rFonts w:ascii="Aptos" w:hAnsi="Aptos"/>
+          <w:color w:val="1A1A2E"/>
+        </w:rPr>
+        <w:t xml:space="preserve"> thermographic image capture and equipment identification</w:t>
+      </w:r>
+      <w:r>
+        <w:rPr>
+          <w:rFonts w:ascii="Aptos" w:hAnsi="Aptos"/>
+          <w:color w:val="1A1A2E"/>
+        </w:rPr>
+        <w:t xml:space="preserve"> along with </w:t>
+      </w:r>
+      <w:r>
+        <w:rPr>
+          <w:rFonts w:ascii="Aptos" w:hAnsi="Aptos"/>
+          <w:color w:val="1A1A2E"/>
+        </w:rPr>
+        <w:t>analysis and report compilation.</w:t>
+      </w:r>
+    </w:p>
+    <w:p>
+      <w:pPr>
+        <w:spacing w:after="0"/>
+        <w:jc w:val="both"/>
+        <w:outlineLvl w:val="0"/>
         <w:rPr>
           <w:rFonts w:ascii="Aptos" w:eastAsia="Aptos" w:hAnsi="Aptos" w:cs="Aptos"/>
           <w:b/>
@@ -3377,67 +3028,30 @@
           <w:sz w:val="32"/>
           <w:szCs w:val="32"/>
         </w:rPr>
-        <w:t xml:space="preserve"> of Proposal</w:t>
-      </w:r>
-      <w:bookmarkEnd w:id="2"/>
-      <w:bookmarkEnd w:id="3"/>
-    </w:p>
-    <w:p>
+      </w:pPr>
+      <w:bookmarkStart w:id="5" w:name="_tocs3"/>
+      <w:bookmarkStart w:id="6" w:name="_Toc226551256"/>
       <w:r>
         <w:rPr>
           <w:rFonts w:ascii="Aptos" w:hAnsi="Aptos"/>
-          <w:color w:val="1A1A2E"/>
-        </w:rPr>
-        <w:t>This proposal framework is based on performing all field data collection activities</w:t>
+          <w:b/>
+          <w:color w:val="9E1B32"/>
+          <w:sz w:val="32"/>
+          <w:szCs w:val="32"/>
+        </w:rPr>
+        <w:t>2</w:t>
       </w:r>
       <w:r>
         <w:rPr>
           <w:rFonts w:ascii="Aptos" w:hAnsi="Aptos"/>
-          <w:color w:val="1A1A2E"/>
-        </w:rPr>
-        <w:t>. This</w:t>
+          <w:b/>
+          <w:color w:val="9E1B32"/>
+          <w:sz w:val="32"/>
+          <w:szCs w:val="32"/>
+        </w:rPr>
+        <w:t xml:space="preserve">.  </w:t>
       </w:r>
       <w:r>
-        <w:rPr>
-          <w:rFonts w:ascii="Aptos" w:hAnsi="Aptos"/>
-          <w:color w:val="1A1A2E"/>
-        </w:rPr>
-        <w:t xml:space="preserve"> includ</w:t>
-      </w:r>
-      <w:r>
-        <w:rPr>
-          <w:rFonts w:ascii="Aptos" w:hAnsi="Aptos"/>
-          <w:color w:val="1A1A2E"/>
-        </w:rPr>
-        <w:t>es</w:t>
-      </w:r>
-      <w:r>
-        <w:rPr>
-          <w:rFonts w:ascii="Aptos" w:hAnsi="Aptos"/>
-          <w:color w:val="1A1A2E"/>
-        </w:rPr>
-        <w:t xml:space="preserve"> thermographic image capture and equipment identification</w:t>
-      </w:r>
-      <w:r>
-        <w:rPr>
-          <w:rFonts w:ascii="Aptos" w:hAnsi="Aptos"/>
-          <w:color w:val="1A1A2E"/>
-        </w:rPr>
-        <w:t xml:space="preserve"> along with </w:t>
-      </w:r>
-      <w:r>
-        <w:rPr>
-          <w:rFonts w:ascii="Aptos" w:hAnsi="Aptos"/>
-          <w:color w:val="1A1A2E"/>
-        </w:rPr>
-        <w:t>analysis and report compilation.</w:t>
-      </w:r>
-    </w:p>
-    <w:p>
-      <w:pPr>
-        <w:spacing w:after="0"/>
-        <w:jc w:val="both"/>
-        <w:outlineLvl w:val="0"/>
         <w:rPr>
           <w:rFonts w:ascii="Aptos" w:eastAsia="Aptos" w:hAnsi="Aptos" w:cs="Aptos"/>
           <w:b/>
@@ -3446,9 +3060,553 @@
           <w:sz w:val="32"/>
           <w:szCs w:val="32"/>
         </w:rPr>
-      </w:pPr>
-      <w:bookmarkStart w:id="4" w:name="_tocs3"/>
-      <w:bookmarkStart w:id="5" w:name="_Toc226551256"/>
+        <w:t>Scope of Work</w:t>
+      </w:r>
+      <w:bookmarkEnd w:id="5"/>
+      <w:bookmarkEnd w:id="6"/>
+    </w:p>
+    <w:p>
+      <w:r>
+        <w:rPr>
+          <w:rFonts w:ascii="Aptos" w:hAnsi="Aptos"/>
+          <w:color w:val="1A1A2E"/>
+        </w:rPr>
+        <w:t>McNaughton-McKay Electric Company (Mc-Mc) will perform infrared thermographic data collection using trained personnel and calibrated equipment. Panels that present a problem will have images taken to be for post-processing, analysis, and formal infrared inspection report development services.</w:t>
+      </w:r>
+    </w:p>
+    <w:p>
+      <w:r>
+        <w:rPr>
+          <w:rFonts w:ascii="Aptos" w:hAnsi="Aptos"/>
+          <w:color w:val="1A1A2E"/>
+        </w:rPr>
+        <w:t xml:space="preserve">McNaughton-McKay will compile a formal Infrared Inspection Report documenting the results of the infrared scanning activities performed. The report will include: </w:t>
+      </w:r>
+    </w:p>
+    <w:p>
+      <w:pPr>
+        <w:numPr>
+          <w:ilvl w:val="0"/>
+          <w:numId w:val="1"/>
+        </w:numPr>
+        <w:spacing w:after="0"/>
+      </w:pPr>
+      <w:r>
+        <w:rPr>
+          <w:rFonts w:ascii="Aptos" w:hAnsi="Aptos"/>
+          <w:color w:val="1A1A2E"/>
+        </w:rPr>
+        <w:t xml:space="preserve">Comprehensive Equipment Inventory </w:t>
+      </w:r>
+    </w:p>
+    <w:p>
+      <w:pPr>
+        <w:numPr>
+          <w:ilvl w:val="1"/>
+          <w:numId w:val="1"/>
+        </w:numPr>
+        <w:spacing w:after="0"/>
+      </w:pPr>
+      <w:r>
+        <w:rPr>
+          <w:rFonts w:ascii="Aptos" w:hAnsi="Aptos"/>
+          <w:color w:val="1A1A2E"/>
+        </w:rPr>
+        <w:t xml:space="preserve">A tabular listing of all electrical equipment scanned during the infrared inspection </w:t>
+      </w:r>
+    </w:p>
+    <w:p>
+      <w:pPr>
+        <w:numPr>
+          <w:ilvl w:val="1"/>
+          <w:numId w:val="1"/>
+        </w:numPr>
+        <w:spacing w:after="0"/>
+      </w:pPr>
+      <w:r>
+        <w:rPr>
+          <w:rFonts w:ascii="Aptos" w:hAnsi="Aptos"/>
+          <w:color w:val="1A1A2E"/>
+        </w:rPr>
+        <w:t xml:space="preserve">Identification of equipment with detected thermal anomalies versus equipment with no observed issues </w:t>
+      </w:r>
+    </w:p>
+    <w:p>
+      <w:pPr>
+        <w:numPr>
+          <w:ilvl w:val="0"/>
+          <w:numId w:val="1"/>
+        </w:numPr>
+        <w:spacing w:after="0"/>
+      </w:pPr>
+      <w:r>
+        <w:rPr>
+          <w:rFonts w:ascii="Aptos" w:hAnsi="Aptos"/>
+          <w:color w:val="1A1A2E"/>
+        </w:rPr>
+        <w:t xml:space="preserve">Thermal Anomaly Documentation </w:t>
+      </w:r>
+    </w:p>
+    <w:p>
+      <w:pPr>
+        <w:numPr>
+          <w:ilvl w:val="1"/>
+          <w:numId w:val="1"/>
+        </w:numPr>
+        <w:spacing w:after="0"/>
+      </w:pPr>
+      <w:r>
+        <w:rPr>
+          <w:rFonts w:ascii="Aptos" w:hAnsi="Aptos"/>
+          <w:color w:val="1A1A2E"/>
+        </w:rPr>
+        <w:t xml:space="preserve">Thermal images and supporting information only for equipment where abnormal thermal conditions or anomalies were identified </w:t>
+      </w:r>
+    </w:p>
+    <w:p>
+      <w:pPr>
+        <w:numPr>
+          <w:ilvl w:val="1"/>
+          <w:numId w:val="1"/>
+        </w:numPr>
+        <w:spacing w:after="0"/>
+      </w:pPr>
+      <w:r>
+        <w:rPr>
+          <w:rFonts w:ascii="Aptos" w:hAnsi="Aptos"/>
+          <w:color w:val="1A1A2E"/>
+        </w:rPr>
+        <w:t xml:space="preserve">Annotated thermal images with relevant temperature readings and observations </w:t>
+      </w:r>
+    </w:p>
+    <w:p>
+      <w:pPr>
+        <w:numPr>
+          <w:ilvl w:val="1"/>
+          <w:numId w:val="1"/>
+        </w:numPr>
+        <w:spacing w:after="0"/>
+      </w:pPr>
+      <w:r>
+        <w:rPr>
+          <w:rFonts w:ascii="Aptos" w:hAnsi="Aptos"/>
+          <w:color w:val="1A1A2E"/>
+        </w:rPr>
+        <w:t xml:space="preserve">Clear identification of observed issues (e.g., hotspots, abnormal temperature differentials, loose connections, overload indicators, etc.) </w:t>
+      </w:r>
+    </w:p>
+    <w:p>
+      <w:pPr>
+        <w:numPr>
+          <w:ilvl w:val="0"/>
+          <w:numId w:val="1"/>
+        </w:numPr>
+        <w:spacing w:after="0"/>
+      </w:pPr>
+      <w:r>
+        <w:rPr>
+          <w:rFonts w:ascii="Aptos" w:hAnsi="Aptos"/>
+          <w:color w:val="1A1A2E"/>
+        </w:rPr>
+        <w:t xml:space="preserve">Corrective Action &amp; Maintenance Recommendations </w:t>
+      </w:r>
+    </w:p>
+    <w:p>
+      <w:pPr>
+        <w:numPr>
+          <w:ilvl w:val="1"/>
+          <w:numId w:val="1"/>
+        </w:numPr>
+        <w:spacing w:after="0"/>
+      </w:pPr>
+      <w:r>
+        <w:rPr>
+          <w:rFonts w:ascii="Aptos" w:hAnsi="Aptos"/>
+          <w:color w:val="1A1A2E"/>
+        </w:rPr>
+        <w:t xml:space="preserve">Concise recommended corrective actions for each identified anomaly </w:t>
+      </w:r>
+    </w:p>
+    <w:p>
+      <w:pPr>
+        <w:numPr>
+          <w:ilvl w:val="1"/>
+          <w:numId w:val="1"/>
+        </w:numPr>
+        <w:spacing w:after="0"/>
+      </w:pPr>
+      <w:r>
+        <w:rPr>
+          <w:rFonts w:ascii="Aptos" w:hAnsi="Aptos"/>
+          <w:color w:val="1A1A2E"/>
+        </w:rPr>
+        <w:t>Practical maintenance suggestions aligned with industry best practices to mitigate risk and prevent recurrence</w:t>
+      </w:r>
+    </w:p>
+    <w:p>
+      <w:pPr>
+        <w:spacing w:after="0"/>
+      </w:pPr>
+    </w:p>
+    <w:p>
+      <w:r>
+        <w:rPr>
+          <w:rFonts w:ascii="Aptos" w:hAnsi="Aptos"/>
+          <w:i/>
+          <w:color w:val="1A1A2E"/>
+        </w:rPr>
+        <w:t>Note: To ensure clarity and usability, the formal report will not include thermal images for equipment where no thermal anomalies were detected. This approach allows the report to remain concise and focused on actionable findings.</w:t>
+      </w:r>
+      <w:bookmarkStart w:id="7" w:name="_Toc226551257"/>
+    </w:p>
+    <w:p>
+      <w:pPr>
+        <w:outlineLvl w:val="1"/>
+        <w:rPr>
+          <w:sz w:val="28"/>
+          <w:szCs w:val="28"/>
+        </w:rPr>
+      </w:pPr>
+      <w:r>
+        <w:rPr>
+          <w:rFonts w:ascii="Aptos" w:hAnsi="Aptos"/>
+          <w:b/>
+          <w:color w:val="9E1B32"/>
+          <w:sz w:val="28"/>
+          <w:szCs w:val="28"/>
+        </w:rPr>
+        <w:t>2</w:t>
+      </w:r>
+      <w:r>
+        <w:rPr>
+          <w:rFonts w:ascii="Aptos" w:hAnsi="Aptos"/>
+          <w:b/>
+          <w:color w:val="9E1B32"/>
+          <w:sz w:val="28"/>
+          <w:szCs w:val="28"/>
+        </w:rPr>
+        <w:t>.1.  Supplemental Thermal Image Repository</w:t>
+      </w:r>
+      <w:bookmarkEnd w:id="7"/>
+    </w:p>
+    <w:p>
+      <w:r>
+        <w:rPr>
+          <w:rFonts w:ascii="Aptos" w:hAnsi="Aptos"/>
+          <w:color w:val="1A1A2E"/>
+        </w:rPr>
+        <w:t xml:space="preserve">In addition to the formal report, </w:t>
+      </w:r>
+      <w:r>
+        <w:rPr>
+          <w:rFonts w:ascii="Aptos" w:hAnsi="Aptos"/>
+          <w:color w:val="1A1A2E"/>
+        </w:rPr>
+        <w:t>McNaughton-McKay</w:t>
+      </w:r>
+      <w:r>
+        <w:rPr>
+          <w:rFonts w:ascii="Aptos" w:hAnsi="Aptos"/>
+          <w:color w:val="1A1A2E"/>
+        </w:rPr>
+        <w:t xml:space="preserve"> will provide a secure electronic file share or digital repository containing: </w:t>
+      </w:r>
+    </w:p>
+    <w:p>
+      <w:pPr>
+        <w:numPr>
+          <w:ilvl w:val="0"/>
+          <w:numId w:val="1"/>
+        </w:numPr>
+        <w:spacing w:after="0"/>
+      </w:pPr>
+      <w:r>
+        <w:rPr>
+          <w:rFonts w:ascii="Aptos" w:hAnsi="Aptos"/>
+          <w:color w:val="1A1A2E"/>
+        </w:rPr>
+        <w:t xml:space="preserve">All infrared images collected during the inspection, including: </w:t>
+      </w:r>
+    </w:p>
+    <w:p>
+      <w:pPr>
+        <w:numPr>
+          <w:ilvl w:val="1"/>
+          <w:numId w:val="1"/>
+        </w:numPr>
+        <w:spacing w:after="0"/>
+      </w:pPr>
+      <w:r>
+        <w:rPr>
+          <w:rFonts w:ascii="Aptos" w:hAnsi="Aptos"/>
+          <w:color w:val="1A1A2E"/>
+        </w:rPr>
+        <w:t xml:space="preserve">Images associated with identified thermal anomalies </w:t>
+      </w:r>
+    </w:p>
+    <w:p>
+      <w:pPr>
+        <w:numPr>
+          <w:ilvl w:val="1"/>
+          <w:numId w:val="1"/>
+        </w:numPr>
+        <w:spacing w:after="0"/>
+      </w:pPr>
+      <w:r>
+        <w:rPr>
+          <w:rFonts w:ascii="Aptos" w:hAnsi="Aptos"/>
+          <w:color w:val="1A1A2E"/>
+        </w:rPr>
+        <w:t xml:space="preserve">Images of equipment where no abnormal thermal conditions were observed </w:t>
+      </w:r>
+    </w:p>
+    <w:p>
+      <w:pPr>
+        <w:numPr>
+          <w:ilvl w:val="0"/>
+          <w:numId w:val="1"/>
+        </w:numPr>
+        <w:spacing w:after="0"/>
+      </w:pPr>
+      <w:r>
+        <w:rPr>
+          <w:rFonts w:ascii="Aptos" w:hAnsi="Aptos"/>
+          <w:color w:val="1A1A2E"/>
+        </w:rPr>
+        <w:t xml:space="preserve">Organized file structure to support future reference, recordkeeping, and audit or compliance needs </w:t>
+      </w:r>
+    </w:p>
+    <w:p>
+      <w:r>
+        <w:rPr>
+          <w:rFonts w:ascii="Aptos" w:hAnsi="Aptos"/>
+          <w:color w:val="1A1A2E"/>
+        </w:rPr>
+        <w:lastRenderedPageBreak/>
+        <w:t xml:space="preserve">This supplemental repository ensures the customer retains full access to all collected infrared data without unnecessarily expanding the length or complexity of the formal report document. </w:t>
+      </w:r>
+    </w:p>
+    <w:p>
+      <w:pPr>
+        <w:outlineLvl w:val="1"/>
+        <w:rPr>
+          <w:sz w:val="28"/>
+          <w:szCs w:val="28"/>
+        </w:rPr>
+      </w:pPr>
+      <w:bookmarkStart w:id="8" w:name="_Toc226551258"/>
+      <w:r>
+        <w:rPr>
+          <w:rFonts w:ascii="Aptos" w:hAnsi="Aptos"/>
+          <w:b/>
+          <w:color w:val="9E1B32"/>
+          <w:sz w:val="28"/>
+          <w:szCs w:val="28"/>
+        </w:rPr>
+        <w:t>2</w:t>
+      </w:r>
+      <w:r>
+        <w:rPr>
+          <w:rFonts w:ascii="Aptos" w:hAnsi="Aptos"/>
+          <w:b/>
+          <w:color w:val="9E1B32"/>
+          <w:sz w:val="28"/>
+          <w:szCs w:val="28"/>
+        </w:rPr>
+        <w:t>.2.  Electronic Report Delivery</w:t>
+      </w:r>
+      <w:bookmarkEnd w:id="8"/>
+      <w:r>
+        <w:rPr>
+          <w:rFonts w:ascii="Aptos" w:hAnsi="Aptos"/>
+          <w:b/>
+          <w:color w:val="9E1B32"/>
+          <w:sz w:val="28"/>
+          <w:szCs w:val="28"/>
+        </w:rPr>
+        <w:t xml:space="preserve"> </w:t>
+      </w:r>
+    </w:p>
+    <w:p>
+      <w:pPr>
+        <w:numPr>
+          <w:ilvl w:val="0"/>
+          <w:numId w:val="1"/>
+        </w:numPr>
+        <w:spacing w:after="0"/>
+      </w:pPr>
+      <w:r>
+        <w:rPr>
+          <w:rFonts w:ascii="Aptos" w:hAnsi="Aptos"/>
+          <w:color w:val="1A1A2E"/>
+        </w:rPr>
+        <w:t xml:space="preserve">The final Infrared Inspection Report will be delivered digitally in PDF format or equivalent </w:t>
+      </w:r>
+    </w:p>
+    <w:p>
+      <w:pPr>
+        <w:numPr>
+          <w:ilvl w:val="0"/>
+          <w:numId w:val="1"/>
+        </w:numPr>
+        <w:spacing w:after="0"/>
+      </w:pPr>
+      <w:r>
+        <w:rPr>
+          <w:rFonts w:ascii="Aptos" w:hAnsi="Aptos"/>
+          <w:color w:val="1A1A2E"/>
+        </w:rPr>
+        <w:t>Access details for the supplemental thermal image repository will be provided concurrently</w:t>
+      </w:r>
+    </w:p>
+    <w:p>
+      <w:pPr>
+        <w:spacing w:after="0"/>
+      </w:pPr>
+    </w:p>
+    <w:p>
+      <w:pPr>
+        <w:outlineLvl w:val="1"/>
+        <w:rPr>
+          <w:sz w:val="28"/>
+          <w:szCs w:val="28"/>
+        </w:rPr>
+      </w:pPr>
+      <w:bookmarkStart w:id="9" w:name="_Toc226551259"/>
+      <w:r>
+        <w:rPr>
+          <w:rFonts w:ascii="Aptos" w:hAnsi="Aptos"/>
+          <w:b/>
+          <w:color w:val="9E1B32"/>
+          <w:sz w:val="28"/>
+          <w:szCs w:val="28"/>
+        </w:rPr>
+        <w:t>2</w:t>
+      </w:r>
+      <w:r>
+        <w:rPr>
+          <w:rFonts w:ascii="Aptos" w:hAnsi="Aptos"/>
+          <w:b/>
+          <w:color w:val="9E1B32"/>
+          <w:sz w:val="28"/>
+          <w:szCs w:val="28"/>
+        </w:rPr>
+        <w:t>.3.  Assumptions</w:t>
+      </w:r>
+      <w:bookmarkEnd w:id="9"/>
+    </w:p>
+    <w:p>
+      <w:pPr>
+        <w:numPr>
+          <w:ilvl w:val="0"/>
+          <w:numId w:val="1"/>
+        </w:numPr>
+        <w:spacing w:after="0"/>
+      </w:pPr>
+      <w:r>
+        <w:rPr>
+          <w:rFonts w:ascii="Aptos" w:hAnsi="Aptos"/>
+        </w:rPr>
+        <w:t xml:space="preserve">McNaughton-McKay (Mc-Mc) will perform all infrared image capture and field data collection activities. </w:t>
+      </w:r>
+      <w:r>
+        <w:rPr>
+          <w:rFonts w:ascii="Aptos" w:hAnsi="Aptos"/>
+        </w:rPr>
+        <w:t xml:space="preserve">Mc-Mc </w:t>
+      </w:r>
+      <w:r>
+        <w:rPr>
+          <w:rFonts w:ascii="Aptos" w:hAnsi="Aptos"/>
+        </w:rPr>
+        <w:t xml:space="preserve">will review and analyze the submitted thermal images and supporting information, develop the formal infrared inspection report in a turnkey fashion, and deliver the completed report to Mc-Mc for transmission to the end customer. The final report will be branded as a Mc-Mc document, incorporating Mc-Mc logos and formatting to maintain a consistent Mc-Mc look and feel. </w:t>
+      </w:r>
+    </w:p>
+    <w:p>
+      <w:pPr>
+        <w:numPr>
+          <w:ilvl w:val="0"/>
+          <w:numId w:val="1"/>
+        </w:numPr>
+        <w:spacing w:after="0"/>
+      </w:pPr>
+      <w:r>
+        <w:rPr>
+          <w:rFonts w:ascii="Aptos" w:hAnsi="Aptos"/>
+        </w:rPr>
+        <w:t>McNaughton-McKay will provide technical support as needed, including responding to questions related to image interpretation, report findings, and recommendations.</w:t>
+      </w:r>
+    </w:p>
+    <w:p>
+      <w:pPr>
+        <w:pStyle w:val="ListParagraph"/>
+        <w:numPr>
+          <w:ilvl w:val="0"/>
+          <w:numId w:val="1"/>
+        </w:numPr>
+        <w:rPr>
+          <w:rFonts w:ascii="Roboto" w:eastAsiaTheme="minorHAnsi" w:hAnsi="Roboto" w:cs="Roboto"/>
+          <w:color w:val="000000"/>
+          <w:spacing w:val="0"/>
+          <w:szCs w:val="22"/>
+          <w:lang w:eastAsia="en-US"/>
+        </w:rPr>
+      </w:pPr>
+      <w:r>
+        <w:rPr>
+          <w:rFonts w:ascii="Aptos" w:hAnsi="Aptos"/>
+          <w:color w:val="1A1A2E"/>
+        </w:rPr>
+        <w:t>Customer is on-site to meet with the McNaughton-McKay technician to facilitate the visit and</w:t>
+      </w:r>
+      <w:r>
+        <w:t xml:space="preserve"> </w:t>
+      </w:r>
+      <w:r>
+        <w:rPr>
+          <w:rFonts w:ascii="Aptos" w:hAnsi="Aptos"/>
+          <w:color w:val="1A1A2E"/>
+        </w:rPr>
+        <w:t>ensure ease of access to all required devices for thermal imaging scans.</w:t>
+      </w:r>
+    </w:p>
+    <w:p>
+      <w:pPr>
+        <w:pStyle w:val="ListParagraph"/>
+        <w:numPr>
+          <w:ilvl w:val="0"/>
+          <w:numId w:val="1"/>
+        </w:numPr>
+        <w:rPr>
+          <w:rFonts w:ascii="Aptos" w:eastAsiaTheme="minorHAnsi" w:hAnsi="Aptos" w:cs="Roboto"/>
+          <w:color w:val="000000"/>
+          <w:spacing w:val="0"/>
+          <w:szCs w:val="22"/>
+          <w:lang w:eastAsia="en-US"/>
+        </w:rPr>
+      </w:pPr>
+      <w:r>
+        <w:rPr>
+          <w:rFonts w:ascii="Aptos" w:eastAsiaTheme="minorHAnsi" w:hAnsi="Aptos" w:cs="Roboto"/>
+          <w:color w:val="000000"/>
+          <w:spacing w:val="0"/>
+          <w:szCs w:val="22"/>
+          <w:lang w:eastAsia="en-US"/>
+        </w:rPr>
+        <w:t>Areas that may have exposure to any known, expected, or suspicious environmental hazards, chemical agents, confined spaces or dangerous operational processes are excluded.</w:t>
+      </w:r>
+    </w:p>
+    <w:p>
+      <w:pPr>
+        <w:spacing w:after="0"/>
+        <w:jc w:val="both"/>
+        <w:outlineLvl w:val="0"/>
+        <w:rPr>
+          <w:rFonts w:ascii="Aptos Narrow" w:hAnsi="Aptos Narrow" w:cs="Arial"/>
+        </w:rPr>
+      </w:pPr>
+      <w:bookmarkStart w:id="10" w:name="_tocs4"/>
+      <w:bookmarkStart w:id="11" w:name="_Toc226551260"/>
       <w:r>
         <w:rPr>
           <w:rFonts w:ascii="Aptos" w:hAnsi="Aptos"/>
@@ -3457,9 +3615,8 @@
           <w:sz w:val="32"/>
           <w:szCs w:val="32"/>
         </w:rPr>
-        <w:t>2</w:t>
+        <w:t>3</w:t>
       </w:r>
-      <w:proofErr w:type="gramStart"/>
       <w:r>
         <w:rPr>
           <w:rFonts w:ascii="Aptos" w:hAnsi="Aptos"/>
@@ -3479,9 +3636,75 @@
           <w:sz w:val="32"/>
           <w:szCs w:val="32"/>
         </w:rPr>
-        <w:t>Scope</w:t>
+        <w:t>Schedule</w:t>
       </w:r>
-      <w:proofErr w:type="gramEnd"/>
+      <w:bookmarkEnd w:id="10"/>
+      <w:bookmarkEnd w:id="11"/>
+    </w:p>
+    <w:p>
+      <w:r>
+        <w:rPr>
+          <w:rFonts w:ascii="Aptos" w:hAnsi="Aptos"/>
+          <w:color w:val="1A1A2E"/>
+        </w:rPr>
+        <w:t xml:space="preserve">On-site work </w:t>
+      </w:r>
+      <w:r>
+        <w:rPr>
+          <w:rFonts w:ascii="Aptos" w:hAnsi="Aptos"/>
+          <w:color w:val="1A1A2E"/>
+        </w:rPr>
+        <w:t>is to</w:t>
+      </w:r>
+      <w:r>
+        <w:rPr>
+          <w:rFonts w:ascii="Aptos" w:hAnsi="Aptos"/>
+          <w:color w:val="1A1A2E"/>
+        </w:rPr>
+        <w:t xml:space="preserve"> be scheduled at a mutually agreed upon time following receival of purchase order and with 3-4</w:t>
+      </w:r>
+      <w:r>
+        <w:t xml:space="preserve"> </w:t>
+      </w:r>
+      <w:r>
+        <w:rPr>
+          <w:rFonts w:ascii="Aptos" w:hAnsi="Aptos"/>
+          <w:color w:val="1A1A2E"/>
+        </w:rPr>
+        <w:t>business weeks’ notice preferred.</w:t>
+      </w:r>
+    </w:p>
+    <w:p>
+      <w:pPr>
+        <w:spacing w:after="0"/>
+        <w:jc w:val="both"/>
+        <w:outlineLvl w:val="0"/>
+        <w:rPr>
+          <w:rFonts w:ascii="Aptos Narrow" w:hAnsi="Aptos Narrow" w:cs="Arial"/>
+        </w:rPr>
+      </w:pPr>
+      <w:bookmarkStart w:id="12" w:name="_tocs5"/>
+      <w:bookmarkStart w:id="13" w:name="_Toc226551261"/>
+      <w:r>
+        <w:rPr>
+          <w:rFonts w:ascii="Aptos" w:hAnsi="Aptos"/>
+          <w:b/>
+          <w:color w:val="9E1B32"/>
+          <w:sz w:val="32"/>
+          <w:szCs w:val="32"/>
+        </w:rPr>
+        <w:t>4</w:t>
+      </w:r>
+      <w:r>
+        <w:rPr>
+          <w:rFonts w:ascii="Aptos" w:hAnsi="Aptos"/>
+          <w:b/>
+          <w:color w:val="9E1B32"/>
+          <w:sz w:val="32"/>
+          <w:szCs w:val="32"/>
+        </w:rPr>
+        <w:t xml:space="preserve">.  </w:t>
+      </w:r>
       <w:r>
         <w:rPr>
           <w:rFonts w:ascii="Aptos" w:eastAsia="Aptos" w:hAnsi="Aptos" w:cs="Aptos"/>
@@ -3491,555 +3714,223 @@
           <w:sz w:val="32"/>
           <w:szCs w:val="32"/>
         </w:rPr>
-        <w:t xml:space="preserve"> of Work</w:t>
+        <w:t>Customer Responsibilities</w:t>
       </w:r>
-      <w:bookmarkEnd w:id="4"/>
-      <w:bookmarkEnd w:id="5"/>
+      <w:bookmarkEnd w:id="12"/>
+      <w:bookmarkEnd w:id="13"/>
     </w:p>
     <w:p>
-      <w:r>
+      <w:pPr>
+        <w:pStyle w:val="ListParagraph"/>
+        <w:numPr>
+          <w:ilvl w:val="0"/>
+          <w:numId w:val="17"/>
+        </w:numPr>
         <w:rPr>
           <w:rFonts w:ascii="Aptos" w:hAnsi="Aptos"/>
           <w:color w:val="1A1A2E"/>
         </w:rPr>
-        <w:t>McNaughton-McKay Electric Company (Mc-Mc) will perform infrared thermographic data collection using trained personnel and calibrated equipment. Panels that present a problem will have images taken to be for post-processing, analysis, and formal infrared inspection report development services.</w:t>
+      </w:pPr>
+      <w:r>
+        <w:rPr>
+          <w:rFonts w:ascii="Aptos" w:hAnsi="Aptos"/>
+          <w:color w:val="1A1A2E"/>
+        </w:rPr>
+        <w:t>Customer will</w:t>
+      </w:r>
+      <w:r>
+        <w:rPr>
+          <w:rFonts w:ascii="Aptos" w:hAnsi="Aptos"/>
+          <w:color w:val="1A1A2E"/>
+        </w:rPr>
+        <w:t xml:space="preserve"> supply field personnel with the proper disposable PPE as defined by the plant safety regulations (i.e. ear plugs, hair nets, hard hats etc.)</w:t>
       </w:r>
     </w:p>
     <w:p>
-      <w:r>
+      <w:pPr>
+        <w:pStyle w:val="ListParagraph"/>
+        <w:numPr>
+          <w:ilvl w:val="0"/>
+          <w:numId w:val="17"/>
+        </w:numPr>
         <w:rPr>
           <w:rFonts w:ascii="Aptos" w:hAnsi="Aptos"/>
           <w:color w:val="1A1A2E"/>
         </w:rPr>
-        <w:t xml:space="preserve">McNaughton-McKay will compile a formal Infrared Inspection Report documenting the results of the infrared scanning activities performed. The report will include: </w:t>
+      </w:pPr>
+      <w:r>
+        <w:rPr>
+          <w:rFonts w:ascii="Aptos" w:hAnsi="Aptos"/>
+          <w:color w:val="1A1A2E"/>
+        </w:rPr>
+        <w:t>Should supply plant safety training and orientation to field personnel before the data collection process begins.</w:t>
       </w:r>
     </w:p>
     <w:p>
       <w:pPr>
+        <w:pStyle w:val="ListParagraph"/>
         <w:numPr>
           <w:ilvl w:val="0"/>
-          <w:numId w:val="1"/>
+          <w:numId w:val="17"/>
         </w:numPr>
-        <w:spacing w:after="0"/>
-      </w:pPr>
-      <w:r>
         <w:rPr>
           <w:rFonts w:ascii="Aptos" w:hAnsi="Aptos"/>
           <w:color w:val="1A1A2E"/>
         </w:rPr>
-        <w:t xml:space="preserve">Comprehensive Equipment Inventory </w:t>
+      </w:pPr>
+      <w:r>
+        <w:rPr>
+          <w:rFonts w:ascii="Aptos" w:hAnsi="Aptos"/>
+          <w:color w:val="1A1A2E"/>
+        </w:rPr>
+        <w:t>During the data collection process, field personnel will work with minimal impact to plant production and to the client’s staff. It may, however, be necessary to shut off power to equipment that is deemed to be hazardous.</w:t>
       </w:r>
     </w:p>
     <w:p>
       <w:pPr>
+        <w:pStyle w:val="ListParagraph"/>
         <w:numPr>
-          <w:ilvl w:val="1"/>
-          <w:numId w:val="1"/>
+          <w:ilvl w:val="0"/>
+          <w:numId w:val="17"/>
         </w:numPr>
-        <w:spacing w:after="0"/>
-      </w:pPr>
-      <w:r>
         <w:rPr>
           <w:rFonts w:ascii="Aptos" w:hAnsi="Aptos"/>
           <w:color w:val="1A1A2E"/>
         </w:rPr>
-        <w:t xml:space="preserve">A tabular listing of all electrical equipment scanned during the infrared inspection </w:t>
+      </w:pPr>
+      <w:r>
+        <w:rPr>
+          <w:rFonts w:ascii="Aptos" w:hAnsi="Aptos"/>
+          <w:color w:val="1A1A2E"/>
+        </w:rPr>
+        <w:t>A confidentiality agreement can be supplied to the client or client may provide their own.</w:t>
       </w:r>
     </w:p>
     <w:p>
       <w:pPr>
+        <w:pStyle w:val="ListParagraph"/>
         <w:numPr>
-          <w:ilvl w:val="1"/>
-          <w:numId w:val="1"/>
+          <w:ilvl w:val="0"/>
+          <w:numId w:val="17"/>
         </w:numPr>
-        <w:spacing w:after="0"/>
-      </w:pPr>
-      <w:r>
         <w:rPr>
           <w:rFonts w:ascii="Aptos" w:hAnsi="Aptos"/>
           <w:color w:val="1A1A2E"/>
         </w:rPr>
-        <w:t xml:space="preserve">Identification of equipment with detected thermal anomalies versus equipment with no observed issues </w:t>
+      </w:pPr>
+      <w:r>
+        <w:rPr>
+          <w:rFonts w:ascii="Aptos" w:hAnsi="Aptos"/>
+          <w:color w:val="1A1A2E"/>
+        </w:rPr>
+        <w:t>To provide all reasonable support requested to permit the safe and effective performance of services.</w:t>
       </w:r>
     </w:p>
     <w:p>
       <w:pPr>
+        <w:pStyle w:val="ListParagraph"/>
         <w:numPr>
           <w:ilvl w:val="0"/>
-          <w:numId w:val="1"/>
+          <w:numId w:val="17"/>
         </w:numPr>
-        <w:spacing w:after="0"/>
-      </w:pPr>
-      <w:r>
         <w:rPr>
           <w:rFonts w:ascii="Aptos" w:hAnsi="Aptos"/>
           <w:color w:val="1A1A2E"/>
         </w:rPr>
-        <w:t xml:space="preserve">Thermal Anomaly Documentation </w:t>
+      </w:pPr>
+      <w:r>
+        <w:rPr>
+          <w:rFonts w:ascii="Aptos" w:hAnsi="Aptos"/>
+          <w:color w:val="1A1A2E"/>
+        </w:rPr>
+        <w:t>To provide an accurate list of machinery and equipment; including machine name, ID/Serial or Asset number and the department name in which each machine resides.</w:t>
       </w:r>
     </w:p>
     <w:p>
       <w:pPr>
+        <w:pStyle w:val="ListParagraph"/>
         <w:numPr>
-          <w:ilvl w:val="1"/>
-          <w:numId w:val="1"/>
+          <w:ilvl w:val="0"/>
+          <w:numId w:val="17"/>
         </w:numPr>
-        <w:spacing w:after="0"/>
-      </w:pPr>
-      <w:r>
         <w:rPr>
           <w:rFonts w:ascii="Aptos" w:hAnsi="Aptos"/>
           <w:color w:val="1A1A2E"/>
         </w:rPr>
-        <w:t xml:space="preserve">Thermal images and supporting information only for equipment where abnormal thermal conditions or anomalies were identified </w:t>
+      </w:pPr>
+      <w:r>
+        <w:rPr>
+          <w:rFonts w:ascii="Aptos" w:hAnsi="Aptos"/>
+          <w:color w:val="1A1A2E"/>
+        </w:rPr>
+        <w:lastRenderedPageBreak/>
+        <w:t>To provide an individual authorized to act as a single point of contact to schedule activities as requested; provide documents and have questions answered in a timely manner.</w:t>
       </w:r>
     </w:p>
     <w:p>
       <w:pPr>
+        <w:pStyle w:val="ListParagraph"/>
         <w:numPr>
-          <w:ilvl w:val="1"/>
-          <w:numId w:val="1"/>
+          <w:ilvl w:val="0"/>
+          <w:numId w:val="17"/>
         </w:numPr>
-        <w:spacing w:after="0"/>
+        <w:rPr>
+          <w:rFonts w:ascii="Aptos" w:hAnsi="Aptos"/>
+          <w:b/>
+          <w:bCs/>
+          <w:color w:val="1A1A2E"/>
+        </w:rPr>
       </w:pPr>
       <w:r>
         <w:rPr>
           <w:rFonts w:ascii="Aptos" w:hAnsi="Aptos"/>
+          <w:b/>
+          <w:bCs/>
           <w:color w:val="1A1A2E"/>
         </w:rPr>
-        <w:t xml:space="preserve">Annotated thermal images with relevant temperature readings and observations </w:t>
+        <w:t>Shall provide one qualified persons who are familiar with the plant to locate and identify all applicable machinery and equipment. These persons should be available at all times during the data collection process.</w:t>
       </w:r>
     </w:p>
     <w:p>
       <w:pPr>
+        <w:pStyle w:val="ListParagraph"/>
         <w:numPr>
-          <w:ilvl w:val="1"/>
-          <w:numId w:val="1"/>
+          <w:ilvl w:val="0"/>
+          <w:numId w:val="17"/>
         </w:numPr>
-        <w:spacing w:after="0"/>
-      </w:pPr>
-      <w:r>
         <w:rPr>
           <w:rFonts w:ascii="Aptos" w:hAnsi="Aptos"/>
           <w:color w:val="1A1A2E"/>
         </w:rPr>
-        <w:t xml:space="preserve">Clear identification of observed issues (e.g., hotspots, abnormal temperature differentials, loose connections, overload indicators, etc.) </w:t>
+      </w:pPr>
+      <w:r>
+        <w:rPr>
+          <w:rFonts w:ascii="Aptos" w:hAnsi="Aptos"/>
+          <w:color w:val="1A1A2E"/>
+        </w:rPr>
+        <w:t>To provide identification badges, access permissions, and escorts to permit the performance of any task required on-site.</w:t>
       </w:r>
     </w:p>
     <w:p>
       <w:pPr>
-        <w:numPr>
-          <w:ilvl w:val="0"/>
-          <w:numId w:val="1"/>
-        </w:numPr>
-        <w:spacing w:after="0"/>
-      </w:pPr>
-      <w:r>
-        <w:rPr>
-          <w:rFonts w:ascii="Aptos" w:hAnsi="Aptos"/>
-          <w:color w:val="1A1A2E"/>
-        </w:rPr>
-        <w:t xml:space="preserve">Corrective Action &amp; Maintenance Recommendations </w:t>
-      </w:r>
-    </w:p>
-    <w:p>
-      <w:pPr>
-        <w:numPr>
-          <w:ilvl w:val="1"/>
-          <w:numId w:val="1"/>
-        </w:numPr>
-        <w:spacing w:after="0"/>
-      </w:pPr>
-      <w:r>
-        <w:rPr>
-          <w:rFonts w:ascii="Aptos" w:hAnsi="Aptos"/>
-          <w:color w:val="1A1A2E"/>
-        </w:rPr>
-        <w:t xml:space="preserve">Concise recommended corrective actions for each identified anomaly </w:t>
-      </w:r>
-    </w:p>
-    <w:p>
-      <w:pPr>
-        <w:numPr>
-          <w:ilvl w:val="1"/>
-          <w:numId w:val="1"/>
-        </w:numPr>
-        <w:spacing w:after="0"/>
-      </w:pPr>
-      <w:r>
-        <w:rPr>
-          <w:rFonts w:ascii="Aptos" w:hAnsi="Aptos"/>
-          <w:color w:val="1A1A2E"/>
-        </w:rPr>
-        <w:t>Practical maintenance suggestions aligned with industry best practices to mitigate risk and prevent recurrence</w:t>
-      </w:r>
-    </w:p>
-    <w:p>
-      <w:pPr>
-        <w:spacing w:after="0"/>
-      </w:pPr>
-    </w:p>
-    <w:p>
-      <w:r>
-        <w:rPr>
-          <w:rFonts w:ascii="Aptos" w:hAnsi="Aptos"/>
-          <w:i/>
-          <w:color w:val="1A1A2E"/>
-        </w:rPr>
-        <w:t>Note: To ensure clarity and usability, the formal report will not include thermal images for equipment where no thermal anomalies were detected. This approach allows the report to remain concise and focused on actionable findings.</w:t>
-      </w:r>
-      <w:bookmarkStart w:id="6" w:name="_Toc226551257"/>
-    </w:p>
-    <w:p>
-      <w:pPr>
-        <w:outlineLvl w:val="1"/>
-        <w:rPr>
-          <w:sz w:val="28"/>
-          <w:szCs w:val="28"/>
-        </w:rPr>
-      </w:pPr>
-      <w:r>
-        <w:rPr>
-          <w:rFonts w:ascii="Aptos" w:hAnsi="Aptos"/>
-          <w:b/>
-          <w:color w:val="9E1B32"/>
-          <w:sz w:val="28"/>
-          <w:szCs w:val="28"/>
-        </w:rPr>
-        <w:t>2</w:t>
-      </w:r>
-      <w:r>
-        <w:rPr>
-          <w:rFonts w:ascii="Aptos" w:hAnsi="Aptos"/>
-          <w:b/>
-          <w:color w:val="9E1B32"/>
-          <w:sz w:val="28"/>
-          <w:szCs w:val="28"/>
-        </w:rPr>
-        <w:t>.1.  Supplemental Thermal Image Repository</w:t>
-      </w:r>
-      <w:bookmarkEnd w:id="6"/>
-    </w:p>
-    <w:p>
-      <w:r>
-        <w:rPr>
-          <w:rFonts w:ascii="Aptos" w:hAnsi="Aptos"/>
-          <w:color w:val="1A1A2E"/>
-        </w:rPr>
-        <w:t xml:space="preserve">In addition to the formal report, </w:t>
-      </w:r>
-      <w:r>
-        <w:rPr>
-          <w:rFonts w:ascii="Aptos" w:hAnsi="Aptos"/>
-          <w:color w:val="1A1A2E"/>
-        </w:rPr>
-        <w:t>McNaughton-McKay</w:t>
-      </w:r>
-      <w:r>
-        <w:rPr>
-          <w:rFonts w:ascii="Aptos" w:hAnsi="Aptos"/>
-          <w:color w:val="1A1A2E"/>
-        </w:rPr>
-        <w:t xml:space="preserve"> will provide a secure electronic file share or digital repository containing: </w:t>
-      </w:r>
-    </w:p>
-    <w:p>
-      <w:pPr>
-        <w:numPr>
-          <w:ilvl w:val="0"/>
-          <w:numId w:val="1"/>
-        </w:numPr>
-        <w:spacing w:after="0"/>
-      </w:pPr>
-      <w:r>
-        <w:rPr>
-          <w:rFonts w:ascii="Aptos" w:hAnsi="Aptos"/>
-          <w:color w:val="1A1A2E"/>
-        </w:rPr>
-        <w:t xml:space="preserve">All infrared images collected during the inspection, including: </w:t>
-      </w:r>
-    </w:p>
-    <w:p>
-      <w:pPr>
-        <w:numPr>
-          <w:ilvl w:val="1"/>
-          <w:numId w:val="1"/>
-        </w:numPr>
-        <w:spacing w:after="0"/>
-      </w:pPr>
-      <w:r>
-        <w:rPr>
-          <w:rFonts w:ascii="Aptos" w:hAnsi="Aptos"/>
-          <w:color w:val="1A1A2E"/>
-        </w:rPr>
-        <w:t xml:space="preserve">Images associated with identified thermal anomalies </w:t>
-      </w:r>
-    </w:p>
-    <w:p>
-      <w:pPr>
-        <w:numPr>
-          <w:ilvl w:val="1"/>
-          <w:numId w:val="1"/>
-        </w:numPr>
-        <w:spacing w:after="0"/>
-      </w:pPr>
-      <w:r>
-        <w:rPr>
-          <w:rFonts w:ascii="Aptos" w:hAnsi="Aptos"/>
-          <w:color w:val="1A1A2E"/>
-        </w:rPr>
-        <w:t xml:space="preserve">Images of equipment where no abnormal thermal conditions were observed </w:t>
-      </w:r>
-    </w:p>
-    <w:p>
-      <w:pPr>
-        <w:numPr>
-          <w:ilvl w:val="0"/>
-          <w:numId w:val="1"/>
-        </w:numPr>
-        <w:spacing w:after="0"/>
-      </w:pPr>
-      <w:r>
-        <w:rPr>
-          <w:rFonts w:ascii="Aptos" w:hAnsi="Aptos"/>
-          <w:color w:val="1A1A2E"/>
-        </w:rPr>
-        <w:t xml:space="preserve">Organized file structure to support future reference, recordkeeping, and audit or compliance needs </w:t>
-      </w:r>
-    </w:p>
-    <w:p>
-      <w:r>
-        <w:rPr>
-          <w:rFonts w:ascii="Aptos" w:hAnsi="Aptos"/>
-          <w:color w:val="1A1A2E"/>
-        </w:rPr>
-        <w:lastRenderedPageBreak/>
-        <w:t xml:space="preserve">This supplemental repository ensures the customer retains full access to all collected infrared data without unnecessarily expanding the length or complexity of the formal report document. </w:t>
-      </w:r>
-    </w:p>
-    <w:p>
-      <w:pPr>
-        <w:outlineLvl w:val="1"/>
-        <w:rPr>
-          <w:sz w:val="28"/>
-          <w:szCs w:val="28"/>
-        </w:rPr>
-      </w:pPr>
-      <w:bookmarkStart w:id="7" w:name="_Toc226551258"/>
-      <w:r>
-        <w:rPr>
-          <w:rFonts w:ascii="Aptos" w:hAnsi="Aptos"/>
-          <w:b/>
-          <w:color w:val="9E1B32"/>
-          <w:sz w:val="28"/>
-          <w:szCs w:val="28"/>
-        </w:rPr>
-        <w:t>2</w:t>
-      </w:r>
-      <w:r>
-        <w:rPr>
-          <w:rFonts w:ascii="Aptos" w:hAnsi="Aptos"/>
-          <w:b/>
-          <w:color w:val="9E1B32"/>
-          <w:sz w:val="28"/>
-          <w:szCs w:val="28"/>
-        </w:rPr>
-        <w:t>.2.  Electronic Report Delivery</w:t>
-      </w:r>
-      <w:bookmarkEnd w:id="7"/>
-      <w:r>
-        <w:rPr>
-          <w:rFonts w:ascii="Aptos" w:hAnsi="Aptos"/>
-          <w:b/>
-          <w:color w:val="9E1B32"/>
-          <w:sz w:val="28"/>
-          <w:szCs w:val="28"/>
-        </w:rPr>
-        <w:t xml:space="preserve"> </w:t>
-      </w:r>
-    </w:p>
-    <w:p>
-      <w:pPr>
-        <w:numPr>
-          <w:ilvl w:val="0"/>
-          <w:numId w:val="1"/>
-        </w:numPr>
-        <w:spacing w:after="0"/>
-      </w:pPr>
-      <w:r>
-        <w:rPr>
-          <w:rFonts w:ascii="Aptos" w:hAnsi="Aptos"/>
-          <w:color w:val="1A1A2E"/>
-        </w:rPr>
-        <w:t xml:space="preserve">The final Infrared Inspection Report will be delivered digitally in PDF format or equivalent </w:t>
-      </w:r>
-    </w:p>
-    <w:p>
-      <w:pPr>
-        <w:numPr>
-          <w:ilvl w:val="0"/>
-          <w:numId w:val="1"/>
-        </w:numPr>
-        <w:spacing w:after="0"/>
-      </w:pPr>
-      <w:r>
-        <w:rPr>
-          <w:rFonts w:ascii="Aptos" w:hAnsi="Aptos"/>
-          <w:color w:val="1A1A2E"/>
-        </w:rPr>
-        <w:t>Access details for the supplemental thermal image repository will be provided concurrently</w:t>
-      </w:r>
-    </w:p>
-    <w:p>
-      <w:pPr>
-        <w:spacing w:after="0"/>
-      </w:pPr>
-    </w:p>
-    <w:p>
-      <w:pPr>
-        <w:outlineLvl w:val="1"/>
-        <w:rPr>
-          <w:sz w:val="28"/>
-          <w:szCs w:val="28"/>
-        </w:rPr>
-      </w:pPr>
-      <w:bookmarkStart w:id="8" w:name="_Toc226551259"/>
-      <w:r>
-        <w:rPr>
-          <w:rFonts w:ascii="Aptos" w:hAnsi="Aptos"/>
-          <w:b/>
-          <w:color w:val="9E1B32"/>
-          <w:sz w:val="28"/>
-          <w:szCs w:val="28"/>
-        </w:rPr>
-        <w:t>2</w:t>
-      </w:r>
-      <w:r>
-        <w:rPr>
-          <w:rFonts w:ascii="Aptos" w:hAnsi="Aptos"/>
-          <w:b/>
-          <w:color w:val="9E1B32"/>
-          <w:sz w:val="28"/>
-          <w:szCs w:val="28"/>
-        </w:rPr>
-        <w:t>.3.  Assumptions</w:t>
-      </w:r>
-      <w:bookmarkEnd w:id="8"/>
-    </w:p>
-    <w:p>
-      <w:pPr>
-        <w:numPr>
-          <w:ilvl w:val="0"/>
-          <w:numId w:val="1"/>
-        </w:numPr>
-        <w:spacing w:after="0"/>
-      </w:pPr>
-      <w:r>
-        <w:rPr>
-          <w:rFonts w:ascii="Aptos" w:hAnsi="Aptos"/>
-        </w:rPr>
-        <w:t xml:space="preserve">McNaughton-McKay (Mc-Mc) will perform all infrared image capture and field data collection activities. </w:t>
-      </w:r>
-      <w:r>
-        <w:rPr>
-          <w:rFonts w:ascii="Aptos" w:hAnsi="Aptos"/>
-        </w:rPr>
-        <w:t xml:space="preserve">Mc-Mc </w:t>
-      </w:r>
-      <w:r>
-        <w:rPr>
-          <w:rFonts w:ascii="Aptos" w:hAnsi="Aptos"/>
-        </w:rPr>
-        <w:t xml:space="preserve">will review and analyze the submitted thermal images and supporting information, develop the formal infrared inspection report in a turnkey fashion, and deliver the completed report to Mc-Mc for transmission to the end customer. The final report will be branded as </w:t>
-      </w:r>
-      <w:proofErr w:type="gramStart"/>
-      <w:r>
-        <w:rPr>
-          <w:rFonts w:ascii="Aptos" w:hAnsi="Aptos"/>
-        </w:rPr>
-        <w:t>a Mc</w:t>
-      </w:r>
-      <w:proofErr w:type="gramEnd"/>
-      <w:r>
-        <w:rPr>
-          <w:rFonts w:ascii="Aptos" w:hAnsi="Aptos"/>
-        </w:rPr>
-        <w:t xml:space="preserve">-Mc document, incorporating Mc-Mc logos and formatting to maintain a consistent Mc-Mc look and feel. </w:t>
-      </w:r>
-    </w:p>
-    <w:p>
-      <w:pPr>
-        <w:numPr>
-          <w:ilvl w:val="0"/>
-          <w:numId w:val="1"/>
-        </w:numPr>
-        <w:spacing w:after="0"/>
-      </w:pPr>
-      <w:r>
-        <w:rPr>
-          <w:rFonts w:ascii="Aptos" w:hAnsi="Aptos"/>
-        </w:rPr>
-        <w:t>McNaughton-McKay will provide technical support as needed, including responding to questions related to image interpretation, report findings, and recommendations.</w:t>
-      </w:r>
-    </w:p>
-    <w:p>
-      <w:pPr>
         <w:pStyle w:val="ListParagraph"/>
         <w:numPr>
           <w:ilvl w:val="0"/>
-          <w:numId w:val="1"/>
+          <w:numId w:val="17"/>
         </w:numPr>
-        <w:rPr>
-          <w:rFonts w:ascii="Roboto" w:eastAsiaTheme="minorHAnsi" w:hAnsi="Roboto" w:cs="Roboto"/>
-          <w:color w:val="000000"/>
-          <w:spacing w:val="0"/>
-          <w:szCs w:val="22"/>
-          <w:lang w:eastAsia="en-US"/>
-        </w:rPr>
-      </w:pPr>
-      <w:r>
         <w:rPr>
           <w:rFonts w:ascii="Aptos" w:hAnsi="Aptos"/>
           <w:color w:val="1A1A2E"/>
         </w:rPr>
-        <w:t>Customer is on-site to meet with the McNaughton-McKay technician to facilitate the visit and</w:t>
-      </w:r>
-      <w:r>
-        <w:t xml:space="preserve"> </w:t>
-      </w:r>
+      </w:pPr>
       <w:r>
         <w:rPr>
           <w:rFonts w:ascii="Aptos" w:hAnsi="Aptos"/>
           <w:color w:val="1A1A2E"/>
         </w:rPr>
-        <w:t>ensure ease of access to all required devices for thermal imaging scans.</w:t>
+        <w:t>To provide contact information, including telephone numbers, for the following services nearest the work site: doctor, hospital, medical burn center, ambulance, fire department, and police department.</w:t>
       </w:r>
-    </w:p>
-    <w:p>
-      <w:pPr>
-        <w:pStyle w:val="ListParagraph"/>
-        <w:numPr>
-          <w:ilvl w:val="0"/>
-          <w:numId w:val="1"/>
-        </w:numPr>
-        <w:rPr>
-          <w:rFonts w:ascii="Aptos" w:eastAsiaTheme="minorHAnsi" w:hAnsi="Aptos" w:cs="Roboto"/>
-          <w:color w:val="000000"/>
-          <w:spacing w:val="0"/>
-          <w:szCs w:val="22"/>
-          <w:lang w:eastAsia="en-US"/>
-        </w:rPr>
-      </w:pPr>
-      <w:r>
-        <w:rPr>
-          <w:rFonts w:ascii="Aptos" w:eastAsiaTheme="minorHAnsi" w:hAnsi="Aptos" w:cs="Roboto"/>
-          <w:color w:val="000000"/>
-          <w:spacing w:val="0"/>
-          <w:szCs w:val="22"/>
-          <w:lang w:eastAsia="en-US"/>
-        </w:rPr>
-        <w:t>Areas that may have exposure to any known, expected, or suspicious environmental hazards, chemical agents, confined spaces or dangerous operational processes are excluded.</w:t>
-      </w:r>
+      <w:bookmarkStart w:id="14" w:name="_tocs6"/>
     </w:p>
     <w:p>
       <w:pPr>
@@ -4050,8 +3941,7 @@
           <w:rFonts w:ascii="Aptos Narrow" w:hAnsi="Aptos Narrow" w:cs="Arial"/>
         </w:rPr>
       </w:pPr>
-      <w:bookmarkStart w:id="9" w:name="_tocs4"/>
-      <w:bookmarkStart w:id="10" w:name="_Toc226551260"/>
+      <w:bookmarkStart w:id="15" w:name="_Toc226551262"/>
       <w:r>
         <w:rPr>
           <w:rFonts w:ascii="Aptos" w:hAnsi="Aptos"/>
@@ -4060,9 +3950,8 @@
           <w:sz w:val="32"/>
           <w:szCs w:val="32"/>
         </w:rPr>
-        <w:t>3</w:t>
+        <w:t>5</w:t>
       </w:r>
-      <w:proofErr w:type="gramStart"/>
       <w:r>
         <w:rPr>
           <w:rFonts w:ascii="Aptos" w:hAnsi="Aptos"/>
@@ -4082,462 +3971,10 @@
           <w:sz w:val="32"/>
           <w:szCs w:val="32"/>
         </w:rPr>
-        <w:t>Schedule</w:t>
-      </w:r>
-      <w:bookmarkEnd w:id="9"/>
-      <w:bookmarkEnd w:id="10"/>
-      <w:proofErr w:type="gramEnd"/>
-    </w:p>
-    <w:p>
-      <w:r>
-        <w:rPr>
-          <w:rFonts w:ascii="Aptos" w:hAnsi="Aptos"/>
-          <w:color w:val="1A1A2E"/>
-        </w:rPr>
-        <w:t xml:space="preserve">On-site work </w:t>
-      </w:r>
-      <w:r>
-        <w:rPr>
-          <w:rFonts w:ascii="Aptos" w:hAnsi="Aptos"/>
-          <w:color w:val="1A1A2E"/>
-        </w:rPr>
-        <w:t>is to</w:t>
-      </w:r>
-      <w:r>
-        <w:rPr>
-          <w:rFonts w:ascii="Aptos" w:hAnsi="Aptos"/>
-          <w:color w:val="1A1A2E"/>
-        </w:rPr>
-        <w:t xml:space="preserve"> be scheduled at a mutually agreed upon time following receival of purchase order and with 3-4</w:t>
-      </w:r>
-      <w:r>
-        <w:t xml:space="preserve"> </w:t>
-      </w:r>
-      <w:r>
-        <w:rPr>
-          <w:rFonts w:ascii="Aptos" w:hAnsi="Aptos"/>
-          <w:color w:val="1A1A2E"/>
-        </w:rPr>
-        <w:t>business weeks’ notice preferred.</w:t>
-      </w:r>
-    </w:p>
-    <w:p>
-      <w:pPr>
-        <w:spacing w:after="0"/>
-        <w:jc w:val="both"/>
-        <w:outlineLvl w:val="0"/>
-        <w:rPr>
-          <w:rFonts w:ascii="Aptos Narrow" w:hAnsi="Aptos Narrow" w:cs="Arial"/>
-        </w:rPr>
-      </w:pPr>
-      <w:bookmarkStart w:id="11" w:name="_tocs5"/>
-      <w:bookmarkStart w:id="12" w:name="_Toc226551261"/>
-      <w:r>
-        <w:rPr>
-          <w:rFonts w:ascii="Aptos" w:hAnsi="Aptos"/>
-          <w:b/>
-          <w:color w:val="9E1B32"/>
-          <w:sz w:val="32"/>
-          <w:szCs w:val="32"/>
-        </w:rPr>
-        <w:t>4</w:t>
-      </w:r>
-      <w:proofErr w:type="gramStart"/>
-      <w:r>
-        <w:rPr>
-          <w:rFonts w:ascii="Aptos" w:hAnsi="Aptos"/>
-          <w:b/>
-          <w:color w:val="9E1B32"/>
-          <w:sz w:val="32"/>
-          <w:szCs w:val="32"/>
-        </w:rPr>
-        <w:t xml:space="preserve">.  </w:t>
-      </w:r>
-      <w:r>
-        <w:rPr>
-          <w:rFonts w:ascii="Aptos" w:eastAsia="Aptos" w:hAnsi="Aptos" w:cs="Aptos"/>
-          <w:b/>
-          <w:bCs/>
-          <w:color w:val="9E1B32"/>
-          <w:sz w:val="32"/>
-          <w:szCs w:val="32"/>
-        </w:rPr>
-        <w:t>Customer</w:t>
-      </w:r>
-      <w:proofErr w:type="gramEnd"/>
-      <w:r>
-        <w:rPr>
-          <w:rFonts w:ascii="Aptos" w:eastAsia="Aptos" w:hAnsi="Aptos" w:cs="Aptos"/>
-          <w:b/>
-          <w:bCs/>
-          <w:color w:val="9E1B32"/>
-          <w:sz w:val="32"/>
-          <w:szCs w:val="32"/>
-        </w:rPr>
-        <w:t xml:space="preserve"> Responsibilities</w:t>
-      </w:r>
-      <w:bookmarkEnd w:id="11"/>
-      <w:bookmarkEnd w:id="12"/>
-    </w:p>
-    <w:p>
-      <w:pPr>
-        <w:pStyle w:val="ListParagraph"/>
-        <w:numPr>
-          <w:ilvl w:val="0"/>
-          <w:numId w:val="17"/>
-        </w:numPr>
-        <w:rPr>
-          <w:rFonts w:ascii="Aptos" w:hAnsi="Aptos"/>
-          <w:color w:val="1A1A2E"/>
-        </w:rPr>
-      </w:pPr>
-      <w:proofErr w:type="gramStart"/>
-      <w:r>
-        <w:rPr>
-          <w:rFonts w:ascii="Aptos" w:hAnsi="Aptos"/>
-          <w:color w:val="1A1A2E"/>
-        </w:rPr>
-        <w:t>Customer</w:t>
-      </w:r>
-      <w:proofErr w:type="gramEnd"/>
-      <w:r>
-        <w:rPr>
-          <w:rFonts w:ascii="Aptos" w:hAnsi="Aptos"/>
-          <w:color w:val="1A1A2E"/>
-        </w:rPr>
-        <w:t xml:space="preserve"> will</w:t>
-      </w:r>
-      <w:r>
-        <w:rPr>
-          <w:rFonts w:ascii="Aptos" w:hAnsi="Aptos"/>
-          <w:color w:val="1A1A2E"/>
-        </w:rPr>
-        <w:t xml:space="preserve"> supply field personnel with the proper disposable PPE as defined by the plant safety regulations (i.e. ear plugs, hair nets, hard hats etc.)</w:t>
-      </w:r>
-    </w:p>
-    <w:p>
-      <w:pPr>
-        <w:pStyle w:val="ListParagraph"/>
-        <w:numPr>
-          <w:ilvl w:val="0"/>
-          <w:numId w:val="17"/>
-        </w:numPr>
-        <w:rPr>
-          <w:rFonts w:ascii="Aptos" w:hAnsi="Aptos"/>
-          <w:color w:val="1A1A2E"/>
-        </w:rPr>
-      </w:pPr>
-      <w:r>
-        <w:rPr>
-          <w:rFonts w:ascii="Aptos" w:hAnsi="Aptos"/>
-          <w:color w:val="1A1A2E"/>
-        </w:rPr>
-        <w:t>Should supply plant safety training and orientation to field personnel before the data collection process begins.</w:t>
-      </w:r>
-    </w:p>
-    <w:p>
-      <w:pPr>
-        <w:pStyle w:val="ListParagraph"/>
-        <w:numPr>
-          <w:ilvl w:val="0"/>
-          <w:numId w:val="17"/>
-        </w:numPr>
-        <w:rPr>
-          <w:rFonts w:ascii="Aptos" w:hAnsi="Aptos"/>
-          <w:color w:val="1A1A2E"/>
-        </w:rPr>
-      </w:pPr>
-      <w:r>
-        <w:rPr>
-          <w:rFonts w:ascii="Aptos" w:hAnsi="Aptos"/>
-          <w:color w:val="1A1A2E"/>
-        </w:rPr>
-        <w:t xml:space="preserve">During the data collection process, field personnel will work with minimal impact </w:t>
-      </w:r>
-      <w:proofErr w:type="gramStart"/>
-      <w:r>
-        <w:rPr>
-          <w:rFonts w:ascii="Aptos" w:hAnsi="Aptos"/>
-          <w:color w:val="1A1A2E"/>
-        </w:rPr>
-        <w:t>to</w:t>
-      </w:r>
-      <w:proofErr w:type="gramEnd"/>
-      <w:r>
-        <w:rPr>
-          <w:rFonts w:ascii="Aptos" w:hAnsi="Aptos"/>
-          <w:color w:val="1A1A2E"/>
-        </w:rPr>
-        <w:t xml:space="preserve"> plant production and </w:t>
-      </w:r>
-      <w:proofErr w:type="gramStart"/>
-      <w:r>
-        <w:rPr>
-          <w:rFonts w:ascii="Aptos" w:hAnsi="Aptos"/>
-          <w:color w:val="1A1A2E"/>
-        </w:rPr>
-        <w:t>to</w:t>
-      </w:r>
-      <w:proofErr w:type="gramEnd"/>
-      <w:r>
-        <w:rPr>
-          <w:rFonts w:ascii="Aptos" w:hAnsi="Aptos"/>
-          <w:color w:val="1A1A2E"/>
-        </w:rPr>
-        <w:t xml:space="preserve"> the client’s staff. It may, however, be necessary to shut off power to equipment that is deemed to be hazardous.</w:t>
-      </w:r>
-    </w:p>
-    <w:p>
-      <w:pPr>
-        <w:pStyle w:val="ListParagraph"/>
-        <w:numPr>
-          <w:ilvl w:val="0"/>
-          <w:numId w:val="17"/>
-        </w:numPr>
-        <w:rPr>
-          <w:rFonts w:ascii="Aptos" w:hAnsi="Aptos"/>
-          <w:color w:val="1A1A2E"/>
-        </w:rPr>
-      </w:pPr>
-      <w:r>
-        <w:rPr>
-          <w:rFonts w:ascii="Aptos" w:hAnsi="Aptos"/>
-          <w:color w:val="1A1A2E"/>
-        </w:rPr>
-        <w:t>A confidentiality agreement can be supplied to the client or client may provide their own.</w:t>
-      </w:r>
-    </w:p>
-    <w:p>
-      <w:pPr>
-        <w:pStyle w:val="ListParagraph"/>
-        <w:numPr>
-          <w:ilvl w:val="0"/>
-          <w:numId w:val="17"/>
-        </w:numPr>
-        <w:rPr>
-          <w:rFonts w:ascii="Aptos" w:hAnsi="Aptos"/>
-          <w:color w:val="1A1A2E"/>
-        </w:rPr>
-      </w:pPr>
-      <w:r>
-        <w:rPr>
-          <w:rFonts w:ascii="Aptos" w:hAnsi="Aptos"/>
-          <w:color w:val="1A1A2E"/>
-        </w:rPr>
-        <w:t>To provide all reasonable support requested to permit the safe and effective performance of services.</w:t>
-      </w:r>
-    </w:p>
-    <w:p>
-      <w:pPr>
-        <w:pStyle w:val="ListParagraph"/>
-        <w:numPr>
-          <w:ilvl w:val="0"/>
-          <w:numId w:val="17"/>
-        </w:numPr>
-        <w:rPr>
-          <w:rFonts w:ascii="Aptos" w:hAnsi="Aptos"/>
-          <w:color w:val="1A1A2E"/>
-        </w:rPr>
-      </w:pPr>
-      <w:r>
-        <w:rPr>
-          <w:rFonts w:ascii="Aptos" w:hAnsi="Aptos"/>
-          <w:color w:val="1A1A2E"/>
-        </w:rPr>
-        <w:t>To provide an accurate list of machinery and equipment; including machine name, ID/Serial or Asset number and the department name in which each machine resides.</w:t>
-      </w:r>
-    </w:p>
-    <w:p>
-      <w:pPr>
-        <w:pStyle w:val="ListParagraph"/>
-        <w:numPr>
-          <w:ilvl w:val="0"/>
-          <w:numId w:val="17"/>
-        </w:numPr>
-        <w:rPr>
-          <w:rFonts w:ascii="Aptos" w:hAnsi="Aptos"/>
-          <w:color w:val="1A1A2E"/>
-        </w:rPr>
-      </w:pPr>
-      <w:r>
-        <w:rPr>
-          <w:rFonts w:ascii="Aptos" w:hAnsi="Aptos"/>
-          <w:color w:val="1A1A2E"/>
-        </w:rPr>
-        <w:lastRenderedPageBreak/>
-        <w:t>To provide an individual authorized to act as a single point of contact to schedule activities as requested; provide documents and have questions answered in a timely manner.</w:t>
-      </w:r>
-    </w:p>
-    <w:p>
-      <w:pPr>
-        <w:pStyle w:val="ListParagraph"/>
-        <w:numPr>
-          <w:ilvl w:val="0"/>
-          <w:numId w:val="17"/>
-        </w:numPr>
-        <w:rPr>
-          <w:rFonts w:ascii="Aptos" w:hAnsi="Aptos"/>
-          <w:b/>
-          <w:bCs/>
-          <w:color w:val="1A1A2E"/>
-        </w:rPr>
-      </w:pPr>
-      <w:r>
-        <w:rPr>
-          <w:rFonts w:ascii="Aptos" w:hAnsi="Aptos"/>
-          <w:b/>
-          <w:bCs/>
-          <w:color w:val="1A1A2E"/>
-        </w:rPr>
-        <w:t xml:space="preserve">Shall provide one qualified </w:t>
-      </w:r>
-      <w:proofErr w:type="gramStart"/>
-      <w:r>
-        <w:rPr>
-          <w:rFonts w:ascii="Aptos" w:hAnsi="Aptos"/>
-          <w:b/>
-          <w:bCs/>
-          <w:color w:val="1A1A2E"/>
-        </w:rPr>
-        <w:t>persons</w:t>
-      </w:r>
-      <w:proofErr w:type="gramEnd"/>
-      <w:r>
-        <w:rPr>
-          <w:rFonts w:ascii="Aptos" w:hAnsi="Aptos"/>
-          <w:b/>
-          <w:bCs/>
-          <w:color w:val="1A1A2E"/>
-        </w:rPr>
-        <w:t xml:space="preserve"> who are familiar with the plant to locate and identify all applicable machinery and equipment. These </w:t>
-      </w:r>
-      <w:proofErr w:type="gramStart"/>
-      <w:r>
-        <w:rPr>
-          <w:rFonts w:ascii="Aptos" w:hAnsi="Aptos"/>
-          <w:b/>
-          <w:bCs/>
-          <w:color w:val="1A1A2E"/>
-        </w:rPr>
-        <w:t>persons</w:t>
-      </w:r>
-      <w:proofErr w:type="gramEnd"/>
-      <w:r>
-        <w:rPr>
-          <w:rFonts w:ascii="Aptos" w:hAnsi="Aptos"/>
-          <w:b/>
-          <w:bCs/>
-          <w:color w:val="1A1A2E"/>
-        </w:rPr>
-        <w:t xml:space="preserve"> should </w:t>
-      </w:r>
-      <w:proofErr w:type="gramStart"/>
-      <w:r>
-        <w:rPr>
-          <w:rFonts w:ascii="Aptos" w:hAnsi="Aptos"/>
-          <w:b/>
-          <w:bCs/>
-          <w:color w:val="1A1A2E"/>
-        </w:rPr>
-        <w:t>be available at all times</w:t>
-      </w:r>
-      <w:proofErr w:type="gramEnd"/>
-      <w:r>
-        <w:rPr>
-          <w:rFonts w:ascii="Aptos" w:hAnsi="Aptos"/>
-          <w:b/>
-          <w:bCs/>
-          <w:color w:val="1A1A2E"/>
-        </w:rPr>
-        <w:t xml:space="preserve"> during the data collection process.</w:t>
-      </w:r>
-    </w:p>
-    <w:p>
-      <w:pPr>
-        <w:pStyle w:val="ListParagraph"/>
-        <w:numPr>
-          <w:ilvl w:val="0"/>
-          <w:numId w:val="17"/>
-        </w:numPr>
-        <w:rPr>
-          <w:rFonts w:ascii="Aptos" w:hAnsi="Aptos"/>
-          <w:color w:val="1A1A2E"/>
-        </w:rPr>
-      </w:pPr>
-      <w:r>
-        <w:rPr>
-          <w:rFonts w:ascii="Aptos" w:hAnsi="Aptos"/>
-          <w:color w:val="1A1A2E"/>
-        </w:rPr>
-        <w:t>To provide identification badges, access permissions, and escorts to permit the performance of any task required on-site.</w:t>
-      </w:r>
-    </w:p>
-    <w:p>
-      <w:pPr>
-        <w:pStyle w:val="ListParagraph"/>
-        <w:numPr>
-          <w:ilvl w:val="0"/>
-          <w:numId w:val="17"/>
-        </w:numPr>
-        <w:rPr>
-          <w:rFonts w:ascii="Aptos" w:hAnsi="Aptos"/>
-          <w:color w:val="1A1A2E"/>
-        </w:rPr>
-      </w:pPr>
-      <w:r>
-        <w:rPr>
-          <w:rFonts w:ascii="Aptos" w:hAnsi="Aptos"/>
-          <w:color w:val="1A1A2E"/>
-        </w:rPr>
-        <w:t>To provide contact information, including telephone numbers, for the following services nearest the work site: doctor, hospital, medical burn center, ambulance, fire department, and police department.</w:t>
-      </w:r>
-      <w:bookmarkStart w:id="13" w:name="_tocs6"/>
-    </w:p>
-    <w:p>
-      <w:pPr>
-        <w:spacing w:after="0"/>
-        <w:jc w:val="both"/>
-        <w:outlineLvl w:val="0"/>
-        <w:rPr>
-          <w:rFonts w:ascii="Aptos Narrow" w:hAnsi="Aptos Narrow" w:cs="Arial"/>
-        </w:rPr>
-      </w:pPr>
-      <w:bookmarkStart w:id="14" w:name="_Toc226551262"/>
-      <w:r>
-        <w:rPr>
-          <w:rFonts w:ascii="Aptos" w:hAnsi="Aptos"/>
-          <w:b/>
-          <w:color w:val="9E1B32"/>
-          <w:sz w:val="32"/>
-          <w:szCs w:val="32"/>
-        </w:rPr>
-        <w:t>5</w:t>
-      </w:r>
-      <w:proofErr w:type="gramStart"/>
-      <w:r>
-        <w:rPr>
-          <w:rFonts w:ascii="Aptos" w:hAnsi="Aptos"/>
-          <w:b/>
-          <w:color w:val="9E1B32"/>
-          <w:sz w:val="32"/>
-          <w:szCs w:val="32"/>
-        </w:rPr>
-        <w:t xml:space="preserve">.  </w:t>
-      </w:r>
-      <w:r>
-        <w:rPr>
-          <w:rFonts w:ascii="Aptos" w:eastAsia="Aptos" w:hAnsi="Aptos" w:cs="Aptos"/>
-          <w:b/>
-          <w:bCs/>
-          <w:color w:val="9E1B32"/>
-          <w:sz w:val="32"/>
-          <w:szCs w:val="32"/>
-        </w:rPr>
         <w:t>Pricing</w:t>
       </w:r>
-      <w:bookmarkEnd w:id="13"/>
       <w:bookmarkEnd w:id="14"/>
-      <w:proofErr w:type="gramEnd"/>
+      <w:bookmarkEnd w:id="15"/>
     </w:p>
     <w:tbl>
       <w:tblPr>
@@ -4644,27 +4081,7 @@
                 <w:sz w:val="18"/>
                 <w:szCs w:val="18"/>
               </w:rPr>
-              <w:t>{{</w:t>
-            </w:r>
-            <w:proofErr w:type="spellStart"/>
-            <w:r>
-              <w:rPr>
-                <w:rFonts w:ascii="Aptos" w:hAnsi="Aptos"/>
-                <w:color w:val="1A1A2E"/>
-                <w:sz w:val="18"/>
-                <w:szCs w:val="18"/>
-              </w:rPr>
-              <w:t>scanning_days_desc</w:t>
-            </w:r>
-            <w:proofErr w:type="spellEnd"/>
-            <w:r>
-              <w:rPr>
-                <w:rFonts w:ascii="Aptos" w:hAnsi="Aptos"/>
-                <w:color w:val="1A1A2E"/>
-                <w:sz w:val="18"/>
-                <w:szCs w:val="18"/>
-              </w:rPr>
-              <w:t>}}</w:t>
+              <w:t>{{scanning_days_desc}}</w:t>
             </w:r>
             <w:r>
               <w:rPr>
@@ -4673,27 +4090,7 @@
                 <w:sz w:val="18"/>
                 <w:szCs w:val="18"/>
               </w:rPr>
-              <w:t xml:space="preserve"> {{</w:t>
-            </w:r>
-            <w:proofErr w:type="spellStart"/>
-            <w:r>
-              <w:rPr>
-                <w:rFonts w:ascii="Aptos" w:hAnsi="Aptos"/>
-                <w:color w:val="1A1A2E"/>
-                <w:sz w:val="18"/>
-                <w:szCs w:val="18"/>
-              </w:rPr>
-              <w:t>scanning_techs_desc</w:t>
-            </w:r>
-            <w:proofErr w:type="spellEnd"/>
-            <w:r>
-              <w:rPr>
-                <w:rFonts w:ascii="Aptos" w:hAnsi="Aptos"/>
-                <w:color w:val="1A1A2E"/>
-                <w:sz w:val="18"/>
-                <w:szCs w:val="18"/>
-              </w:rPr>
-              <w:t>}}</w:t>
+              <w:t xml:space="preserve"> {{scanning_techs_desc}}</w:t>
             </w:r>
           </w:p>
           <w:p>
@@ -4757,27 +4154,7 @@
                 <w:sz w:val="18"/>
                 <w:szCs w:val="18"/>
               </w:rPr>
-              <w:t>Meals/hotels/travel costs {{</w:t>
-            </w:r>
-            <w:proofErr w:type="spellStart"/>
-            <w:r>
-              <w:rPr>
-                <w:rFonts w:ascii="Aptos" w:hAnsi="Aptos"/>
-                <w:color w:val="1A1A2E"/>
-                <w:sz w:val="18"/>
-                <w:szCs w:val="18"/>
-              </w:rPr>
-              <w:t>scanning_techs_desc</w:t>
-            </w:r>
-            <w:proofErr w:type="spellEnd"/>
-            <w:r>
-              <w:rPr>
-                <w:rFonts w:ascii="Aptos" w:hAnsi="Aptos"/>
-                <w:color w:val="1A1A2E"/>
-                <w:sz w:val="18"/>
-                <w:szCs w:val="18"/>
-              </w:rPr>
-              <w:t>}}</w:t>
+              <w:t>Meals/hotels/travel costs {{scanning_techs_desc}}</w:t>
             </w:r>
           </w:p>
         </w:tc>
@@ -4801,23 +4178,7 @@
                 <w:rFonts w:ascii="Aptos" w:hAnsi="Aptos"/>
                 <w:b/>
               </w:rPr>
-              <w:t>{{</w:t>
-            </w:r>
-            <w:proofErr w:type="spellStart"/>
-            <w:r>
-              <w:rPr>
-                <w:rFonts w:ascii="Aptos" w:hAnsi="Aptos"/>
-                <w:b/>
-              </w:rPr>
-              <w:t>scanning_price</w:t>
-            </w:r>
-            <w:proofErr w:type="spellEnd"/>
-            <w:r>
-              <w:rPr>
-                <w:rFonts w:ascii="Aptos" w:hAnsi="Aptos"/>
-                <w:b/>
-              </w:rPr>
-              <w:t>}}</w:t>
+              <w:t>{{scanning_price}}</w:t>
             </w:r>
           </w:p>
         </w:tc>
@@ -4853,23 +4214,7 @@
                 <w:rFonts w:ascii="Aptos" w:hAnsi="Aptos"/>
                 <w:b/>
               </w:rPr>
-              <w:t>{{</w:t>
-            </w:r>
-            <w:proofErr w:type="spellStart"/>
-            <w:r>
-              <w:rPr>
-                <w:rFonts w:ascii="Aptos" w:hAnsi="Aptos"/>
-                <w:b/>
-              </w:rPr>
-              <w:t>ase_price</w:t>
-            </w:r>
-            <w:proofErr w:type="spellEnd"/>
-            <w:r>
-              <w:rPr>
-                <w:rFonts w:ascii="Aptos" w:hAnsi="Aptos"/>
-                <w:b/>
-              </w:rPr>
-              <w:t>}}</w:t>
+              <w:t>{{ase_price}}</w:t>
             </w:r>
           </w:p>
         </w:tc>
@@ -4913,23 +4258,7 @@
                 <w:rFonts w:ascii="Aptos" w:hAnsi="Aptos"/>
                 <w:b/>
               </w:rPr>
-              <w:t>{{</w:t>
-            </w:r>
-            <w:proofErr w:type="spellStart"/>
-            <w:r>
-              <w:rPr>
-                <w:rFonts w:ascii="Aptos" w:hAnsi="Aptos"/>
-                <w:b/>
-              </w:rPr>
-              <w:t>total_price</w:t>
-            </w:r>
-            <w:proofErr w:type="spellEnd"/>
-            <w:r>
-              <w:rPr>
-                <w:rFonts w:ascii="Aptos" w:hAnsi="Aptos"/>
-                <w:b/>
-              </w:rPr>
-              <w:t>}}</w:t>
+              <w:t>{{total_price}}</w:t>
             </w:r>
           </w:p>
         </w:tc>
@@ -4979,8 +4308,8 @@
           <w:u w:val="single"/>
         </w:rPr>
       </w:pPr>
-      <w:bookmarkStart w:id="15" w:name="_tocss9"/>
-      <w:bookmarkStart w:id="16" w:name="_Toc226551263"/>
+      <w:bookmarkStart w:id="16" w:name="_tocss9"/>
+      <w:bookmarkStart w:id="17" w:name="_Toc226551263"/>
       <w:r>
         <w:rPr>
           <w:rFonts w:ascii="Aptos" w:hAnsi="Aptos"/>
@@ -4991,7 +4320,6 @@
         </w:rPr>
         <w:t>6</w:t>
       </w:r>
-      <w:proofErr w:type="gramStart"/>
       <w:r>
         <w:rPr>
           <w:rFonts w:ascii="Aptos" w:hAnsi="Aptos"/>
@@ -5011,22 +4339,10 @@
           <w:sz w:val="32"/>
           <w:szCs w:val="32"/>
         </w:rPr>
-        <w:t>Terms</w:t>
+        <w:t>Terms &amp; Conditions</w:t>
       </w:r>
-      <w:proofErr w:type="gramEnd"/>
-      <w:r>
-        <w:rPr>
-          <w:rFonts w:ascii="Aptos" w:eastAsia="Aptos" w:hAnsi="Aptos" w:cs="Aptos"/>
-          <w:b/>
-          <w:bCs/>
-          <w:color w:val="9E1B32"/>
-          <w:sz w:val="32"/>
-          <w:szCs w:val="32"/>
-        </w:rPr>
-        <w:t xml:space="preserve"> &amp; Conditions</w:t>
-      </w:r>
-      <w:bookmarkEnd w:id="15"/>
       <w:bookmarkEnd w:id="16"/>
+      <w:bookmarkEnd w:id="17"/>
     </w:p>
     <w:p>
       <w:pPr>
@@ -5078,8 +4394,8 @@
           <w:szCs w:val="32"/>
         </w:rPr>
       </w:pPr>
-      <w:bookmarkStart w:id="17" w:name="_tocss10"/>
-      <w:bookmarkStart w:id="18" w:name="_Toc226551264"/>
+      <w:bookmarkStart w:id="18" w:name="_tocss10"/>
+      <w:bookmarkStart w:id="19" w:name="_Toc226551264"/>
     </w:p>
     <w:p>
       <w:pPr>
@@ -5113,10 +4429,8 @@
           <w:sz w:val="32"/>
           <w:szCs w:val="32"/>
         </w:rPr>
-        <w:lastRenderedPageBreak/>
         <w:t>7</w:t>
       </w:r>
-      <w:proofErr w:type="gramStart"/>
       <w:r>
         <w:rPr>
           <w:rFonts w:ascii="Aptos" w:hAnsi="Aptos"/>
@@ -5136,22 +4450,10 @@
           <w:sz w:val="32"/>
           <w:szCs w:val="32"/>
         </w:rPr>
-        <w:t>Copyright</w:t>
+        <w:t>Copyright and Intellectual Property</w:t>
       </w:r>
-      <w:proofErr w:type="gramEnd"/>
-      <w:r>
-        <w:rPr>
-          <w:rFonts w:ascii="Aptos" w:eastAsia="Aptos" w:hAnsi="Aptos" w:cs="Aptos"/>
-          <w:b/>
-          <w:bCs/>
-          <w:color w:val="9E1B32"/>
-          <w:sz w:val="32"/>
-          <w:szCs w:val="32"/>
-        </w:rPr>
-        <w:t xml:space="preserve"> and Intellectual Property</w:t>
-      </w:r>
-      <w:bookmarkEnd w:id="17"/>
       <w:bookmarkEnd w:id="18"/>
+      <w:bookmarkEnd w:id="19"/>
     </w:p>
     <w:p>
       <w:pPr>
@@ -5177,21 +4479,8 @@
         <w:rPr>
           <w:rFonts w:ascii="Aptos" w:eastAsia="Aptos" w:hAnsi="Aptos" w:cs="Aptos"/>
         </w:rPr>
-        <w:t xml:space="preserve">McNaughton-McKay Electrical Company and buyer agree that the deliverables developed while under contract is to be considered a compilation and thus the complete deliverables </w:t>
-      </w:r>
-      <w:proofErr w:type="gramStart"/>
-      <w:r>
-        <w:rPr>
-          <w:rFonts w:ascii="Aptos" w:eastAsia="Aptos" w:hAnsi="Aptos" w:cs="Aptos"/>
-        </w:rPr>
-        <w:t>as a whole are</w:t>
-      </w:r>
-      <w:proofErr w:type="gramEnd"/>
-      <w:r>
-        <w:rPr>
-          <w:rFonts w:ascii="Aptos" w:eastAsia="Aptos" w:hAnsi="Aptos" w:cs="Aptos"/>
-        </w:rPr>
-        <w:t xml:space="preserve"> considered a “work made for hire” as defined in 17 U.S.C. § 101. The Client acknowledges and agrees that the Work and the Services performed by McNaughton-McKay Electrical Company Technologies may include modules, components, designs, software, programs, utilities, subsets, objects, program listings, tools, models, methodologies, programs, systems, analysis frameworks, leading practices and specifications owned or developed by McNaughton-McKay Electrical Company ("Contractor Materials") prior to, and during its engagement with Client. McNaughton-McKay Electrical Company retains all rights, title, and interest in and to such Contractor Materials, and the same shall not be considered “Work” or a “work made for hire” and shall not be assigned to or belong to Client; provided, however, that after receipt of final payment for services provided, McNaughton-McKay Electrical Company shall deliver to Client an irrevocable, non-transferable, non-exclusive license to use and modify the Contractor Materials for the Client’s purposes onl</w:t>
+        <w:lastRenderedPageBreak/>
+        <w:t>McNaughton-McKay Electrical Company and buyer agree that the deliverables developed while under contract is to be considered a compilation and thus the complete deliverables as a whole are considered a “work made for hire” as defined in 17 U.S.C. § 101. The Client acknowledges and agrees that the Work and the Services performed by McNaughton-McKay Electrical Company Technologies may include modules, components, designs, software, programs, utilities, subsets, objects, program listings, tools, models, methodologies, programs, systems, analysis frameworks, leading practices and specifications owned or developed by McNaughton-McKay Electrical Company ("Contractor Materials") prior to, and during its engagement with Client. McNaughton-McKay Electrical Company retains all rights, title, and interest in and to such Contractor Materials, and the same shall not be considered “Work” or a “work made for hire” and shall not be assigned to or belong to Client; provided, however, that after receipt of final payment for services provided, McNaughton-McKay Electrical Company shall deliver to Client an irrevocable, non-transferable, non-exclusive license to use and modify the Contractor Materials for the Client’s purposes onl</w:t>
       </w:r>
       <w:r>
         <w:rPr>
@@ -5492,83 +4781,6 @@
 
 <file path=word/header2.xml><?xml version="1.0" encoding="utf-8"?>
 <w:hdr xmlns:wpc="http://schemas.microsoft.com/office/word/2010/wordprocessingCanvas" xmlns:cx="http://schemas.microsoft.com/office/drawing/2014/chartex" xmlns:cx1="http://schemas.microsoft.com/office/drawing/2015/9/8/chartex" xmlns:cx2="http://schemas.microsoft.com/office/drawing/2015/10/21/chartex" xmlns:cx3="http://schemas.microsoft.com/office/drawing/2016/5/9/chartex" xmlns:cx4="http://schemas.microsoft.com/office/drawing/2016/5/10/chartex" xmlns:cx5="http://schemas.microsoft.com/office/drawing/2016/5/11/chartex" xmlns:cx6="http://schemas.microsoft.com/office/drawing/2016/5/12/chartex" xmlns:cx7="http://schemas.microsoft.com/office/drawing/2016/5/13/chartex" xmlns:cx8="http://schemas.microsoft.com/office/drawing/2016/5/14/chartex" xmlns:mc="http://schemas.openxmlformats.org/markup-compatibility/2006" xmlns:aink="http://schemas.microsoft.com/office/drawing/2016/ink" xmlns:am3d="http://schemas.microsoft.com/office/drawing/2017/model3d" xmlns:o="urn:schemas-microsoft-com:office:office" xmlns:oel="http://schemas.microsoft.com/office/2019/extlst" xmlns:r="http://schemas.openxmlformats.org/officeDocument/2006/relationships" xmlns:m="http://schemas.openxmlformats.org/officeDocument/2006/math" xmlns:v="urn:schemas-microsoft-com:vml" xmlns:wp14="http://schemas.microsoft.com/office/word/2010/wordprocessingDrawing" xmlns:wp="http://schemas.openxmlformats.org/drawingml/2006/wordprocessingDrawing" xmlns:w10="urn:schemas-microsoft-com:office:word" xmlns:w="http://schemas.openxmlformats.org/wordprocessingml/2006/main" xmlns:w14="http://schemas.microsoft.com/office/word/2010/wordml" xmlns:w15="http://schemas.microsoft.com/office/word/2012/wordml" xmlns:w16cex="http://schemas.microsoft.com/office/word/2018/wordml/cex" xmlns:w16cid="http://schemas.microsoft.com/office/word/2016/wordml/cid" xmlns:w16="http://schemas.microsoft.com/office/word/2018/wordml" xmlns:w16du="http://schemas.microsoft.com/office/word/2023/wordml/word16du" xmlns:w16sdtdh="http://schemas.microsoft.com/office/word/2020/wordml/sdtdatahash" xmlns:w16sdtfl="http://schemas.microsoft.com/office/word/2024/wordml/sdtformatlock" xmlns:w16se="http://schemas.microsoft.com/office/word/2015/wordml/symex" xmlns:wpg="http://schemas.microsoft.com/office/word/2010/wordprocessingGroup" xmlns:wpi="http://schemas.microsoft.com/office/word/2010/wordprocessingInk" xmlns:wne="http://schemas.microsoft.com/office/word/2006/wordml" xmlns:wps="http://schemas.microsoft.com/office/word/2010/wordprocessingShape" mc:Ignorable="w14 w15 w16se w16cid w16 w16cex w16sdtdh w16sdtfl w16du wp14">
-  <w:sdt>
-    <w:sdtPr>
-      <w:rPr>
-        <w:rFonts w:ascii="Aptos" w:eastAsia="Aptos" w:hAnsi="Aptos" w:cs="Aptos"/>
-        <w:b/>
-        <w:bCs/>
-      </w:rPr>
-      <w:id w:val="1084645972"/>
-      <w:docPartObj>
-        <w:docPartGallery w:val="Watermarks"/>
-        <w:docPartUnique/>
-      </w:docPartObj>
-    </w:sdtPr>
-    <w:sdtContent>
-      <w:p>
-        <w:pPr>
-          <w:pBdr>
-            <w:top w:val="nil"/>
-            <w:left w:val="nil"/>
-            <w:bottom w:val="nil"/>
-            <w:right w:val="nil"/>
-            <w:between w:val="nil"/>
-          </w:pBdr>
-          <w:tabs>
-            <w:tab w:val="center" w:pos="4680"/>
-            <w:tab w:val="right" w:pos="9360"/>
-          </w:tabs>
-          <w:spacing w:after="0" w:line="240" w:lineRule="auto"/>
-          <w:jc w:val="right"/>
-          <w:rPr>
-            <w:rFonts w:ascii="Aptos" w:eastAsia="Aptos" w:hAnsi="Aptos" w:cs="Aptos"/>
-            <w:b/>
-            <w:bCs/>
-          </w:rPr>
-        </w:pPr>
-        <w:r>
-          <w:rPr>
-            <w:rFonts w:ascii="Aptos" w:eastAsia="Aptos" w:hAnsi="Aptos" w:cs="Aptos"/>
-            <w:b/>
-            <w:bCs/>
-            <w:noProof/>
-          </w:rPr>
-          <w:pict w14:anchorId="77CB50A2">
-            <v:shapetype id="_x0000_t136" coordsize="21600,21600" o:spt="136" adj="10800" path="m@7,l@8,m@5,21600l@6,21600e">
-              <v:formulas>
-                <v:f eqn="sum #0 0 10800"/>
-                <v:f eqn="prod #0 2 1"/>
-                <v:f eqn="sum 21600 0 @1"/>
-                <v:f eqn="sum 0 0 @2"/>
-                <v:f eqn="sum 21600 0 @3"/>
-                <v:f eqn="if @0 @3 0"/>
-                <v:f eqn="if @0 21600 @1"/>
-                <v:f eqn="if @0 0 @2"/>
-                <v:f eqn="if @0 @4 21600"/>
-                <v:f eqn="mid @5 @6"/>
-                <v:f eqn="mid @8 @5"/>
-                <v:f eqn="mid @7 @8"/>
-                <v:f eqn="mid @6 @7"/>
-                <v:f eqn="sum @6 0 @5"/>
-              </v:formulas>
-              <v:path textpathok="t" o:connecttype="custom" o:connectlocs="@9,0;@10,10800;@11,21600;@12,10800" o:connectangles="270,180,90,0"/>
-              <v:textpath on="t" fitshape="t"/>
-              <v:handles>
-                <v:h position="#0,bottomRight" xrange="6629,14971"/>
-              </v:handles>
-              <o:lock v:ext="edit" text="t" shapetype="t"/>
-            </v:shapetype>
-            <v:shape id="PowerPlusWaterMarkObject104966783" o:spid="_x0000_s1025" type="#_x0000_t136" style="position:absolute;left:0;text-align:left;margin-left:0;margin-top:0;width:494.9pt;height:164.95pt;rotation:315;z-index:-251657728;mso-position-horizontal:center;mso-position-horizontal-relative:margin;mso-position-vertical:center;mso-position-vertical-relative:margin" o:allowincell="f" fillcolor="silver" stroked="f">
-              <v:fill opacity=".5"/>
-              <v:textpath style="font-family:&quot;Calibri&quot;;font-size:1pt" string="BUDGETARY"/>
-              <w10:wrap anchorx="margin" anchory="margin"/>
-            </v:shape>
-          </w:pict>
-        </w:r>
-      </w:p>
-    </w:sdtContent>
-  </w:sdt>
   <w:p>
     <w:pPr>
       <w:pBdr>
@@ -5648,25 +4860,7 @@
         <w:b/>
         <w:bCs/>
       </w:rPr>
-      <w:t>{{</w:t>
-    </w:r>
-    <w:proofErr w:type="spellStart"/>
-    <w:r>
-      <w:rPr>
-        <w:rFonts w:ascii="Aptos" w:eastAsia="Aptos" w:hAnsi="Aptos" w:cs="Aptos"/>
-        <w:b/>
-        <w:bCs/>
-      </w:rPr>
-      <w:t>customer_name</w:t>
-    </w:r>
-    <w:proofErr w:type="spellEnd"/>
-    <w:r>
-      <w:rPr>
-        <w:rFonts w:ascii="Aptos" w:eastAsia="Aptos" w:hAnsi="Aptos" w:cs="Aptos"/>
-        <w:b/>
-        <w:bCs/>
-      </w:rPr>
-      <w:t>}}</w:t>
+      <w:t>{{customer_name}}</w:t>
     </w:r>
     <w:r>
       <w:rPr>
@@ -5682,23 +4876,7 @@
         <w:rFonts w:ascii="Aptos" w:eastAsia="Aptos" w:hAnsi="Aptos" w:cs="Aptos"/>
         <w:color w:val="000000"/>
       </w:rPr>
-      <w:t>{{</w:t>
-    </w:r>
-    <w:proofErr w:type="spellStart"/>
-    <w:r>
-      <w:rPr>
-        <w:rFonts w:ascii="Aptos" w:eastAsia="Aptos" w:hAnsi="Aptos" w:cs="Aptos"/>
-        <w:color w:val="000000"/>
-      </w:rPr>
-      <w:t>proposal_number</w:t>
-    </w:r>
-    <w:proofErr w:type="spellEnd"/>
-    <w:r>
-      <w:rPr>
-        <w:rFonts w:ascii="Aptos" w:eastAsia="Aptos" w:hAnsi="Aptos" w:cs="Aptos"/>
-        <w:color w:val="000000"/>
-      </w:rPr>
-      <w:t>}}</w:t>
+      <w:t>{{proposal_number}}</w:t>
     </w:r>
   </w:p>
   <w:p>
@@ -13409,37 +12587,6 @@
 </file>
 
 <file path=customXml/item1.xml><?xml version="1.0" encoding="utf-8"?>
-<b:Sources xmlns:b="http://schemas.openxmlformats.org/officeDocument/2006/bibliography" xmlns="http://schemas.openxmlformats.org/officeDocument/2006/bibliography" SelectedStyle="\APASixthEditionOfficeOnline.xsl" StyleName="APA" Version="6"/>
-</file>
-
-<file path=customXml/item2.xml><?xml version="1.0" encoding="utf-8"?>
-<?mso-contentType ?>
-<FormTemplates xmlns="http://schemas.microsoft.com/sharepoint/v3/contenttype/forms">
-  <Display>DocumentLibraryForm</Display>
-  <Edit>DocumentLibraryForm</Edit>
-  <New>DocumentLibraryForm</New>
-</FormTemplates>
-</file>
-
-<file path=customXml/item3.xml><?xml version="1.0" encoding="utf-8"?>
-<p:properties xmlns:p="http://schemas.microsoft.com/office/2006/metadata/properties" xmlns:xsi="http://www.w3.org/2001/XMLSchema-instance" xmlns:pc="http://schemas.microsoft.com/office/infopath/2007/PartnerControls">
-  <documentManagement>
-    <TaxCatchAll xmlns="1240a608-ab0c-4b9e-a7e8-98b322547dfc" xsi:nil="true"/>
-    <lcf76f155ced4ddcb4097134ff3c332f xmlns="17280a2b-37da-44d9-bded-03910e228e5a">
-      <Terms xmlns="http://schemas.microsoft.com/office/infopath/2007/PartnerControls"/>
-    </lcf76f155ced4ddcb4097134ff3c332f>
-    <LastEdited xmlns="17280a2b-37da-44d9-bded-03910e228e5a">
-      <UserInfo>
-        <DisplayName/>
-        <AccountId xsi:nil="true"/>
-        <AccountType/>
-      </UserInfo>
-    </LastEdited>
-  </documentManagement>
-</p:properties>
-</file>
-
-<file path=customXml/item4.xml><?xml version="1.0" encoding="utf-8"?>
 <ct:contentTypeSchema xmlns:ct="http://schemas.microsoft.com/office/2006/metadata/contentType" xmlns:ma="http://schemas.microsoft.com/office/2006/metadata/properties/metaAttributes" ct:_="" ma:_="" ma:contentTypeName="Document" ma:contentTypeID="0x01010091DC0C81704971498909B37128C6313A" ma:contentTypeVersion="20" ma:contentTypeDescription="Create a new document." ma:contentTypeScope="" ma:versionID="e565a2cacd807b31cd07b8d522cae671">
   <xsd:schema xmlns:xsd="http://www.w3.org/2001/XMLSchema" xmlns:xs="http://www.w3.org/2001/XMLSchema" xmlns:p="http://schemas.microsoft.com/office/2006/metadata/properties" xmlns:ns2="17280a2b-37da-44d9-bded-03910e228e5a" xmlns:ns3="1240a608-ab0c-4b9e-a7e8-98b322547dfc" targetNamespace="http://schemas.microsoft.com/office/2006/metadata/properties" ma:root="true" ma:fieldsID="0110d707138436e12cbb4669245872c4" ns2:_="" ns3:_="">
     <xsd:import namespace="17280a2b-37da-44d9-bded-03910e228e5a"/>
@@ -13720,34 +12867,38 @@
 </ct:contentTypeSchema>
 </file>
 
-<file path=customXml/itemProps1.xml><?xml version="1.0" encoding="utf-8"?>
-<ds:datastoreItem xmlns:ds="http://schemas.openxmlformats.org/officeDocument/2006/customXml" ds:itemID="{019E14DF-1C9B-43A7-814A-E736EE78D25A}">
-  <ds:schemaRefs>
-    <ds:schemaRef ds:uri="http://schemas.openxmlformats.org/officeDocument/2006/bibliography"/>
-  </ds:schemaRefs>
-</ds:datastoreItem>
+<file path=customXml/item2.xml><?xml version="1.0" encoding="utf-8"?>
+<p:properties xmlns:p="http://schemas.microsoft.com/office/2006/metadata/properties" xmlns:xsi="http://www.w3.org/2001/XMLSchema-instance" xmlns:pc="http://schemas.microsoft.com/office/infopath/2007/PartnerControls">
+  <documentManagement>
+    <TaxCatchAll xmlns="1240a608-ab0c-4b9e-a7e8-98b322547dfc" xsi:nil="true"/>
+    <lcf76f155ced4ddcb4097134ff3c332f xmlns="17280a2b-37da-44d9-bded-03910e228e5a">
+      <Terms xmlns="http://schemas.microsoft.com/office/infopath/2007/PartnerControls"/>
+    </lcf76f155ced4ddcb4097134ff3c332f>
+    <LastEdited xmlns="17280a2b-37da-44d9-bded-03910e228e5a">
+      <UserInfo>
+        <DisplayName/>
+        <AccountId xsi:nil="true"/>
+        <AccountType/>
+      </UserInfo>
+    </LastEdited>
+  </documentManagement>
+</p:properties>
 </file>
 
-<file path=customXml/itemProps2.xml><?xml version="1.0" encoding="utf-8"?>
-<ds:datastoreItem xmlns:ds="http://schemas.openxmlformats.org/officeDocument/2006/customXml" ds:itemID="{5B4036AD-D8C8-419D-BFFE-96A2DC0D267F}">
-  <ds:schemaRefs>
-    <ds:schemaRef ds:uri="http://schemas.microsoft.com/sharepoint/v3/contenttype/forms"/>
-  </ds:schemaRefs>
-</ds:datastoreItem>
+<file path=customXml/item3.xml><?xml version="1.0" encoding="utf-8"?>
+<?mso-contentType ?>
+<FormTemplates xmlns="http://schemas.microsoft.com/sharepoint/v3/contenttype/forms">
+  <Display>DocumentLibraryForm</Display>
+  <Edit>DocumentLibraryForm</Edit>
+  <New>DocumentLibraryForm</New>
+</FormTemplates>
 </file>
 
-<file path=customXml/itemProps3.xml><?xml version="1.0" encoding="utf-8"?>
-<ds:datastoreItem xmlns:ds="http://schemas.openxmlformats.org/officeDocument/2006/customXml" ds:itemID="{198F2852-3330-4053-9879-43F29ED4AB86}">
-  <ds:schemaRefs>
-    <ds:schemaRef ds:uri="http://schemas.microsoft.com/office/2006/metadata/properties"/>
-    <ds:schemaRef ds:uri="http://schemas.microsoft.com/office/infopath/2007/PartnerControls"/>
-    <ds:schemaRef ds:uri="1240a608-ab0c-4b9e-a7e8-98b322547dfc"/>
-    <ds:schemaRef ds:uri="17280a2b-37da-44d9-bded-03910e228e5a"/>
-  </ds:schemaRefs>
-</ds:datastoreItem>
+<file path=customXml/item4.xml><?xml version="1.0" encoding="utf-8"?>
+<b:Sources xmlns:b="http://schemas.openxmlformats.org/officeDocument/2006/bibliography" xmlns="http://schemas.openxmlformats.org/officeDocument/2006/bibliography" SelectedStyle="\APASixthEditionOfficeOnline.xsl" StyleName="APA" Version="6"/>
 </file>
 
-<file path=customXml/itemProps4.xml><?xml version="1.0" encoding="utf-8"?>
+<file path=customXml/itemProps1.xml><?xml version="1.0" encoding="utf-8"?>
 <ds:datastoreItem xmlns:ds="http://schemas.openxmlformats.org/officeDocument/2006/customXml" ds:itemID="{3ACD135F-19EF-4809-846A-B652A325CBFC}">
   <ds:schemaRefs>
     <ds:schemaRef ds:uri="http://schemas.microsoft.com/office/2006/metadata/contentType"/>
@@ -13766,6 +12917,33 @@
 </ds:datastoreItem>
 </file>
 
+<file path=customXml/itemProps2.xml><?xml version="1.0" encoding="utf-8"?>
+<ds:datastoreItem xmlns:ds="http://schemas.openxmlformats.org/officeDocument/2006/customXml" ds:itemID="{198F2852-3330-4053-9879-43F29ED4AB86}">
+  <ds:schemaRefs>
+    <ds:schemaRef ds:uri="http://schemas.microsoft.com/office/2006/metadata/properties"/>
+    <ds:schemaRef ds:uri="http://schemas.microsoft.com/office/infopath/2007/PartnerControls"/>
+    <ds:schemaRef ds:uri="1240a608-ab0c-4b9e-a7e8-98b322547dfc"/>
+    <ds:schemaRef ds:uri="17280a2b-37da-44d9-bded-03910e228e5a"/>
+  </ds:schemaRefs>
+</ds:datastoreItem>
+</file>
+
+<file path=customXml/itemProps3.xml><?xml version="1.0" encoding="utf-8"?>
+<ds:datastoreItem xmlns:ds="http://schemas.openxmlformats.org/officeDocument/2006/customXml" ds:itemID="{5B4036AD-D8C8-419D-BFFE-96A2DC0D267F}">
+  <ds:schemaRefs>
+    <ds:schemaRef ds:uri="http://schemas.microsoft.com/sharepoint/v3/contenttype/forms"/>
+  </ds:schemaRefs>
+</ds:datastoreItem>
+</file>
+
+<file path=customXml/itemProps4.xml><?xml version="1.0" encoding="utf-8"?>
+<ds:datastoreItem xmlns:ds="http://schemas.openxmlformats.org/officeDocument/2006/customXml" ds:itemID="{019E14DF-1C9B-43A7-814A-E736EE78D25A}">
+  <ds:schemaRefs>
+    <ds:schemaRef ds:uri="http://schemas.openxmlformats.org/officeDocument/2006/bibliography"/>
+  </ds:schemaRefs>
+</ds:datastoreItem>
+</file>
+
 <file path=docMetadata/LabelInfo.xml><?xml version="1.0" encoding="utf-8"?>
 <clbl:labelList xmlns:clbl="http://schemas.microsoft.com/office/2020/mipLabelMetadata">
   <clbl:label id="{c5d04ce6-c381-45a5-bb15-1f1d4a5e6746}" enabled="0" method="" siteId="{c5d04ce6-c381-45a5-bb15-1f1d4a5e6746}" removed="1"/>

--- a/thermal_template.docx
+++ b/thermal_template.docx
@@ -351,6 +351,7 @@
                                 <w:szCs w:val="32"/>
                               </w:rPr>
                             </w:pPr>
+                            <w:proofErr w:type="gramStart"/>
                             <w:r>
                               <w:rPr>
                                 <w:rFonts w:ascii="Aptos" w:eastAsia="Aptos" w:hAnsi="Aptos" w:cs="Aptos"/>
@@ -360,7 +361,67 @@
                                 <w:sz w:val="32"/>
                                 <w:szCs w:val="32"/>
                               </w:rPr>
-                              <w:t>{{ customer_picture }}</w:t>
+                              <w:t xml:space="preserve">{{ </w:t>
+                            </w:r>
+                            <w:proofErr w:type="spellStart"/>
+                            <w:r>
+                              <w:rPr>
+                                <w:rFonts w:ascii="Aptos" w:eastAsia="Aptos" w:hAnsi="Aptos" w:cs="Aptos"/>
+                                <w:b/>
+                                <w:bCs/>
+                                <w:color w:val="9E1B32"/>
+                                <w:sz w:val="32"/>
+                                <w:szCs w:val="32"/>
+                              </w:rPr>
+                              <w:t>customer</w:t>
+                            </w:r>
+                            <w:proofErr w:type="gramEnd"/>
+                            <w:r>
+                              <w:rPr>
+                                <w:rFonts w:ascii="Aptos" w:eastAsia="Aptos" w:hAnsi="Aptos" w:cs="Aptos"/>
+                                <w:b/>
+                                <w:bCs/>
+                                <w:color w:val="9E1B32"/>
+                                <w:sz w:val="32"/>
+                                <w:szCs w:val="32"/>
+                              </w:rPr>
+                              <w:t>_</w:t>
+                            </w:r>
+                            <w:proofErr w:type="gramStart"/>
+                            <w:r>
+                              <w:rPr>
+                                <w:rFonts w:ascii="Aptos" w:eastAsia="Aptos" w:hAnsi="Aptos" w:cs="Aptos"/>
+                                <w:b/>
+                                <w:bCs/>
+                                <w:color w:val="9E1B32"/>
+                                <w:sz w:val="32"/>
+                                <w:szCs w:val="32"/>
+                              </w:rPr>
+                              <w:t>picture</w:t>
+                            </w:r>
+                            <w:proofErr w:type="spellEnd"/>
+                            <w:r>
+                              <w:rPr>
+                                <w:rFonts w:ascii="Aptos" w:eastAsia="Aptos" w:hAnsi="Aptos" w:cs="Aptos"/>
+                                <w:b/>
+                                <w:bCs/>
+                                <w:color w:val="9E1B32"/>
+                                <w:sz w:val="32"/>
+                                <w:szCs w:val="32"/>
+                              </w:rPr>
+                              <w:t xml:space="preserve"> }</w:t>
+                            </w:r>
+                            <w:proofErr w:type="gramEnd"/>
+                            <w:r>
+                              <w:rPr>
+                                <w:rFonts w:ascii="Aptos" w:eastAsia="Aptos" w:hAnsi="Aptos" w:cs="Aptos"/>
+                                <w:b/>
+                                <w:bCs/>
+                                <w:color w:val="9E1B32"/>
+                                <w:sz w:val="32"/>
+                                <w:szCs w:val="32"/>
+                              </w:rPr>
+                              <w:t>}</w:t>
                             </w:r>
                           </w:p>
                         </w:txbxContent>
@@ -856,7 +917,25 @@
                                 <w:i/>
                                 <w:iCs/>
                               </w:rPr>
-                              <w:t>{{today_date}}</w:t>
+                              <w:t>{{</w:t>
+                            </w:r>
+                            <w:proofErr w:type="spellStart"/>
+                            <w:r>
+                              <w:rPr>
+                                <w:rFonts w:ascii="Aptos Narrow" w:hAnsi="Aptos Narrow"/>
+                                <w:i/>
+                                <w:iCs/>
+                              </w:rPr>
+                              <w:t>today_date</w:t>
+                            </w:r>
+                            <w:proofErr w:type="spellEnd"/>
+                            <w:r>
+                              <w:rPr>
+                                <w:rFonts w:ascii="Aptos Narrow" w:hAnsi="Aptos Narrow"/>
+                                <w:i/>
+                                <w:iCs/>
+                              </w:rPr>
+                              <w:t>}}</w:t>
                             </w:r>
                           </w:p>
                         </w:txbxContent>
@@ -1365,7 +1444,27 @@
                                 <w:sz w:val="36"/>
                                 <w:szCs w:val="36"/>
                               </w:rPr>
-                              <w:t>{{project_name}}</w:t>
+                              <w:t>{{</w:t>
+                            </w:r>
+                            <w:proofErr w:type="spellStart"/>
+                            <w:r>
+                              <w:rPr>
+                                <w:rFonts w:ascii="Aptos Narrow" w:hAnsi="Aptos Narrow"/>
+                                <w:color w:val="000000" w:themeColor="text1"/>
+                                <w:sz w:val="36"/>
+                                <w:szCs w:val="36"/>
+                              </w:rPr>
+                              <w:t>project_name</w:t>
+                            </w:r>
+                            <w:proofErr w:type="spellEnd"/>
+                            <w:r>
+                              <w:rPr>
+                                <w:rFonts w:ascii="Aptos Narrow" w:hAnsi="Aptos Narrow"/>
+                                <w:color w:val="000000" w:themeColor="text1"/>
+                                <w:sz w:val="36"/>
+                                <w:szCs w:val="36"/>
+                              </w:rPr>
+                              <w:t>}}</w:t>
                             </w:r>
                           </w:p>
                           <w:bookmarkEnd w:id="0"/>
@@ -1382,7 +1481,23 @@
                                 <w:rFonts w:ascii="Aptos Narrow" w:hAnsi="Aptos Narrow"/>
                                 <w:color w:val="000000" w:themeColor="text1"/>
                               </w:rPr>
-                              <w:t>{{customer_name}}</w:t>
+                              <w:t>{{</w:t>
+                            </w:r>
+                            <w:proofErr w:type="spellStart"/>
+                            <w:r>
+                              <w:rPr>
+                                <w:rFonts w:ascii="Aptos Narrow" w:hAnsi="Aptos Narrow"/>
+                                <w:color w:val="000000" w:themeColor="text1"/>
+                              </w:rPr>
+                              <w:t>customer_name</w:t>
+                            </w:r>
+                            <w:proofErr w:type="spellEnd"/>
+                            <w:r>
+                              <w:rPr>
+                                <w:rFonts w:ascii="Aptos Narrow" w:hAnsi="Aptos Narrow"/>
+                                <w:color w:val="000000" w:themeColor="text1"/>
+                              </w:rPr>
+                              <w:t>}}</w:t>
                             </w:r>
                             <w:r>
                               <w:rPr>
@@ -1396,7 +1511,23 @@
                                 <w:rFonts w:ascii="Aptos Narrow" w:hAnsi="Aptos Narrow"/>
                                 <w:color w:val="000000" w:themeColor="text1"/>
                               </w:rPr>
-                              <w:t>{{customer_location}}</w:t>
+                              <w:t>{{</w:t>
+                            </w:r>
+                            <w:proofErr w:type="spellStart"/>
+                            <w:r>
+                              <w:rPr>
+                                <w:rFonts w:ascii="Aptos Narrow" w:hAnsi="Aptos Narrow"/>
+                                <w:color w:val="000000" w:themeColor="text1"/>
+                              </w:rPr>
+                              <w:t>customer_location</w:t>
+                            </w:r>
+                            <w:proofErr w:type="spellEnd"/>
+                            <w:r>
+                              <w:rPr>
+                                <w:rFonts w:ascii="Aptos Narrow" w:hAnsi="Aptos Narrow"/>
+                                <w:color w:val="000000" w:themeColor="text1"/>
+                              </w:rPr>
+                              <w:t>}}</w:t>
                             </w:r>
                           </w:p>
                         </w:txbxContent>
@@ -1486,8 +1617,8 @@
           </mc:Fallback>
         </mc:AlternateContent>
       </w:r>
-      <w:bookmarkStart w:id="2" w:name="_Hlk170824948"/>
-      <w:bookmarkEnd w:id="2"/>
+      <w:bookmarkStart w:id="1" w:name="_Hlk170824948"/>
+      <w:bookmarkEnd w:id="1"/>
     </w:p>
     <w:p>
       <w:pPr>
@@ -1594,7 +1725,23 @@
                                 <w:rFonts w:ascii="Aptos Narrow" w:hAnsi="Aptos Narrow"/>
                                 <w:color w:val="FFFFFF" w:themeColor="background1"/>
                               </w:rPr>
-                              <w:t>{{proposal_number}}</w:t>
+                              <w:t>{{</w:t>
+                            </w:r>
+                            <w:proofErr w:type="spellStart"/>
+                            <w:r>
+                              <w:rPr>
+                                <w:rFonts w:ascii="Aptos Narrow" w:hAnsi="Aptos Narrow"/>
+                                <w:color w:val="FFFFFF" w:themeColor="background1"/>
+                              </w:rPr>
+                              <w:t>proposal_number</w:t>
+                            </w:r>
+                            <w:proofErr w:type="spellEnd"/>
+                            <w:r>
+                              <w:rPr>
+                                <w:rFonts w:ascii="Aptos Narrow" w:hAnsi="Aptos Narrow"/>
+                                <w:color w:val="FFFFFF" w:themeColor="background1"/>
+                              </w:rPr>
+                              <w:t>}}</w:t>
                             </w:r>
                           </w:p>
                           <w:p>
@@ -1647,7 +1794,23 @@
                                 <w:rFonts w:ascii="Aptos Narrow" w:hAnsi="Aptos Narrow"/>
                                 <w:color w:val="FFFFFF" w:themeColor="background1"/>
                               </w:rPr>
-                              <w:t>{{pres_name}}</w:t>
+                              <w:t>{{</w:t>
+                            </w:r>
+                            <w:proofErr w:type="spellStart"/>
+                            <w:r>
+                              <w:rPr>
+                                <w:rFonts w:ascii="Aptos Narrow" w:hAnsi="Aptos Narrow"/>
+                                <w:color w:val="FFFFFF" w:themeColor="background1"/>
+                              </w:rPr>
+                              <w:t>pres_name</w:t>
+                            </w:r>
+                            <w:proofErr w:type="spellEnd"/>
+                            <w:r>
+                              <w:rPr>
+                                <w:rFonts w:ascii="Aptos Narrow" w:hAnsi="Aptos Narrow"/>
+                                <w:color w:val="FFFFFF" w:themeColor="background1"/>
+                              </w:rPr>
+                              <w:t>}}</w:t>
                             </w:r>
                             <w:r>
                               <w:rPr>
@@ -1663,7 +1826,23 @@
                                 <w:color w:val="FFFFFF" w:themeColor="background1"/>
                               </w:rPr>
                               <w:br/>
-                              <w:t>{{pres_email}}</w:t>
+                              <w:t>{{</w:t>
+                            </w:r>
+                            <w:proofErr w:type="spellStart"/>
+                            <w:r>
+                              <w:rPr>
+                                <w:rFonts w:ascii="Aptos Narrow" w:hAnsi="Aptos Narrow"/>
+                                <w:color w:val="FFFFFF" w:themeColor="background1"/>
+                              </w:rPr>
+                              <w:t>pres_email</w:t>
+                            </w:r>
+                            <w:proofErr w:type="spellEnd"/>
+                            <w:r>
+                              <w:rPr>
+                                <w:rFonts w:ascii="Aptos Narrow" w:hAnsi="Aptos Narrow"/>
+                                <w:color w:val="FFFFFF" w:themeColor="background1"/>
+                              </w:rPr>
+                              <w:t>}}</w:t>
                             </w:r>
                           </w:p>
                           <w:p>
@@ -1680,7 +1859,23 @@
                                 <w:color w:val="FFFFFF" w:themeColor="background1"/>
                               </w:rPr>
                               <w:br/>
-                              <w:t>{{acct_name}}</w:t>
+                              <w:t>{{</w:t>
+                            </w:r>
+                            <w:proofErr w:type="spellStart"/>
+                            <w:r>
+                              <w:rPr>
+                                <w:rFonts w:ascii="Aptos Narrow" w:hAnsi="Aptos Narrow"/>
+                                <w:color w:val="FFFFFF" w:themeColor="background1"/>
+                              </w:rPr>
+                              <w:t>acct_name</w:t>
+                            </w:r>
+                            <w:proofErr w:type="spellEnd"/>
+                            <w:r>
+                              <w:rPr>
+                                <w:rFonts w:ascii="Aptos Narrow" w:hAnsi="Aptos Narrow"/>
+                                <w:color w:val="FFFFFF" w:themeColor="background1"/>
+                              </w:rPr>
+                              <w:t>}}</w:t>
                             </w:r>
                             <w:r>
                               <w:rPr>
@@ -1696,7 +1891,23 @@
                                 <w:color w:val="FFFFFF" w:themeColor="background1"/>
                               </w:rPr>
                               <w:br/>
-                              <w:t>{{acct_email}}</w:t>
+                              <w:t>{{</w:t>
+                            </w:r>
+                            <w:proofErr w:type="spellStart"/>
+                            <w:r>
+                              <w:rPr>
+                                <w:rFonts w:ascii="Aptos Narrow" w:hAnsi="Aptos Narrow"/>
+                                <w:color w:val="FFFFFF" w:themeColor="background1"/>
+                              </w:rPr>
+                              <w:t>acct_email</w:t>
+                            </w:r>
+                            <w:proofErr w:type="spellEnd"/>
+                            <w:r>
+                              <w:rPr>
+                                <w:rFonts w:ascii="Aptos Narrow" w:hAnsi="Aptos Narrow"/>
+                                <w:color w:val="FFFFFF" w:themeColor="background1"/>
+                              </w:rPr>
+                              <w:t>}}</w:t>
                             </w:r>
                           </w:p>
                         </w:txbxContent>
@@ -2927,8 +3138,8 @@
           <w:rFonts w:ascii="Aptos Narrow" w:hAnsi="Aptos Narrow" w:cs="Arial"/>
         </w:rPr>
       </w:pPr>
-      <w:bookmarkStart w:id="3" w:name="_tocs2"/>
-      <w:bookmarkStart w:id="4" w:name="_Toc226551255"/>
+      <w:bookmarkStart w:id="2" w:name="_tocs2"/>
+      <w:bookmarkStart w:id="3" w:name="_Toc226551255"/>
       <w:r>
         <w:rPr>
           <w:rFonts w:ascii="Aptos" w:hAnsi="Aptos"/>
@@ -2940,6 +3151,7 @@
         <w:lastRenderedPageBreak/>
         <w:t>1</w:t>
       </w:r>
+      <w:proofErr w:type="gramStart"/>
       <w:r>
         <w:rPr>
           <w:rFonts w:ascii="Aptos" w:hAnsi="Aptos"/>
@@ -2959,67 +3171,10 @@
           <w:sz w:val="32"/>
           <w:szCs w:val="32"/>
         </w:rPr>
-        <w:t>Basis of Proposal</w:t>
+        <w:t>Basis</w:t>
       </w:r>
-      <w:bookmarkEnd w:id="3"/>
-      <w:bookmarkEnd w:id="4"/>
-    </w:p>
-    <w:p>
+      <w:proofErr w:type="gramEnd"/>
       <w:r>
-        <w:rPr>
-          <w:rFonts w:ascii="Aptos" w:hAnsi="Aptos"/>
-          <w:color w:val="1A1A2E"/>
-        </w:rPr>
-        <w:t>This proposal framework is based on performing all field data collection activities</w:t>
-      </w:r>
-      <w:r>
-        <w:rPr>
-          <w:rFonts w:ascii="Aptos" w:hAnsi="Aptos"/>
-          <w:color w:val="1A1A2E"/>
-        </w:rPr>
-        <w:t>. This</w:t>
-      </w:r>
-      <w:r>
-        <w:rPr>
-          <w:rFonts w:ascii="Aptos" w:hAnsi="Aptos"/>
-          <w:color w:val="1A1A2E"/>
-        </w:rPr>
-        <w:t xml:space="preserve"> includ</w:t>
-      </w:r>
-      <w:r>
-        <w:rPr>
-          <w:rFonts w:ascii="Aptos" w:hAnsi="Aptos"/>
-          <w:color w:val="1A1A2E"/>
-        </w:rPr>
-        <w:t>es</w:t>
-      </w:r>
-      <w:r>
-        <w:rPr>
-          <w:rFonts w:ascii="Aptos" w:hAnsi="Aptos"/>
-          <w:color w:val="1A1A2E"/>
-        </w:rPr>
-        <w:t xml:space="preserve"> thermographic image capture and equipment identification</w:t>
-      </w:r>
-      <w:r>
-        <w:rPr>
-          <w:rFonts w:ascii="Aptos" w:hAnsi="Aptos"/>
-          <w:color w:val="1A1A2E"/>
-        </w:rPr>
-        <w:t xml:space="preserve"> along with </w:t>
-      </w:r>
-      <w:r>
-        <w:rPr>
-          <w:rFonts w:ascii="Aptos" w:hAnsi="Aptos"/>
-          <w:color w:val="1A1A2E"/>
-        </w:rPr>
-        <w:t>analysis and report compilation.</w:t>
-      </w:r>
-    </w:p>
-    <w:p>
-      <w:pPr>
-        <w:spacing w:after="0"/>
-        <w:jc w:val="both"/>
-        <w:outlineLvl w:val="0"/>
         <w:rPr>
           <w:rFonts w:ascii="Aptos" w:eastAsia="Aptos" w:hAnsi="Aptos" w:cs="Aptos"/>
           <w:b/>
@@ -3028,30 +3183,67 @@
           <w:sz w:val="32"/>
           <w:szCs w:val="32"/>
         </w:rPr>
-      </w:pPr>
-      <w:bookmarkStart w:id="5" w:name="_tocs3"/>
-      <w:bookmarkStart w:id="6" w:name="_Toc226551256"/>
+        <w:t xml:space="preserve"> of Proposal</w:t>
+      </w:r>
+      <w:bookmarkEnd w:id="2"/>
+      <w:bookmarkEnd w:id="3"/>
+    </w:p>
+    <w:p>
       <w:r>
         <w:rPr>
           <w:rFonts w:ascii="Aptos" w:hAnsi="Aptos"/>
-          <w:b/>
-          <w:color w:val="9E1B32"/>
-          <w:sz w:val="32"/>
-          <w:szCs w:val="32"/>
-        </w:rPr>
-        <w:t>2</w:t>
+          <w:color w:val="1A1A2E"/>
+        </w:rPr>
+        <w:t>This proposal framework is based on performing all field data collection activities</w:t>
       </w:r>
       <w:r>
         <w:rPr>
           <w:rFonts w:ascii="Aptos" w:hAnsi="Aptos"/>
-          <w:b/>
-          <w:color w:val="9E1B32"/>
-          <w:sz w:val="32"/>
-          <w:szCs w:val="32"/>
-        </w:rPr>
-        <w:t xml:space="preserve">.  </w:t>
+          <w:color w:val="1A1A2E"/>
+        </w:rPr>
+        <w:t>. This</w:t>
       </w:r>
       <w:r>
+        <w:rPr>
+          <w:rFonts w:ascii="Aptos" w:hAnsi="Aptos"/>
+          <w:color w:val="1A1A2E"/>
+        </w:rPr>
+        <w:t xml:space="preserve"> includ</w:t>
+      </w:r>
+      <w:r>
+        <w:rPr>
+          <w:rFonts w:ascii="Aptos" w:hAnsi="Aptos"/>
+          <w:color w:val="1A1A2E"/>
+        </w:rPr>
+        <w:t>es</w:t>
+      </w:r>
+      <w:r>
+        <w:rPr>
+          <w:rFonts w:ascii="Aptos" w:hAnsi="Aptos"/>
+          <w:color w:val="1A1A2E"/>
+        </w:rPr>
+        <w:t xml:space="preserve"> thermographic image capture and equipment identification</w:t>
+      </w:r>
+      <w:r>
+        <w:rPr>
+          <w:rFonts w:ascii="Aptos" w:hAnsi="Aptos"/>
+          <w:color w:val="1A1A2E"/>
+        </w:rPr>
+        <w:t xml:space="preserve"> along with </w:t>
+      </w:r>
+      <w:r>
+        <w:rPr>
+          <w:rFonts w:ascii="Aptos" w:hAnsi="Aptos"/>
+          <w:color w:val="1A1A2E"/>
+        </w:rPr>
+        <w:t>analysis and report compilation.</w:t>
+      </w:r>
+    </w:p>
+    <w:p>
+      <w:pPr>
+        <w:spacing w:after="0"/>
+        <w:jc w:val="both"/>
+        <w:outlineLvl w:val="0"/>
         <w:rPr>
           <w:rFonts w:ascii="Aptos" w:eastAsia="Aptos" w:hAnsi="Aptos" w:cs="Aptos"/>
           <w:b/>
@@ -3060,10 +3252,55 @@
           <w:sz w:val="32"/>
           <w:szCs w:val="32"/>
         </w:rPr>
-        <w:t>Scope of Work</w:t>
+      </w:pPr>
+      <w:bookmarkStart w:id="4" w:name="_tocs3"/>
+      <w:bookmarkStart w:id="5" w:name="_Toc226551256"/>
+      <w:r>
+        <w:rPr>
+          <w:rFonts w:ascii="Aptos" w:hAnsi="Aptos"/>
+          <w:b/>
+          <w:color w:val="9E1B32"/>
+          <w:sz w:val="32"/>
+          <w:szCs w:val="32"/>
+        </w:rPr>
+        <w:t>2</w:t>
       </w:r>
+      <w:proofErr w:type="gramStart"/>
+      <w:r>
+        <w:rPr>
+          <w:rFonts w:ascii="Aptos" w:hAnsi="Aptos"/>
+          <w:b/>
+          <w:color w:val="9E1B32"/>
+          <w:sz w:val="32"/>
+          <w:szCs w:val="32"/>
+        </w:rPr>
+        <w:t xml:space="preserve">.  </w:t>
+      </w:r>
+      <w:r>
+        <w:rPr>
+          <w:rFonts w:ascii="Aptos" w:eastAsia="Aptos" w:hAnsi="Aptos" w:cs="Aptos"/>
+          <w:b/>
+          <w:bCs/>
+          <w:color w:val="9E1B32"/>
+          <w:sz w:val="32"/>
+          <w:szCs w:val="32"/>
+        </w:rPr>
+        <w:t>Scope</w:t>
+      </w:r>
+      <w:proofErr w:type="gramEnd"/>
+      <w:r>
+        <w:rPr>
+          <w:rFonts w:ascii="Aptos" w:eastAsia="Aptos" w:hAnsi="Aptos" w:cs="Aptos"/>
+          <w:b/>
+          <w:bCs/>
+          <w:color w:val="9E1B32"/>
+          <w:sz w:val="32"/>
+          <w:szCs w:val="32"/>
+        </w:rPr>
+        <w:t xml:space="preserve"> of Work</w:t>
+      </w:r>
+      <w:bookmarkEnd w:id="4"/>
       <w:bookmarkEnd w:id="5"/>
-      <w:bookmarkEnd w:id="6"/>
     </w:p>
     <w:p>
       <w:r>
@@ -3257,7 +3494,7 @@
         </w:rPr>
         <w:t>Note: To ensure clarity and usability, the formal report will not include thermal images for equipment where no thermal anomalies were detected. This approach allows the report to remain concise and focused on actionable findings.</w:t>
       </w:r>
-      <w:bookmarkStart w:id="7" w:name="_Toc226551257"/>
+      <w:bookmarkStart w:id="6" w:name="_Toc226551257"/>
     </w:p>
     <w:p>
       <w:pPr>
@@ -3287,7 +3524,7 @@
         </w:rPr>
         <w:t>.1.  Supplemental Thermal Image Repository</w:t>
       </w:r>
-      <w:bookmarkEnd w:id="7"/>
+      <w:bookmarkEnd w:id="6"/>
     </w:p>
     <w:p>
       <w:r>
@@ -3373,6 +3610,7 @@
           <w:rFonts w:ascii="Aptos" w:hAnsi="Aptos"/>
           <w:color w:val="1A1A2E"/>
         </w:rPr>
+        <w:lastRenderedPageBreak/>
         <w:t xml:space="preserve">Organized file structure to support future reference, recordkeeping, and audit or compliance needs </w:t>
       </w:r>
     </w:p>
@@ -3382,7 +3620,6 @@
           <w:rFonts w:ascii="Aptos" w:hAnsi="Aptos"/>
           <w:color w:val="1A1A2E"/>
         </w:rPr>
-        <w:lastRenderedPageBreak/>
         <w:t xml:space="preserve">This supplemental repository ensures the customer retains full access to all collected infrared data without unnecessarily expanding the length or complexity of the formal report document. </w:t>
       </w:r>
     </w:p>
@@ -3394,7 +3631,7 @@
           <w:szCs w:val="28"/>
         </w:rPr>
       </w:pPr>
-      <w:bookmarkStart w:id="8" w:name="_Toc226551258"/>
+      <w:bookmarkStart w:id="7" w:name="_Toc226551258"/>
       <w:r>
         <w:rPr>
           <w:rFonts w:ascii="Aptos" w:hAnsi="Aptos"/>
@@ -3415,7 +3652,7 @@
         </w:rPr>
         <w:t>.2.  Electronic Report Delivery</w:t>
       </w:r>
-      <w:bookmarkEnd w:id="8"/>
+      <w:bookmarkEnd w:id="7"/>
       <w:r>
         <w:rPr>
           <w:rFonts w:ascii="Aptos" w:hAnsi="Aptos"/>
@@ -3472,7 +3709,7 @@
           <w:szCs w:val="28"/>
         </w:rPr>
       </w:pPr>
-      <w:bookmarkStart w:id="9" w:name="_Toc226551259"/>
+      <w:bookmarkStart w:id="8" w:name="_Toc226551259"/>
       <w:r>
         <w:rPr>
           <w:rFonts w:ascii="Aptos" w:hAnsi="Aptos"/>
@@ -3493,7 +3730,7 @@
         </w:rPr>
         <w:t>.3.  Assumptions</w:t>
       </w:r>
-      <w:bookmarkEnd w:id="9"/>
+      <w:bookmarkEnd w:id="8"/>
     </w:p>
     <w:p>
       <w:pPr>
@@ -3519,7 +3756,21 @@
         <w:rPr>
           <w:rFonts w:ascii="Aptos" w:hAnsi="Aptos"/>
         </w:rPr>
-        <w:t xml:space="preserve">will review and analyze the submitted thermal images and supporting information, develop the formal infrared inspection report in a turnkey fashion, and deliver the completed report to Mc-Mc for transmission to the end customer. The final report will be branded as a Mc-Mc document, incorporating Mc-Mc logos and formatting to maintain a consistent Mc-Mc look and feel. </w:t>
+        <w:t xml:space="preserve">will review and analyze the submitted thermal images and supporting information, develop the formal infrared inspection report in a turnkey fashion, and deliver the completed report to Mc-Mc for transmission to the end customer. The final report will be branded as </w:t>
+      </w:r>
+      <w:proofErr w:type="gramStart"/>
+      <w:r>
+        <w:rPr>
+          <w:rFonts w:ascii="Aptos" w:hAnsi="Aptos"/>
+        </w:rPr>
+        <w:t>a Mc</w:t>
+      </w:r>
+      <w:proofErr w:type="gramEnd"/>
+      <w:r>
+        <w:rPr>
+          <w:rFonts w:ascii="Aptos" w:hAnsi="Aptos"/>
+        </w:rPr>
+        <w:t xml:space="preserve">-Mc document, incorporating Mc-Mc logos and formatting to maintain a consistent Mc-Mc look and feel. </w:t>
       </w:r>
     </w:p>
     <w:p>
@@ -3605,8 +3856,8 @@
           <w:rFonts w:ascii="Aptos Narrow" w:hAnsi="Aptos Narrow" w:cs="Arial"/>
         </w:rPr>
       </w:pPr>
-      <w:bookmarkStart w:id="10" w:name="_tocs4"/>
-      <w:bookmarkStart w:id="11" w:name="_Toc226551260"/>
+      <w:bookmarkStart w:id="9" w:name="_tocs4"/>
+      <w:bookmarkStart w:id="10" w:name="_Toc226551260"/>
       <w:r>
         <w:rPr>
           <w:rFonts w:ascii="Aptos" w:hAnsi="Aptos"/>
@@ -3617,6 +3868,7 @@
         </w:rPr>
         <w:t>3</w:t>
       </w:r>
+      <w:proofErr w:type="gramStart"/>
       <w:r>
         <w:rPr>
           <w:rFonts w:ascii="Aptos" w:hAnsi="Aptos"/>
@@ -3638,8 +3890,9 @@
         </w:rPr>
         <w:t>Schedule</w:t>
       </w:r>
+      <w:bookmarkEnd w:id="9"/>
       <w:bookmarkEnd w:id="10"/>
-      <w:bookmarkEnd w:id="11"/>
+      <w:proofErr w:type="gramEnd"/>
     </w:p>
     <w:p>
       <w:r>
@@ -3683,8 +3936,8 @@
           <w:rFonts w:ascii="Aptos Narrow" w:hAnsi="Aptos Narrow" w:cs="Arial"/>
         </w:rPr>
       </w:pPr>
-      <w:bookmarkStart w:id="12" w:name="_tocs5"/>
-      <w:bookmarkStart w:id="13" w:name="_Toc226551261"/>
+      <w:bookmarkStart w:id="11" w:name="_tocs5"/>
+      <w:bookmarkStart w:id="12" w:name="_Toc226551261"/>
       <w:r>
         <w:rPr>
           <w:rFonts w:ascii="Aptos" w:hAnsi="Aptos"/>
@@ -3695,6 +3948,7 @@
         </w:rPr>
         <w:t>4</w:t>
       </w:r>
+      <w:proofErr w:type="gramStart"/>
       <w:r>
         <w:rPr>
           <w:rFonts w:ascii="Aptos" w:hAnsi="Aptos"/>
@@ -3714,254 +3968,9 @@
           <w:sz w:val="32"/>
           <w:szCs w:val="32"/>
         </w:rPr>
-        <w:t>Customer Responsibilities</w:t>
+        <w:t>Customer</w:t>
       </w:r>
-      <w:bookmarkEnd w:id="12"/>
-      <w:bookmarkEnd w:id="13"/>
-    </w:p>
-    <w:p>
-      <w:pPr>
-        <w:pStyle w:val="ListParagraph"/>
-        <w:numPr>
-          <w:ilvl w:val="0"/>
-          <w:numId w:val="17"/>
-        </w:numPr>
-        <w:rPr>
-          <w:rFonts w:ascii="Aptos" w:hAnsi="Aptos"/>
-          <w:color w:val="1A1A2E"/>
-        </w:rPr>
-      </w:pPr>
-      <w:r>
-        <w:rPr>
-          <w:rFonts w:ascii="Aptos" w:hAnsi="Aptos"/>
-          <w:color w:val="1A1A2E"/>
-        </w:rPr>
-        <w:t>Customer will</w:t>
-      </w:r>
-      <w:r>
-        <w:rPr>
-          <w:rFonts w:ascii="Aptos" w:hAnsi="Aptos"/>
-          <w:color w:val="1A1A2E"/>
-        </w:rPr>
-        <w:t xml:space="preserve"> supply field personnel with the proper disposable PPE as defined by the plant safety regulations (i.e. ear plugs, hair nets, hard hats etc.)</w:t>
-      </w:r>
-    </w:p>
-    <w:p>
-      <w:pPr>
-        <w:pStyle w:val="ListParagraph"/>
-        <w:numPr>
-          <w:ilvl w:val="0"/>
-          <w:numId w:val="17"/>
-        </w:numPr>
-        <w:rPr>
-          <w:rFonts w:ascii="Aptos" w:hAnsi="Aptos"/>
-          <w:color w:val="1A1A2E"/>
-        </w:rPr>
-      </w:pPr>
-      <w:r>
-        <w:rPr>
-          <w:rFonts w:ascii="Aptos" w:hAnsi="Aptos"/>
-          <w:color w:val="1A1A2E"/>
-        </w:rPr>
-        <w:t>Should supply plant safety training and orientation to field personnel before the data collection process begins.</w:t>
-      </w:r>
-    </w:p>
-    <w:p>
-      <w:pPr>
-        <w:pStyle w:val="ListParagraph"/>
-        <w:numPr>
-          <w:ilvl w:val="0"/>
-          <w:numId w:val="17"/>
-        </w:numPr>
-        <w:rPr>
-          <w:rFonts w:ascii="Aptos" w:hAnsi="Aptos"/>
-          <w:color w:val="1A1A2E"/>
-        </w:rPr>
-      </w:pPr>
-      <w:r>
-        <w:rPr>
-          <w:rFonts w:ascii="Aptos" w:hAnsi="Aptos"/>
-          <w:color w:val="1A1A2E"/>
-        </w:rPr>
-        <w:t>During the data collection process, field personnel will work with minimal impact to plant production and to the client’s staff. It may, however, be necessary to shut off power to equipment that is deemed to be hazardous.</w:t>
-      </w:r>
-    </w:p>
-    <w:p>
-      <w:pPr>
-        <w:pStyle w:val="ListParagraph"/>
-        <w:numPr>
-          <w:ilvl w:val="0"/>
-          <w:numId w:val="17"/>
-        </w:numPr>
-        <w:rPr>
-          <w:rFonts w:ascii="Aptos" w:hAnsi="Aptos"/>
-          <w:color w:val="1A1A2E"/>
-        </w:rPr>
-      </w:pPr>
-      <w:r>
-        <w:rPr>
-          <w:rFonts w:ascii="Aptos" w:hAnsi="Aptos"/>
-          <w:color w:val="1A1A2E"/>
-        </w:rPr>
-        <w:t>A confidentiality agreement can be supplied to the client or client may provide their own.</w:t>
-      </w:r>
-    </w:p>
-    <w:p>
-      <w:pPr>
-        <w:pStyle w:val="ListParagraph"/>
-        <w:numPr>
-          <w:ilvl w:val="0"/>
-          <w:numId w:val="17"/>
-        </w:numPr>
-        <w:rPr>
-          <w:rFonts w:ascii="Aptos" w:hAnsi="Aptos"/>
-          <w:color w:val="1A1A2E"/>
-        </w:rPr>
-      </w:pPr>
-      <w:r>
-        <w:rPr>
-          <w:rFonts w:ascii="Aptos" w:hAnsi="Aptos"/>
-          <w:color w:val="1A1A2E"/>
-        </w:rPr>
-        <w:t>To provide all reasonable support requested to permit the safe and effective performance of services.</w:t>
-      </w:r>
-    </w:p>
-    <w:p>
-      <w:pPr>
-        <w:pStyle w:val="ListParagraph"/>
-        <w:numPr>
-          <w:ilvl w:val="0"/>
-          <w:numId w:val="17"/>
-        </w:numPr>
-        <w:rPr>
-          <w:rFonts w:ascii="Aptos" w:hAnsi="Aptos"/>
-          <w:color w:val="1A1A2E"/>
-        </w:rPr>
-      </w:pPr>
-      <w:r>
-        <w:rPr>
-          <w:rFonts w:ascii="Aptos" w:hAnsi="Aptos"/>
-          <w:color w:val="1A1A2E"/>
-        </w:rPr>
-        <w:t>To provide an accurate list of machinery and equipment; including machine name, ID/Serial or Asset number and the department name in which each machine resides.</w:t>
-      </w:r>
-    </w:p>
-    <w:p>
-      <w:pPr>
-        <w:pStyle w:val="ListParagraph"/>
-        <w:numPr>
-          <w:ilvl w:val="0"/>
-          <w:numId w:val="17"/>
-        </w:numPr>
-        <w:rPr>
-          <w:rFonts w:ascii="Aptos" w:hAnsi="Aptos"/>
-          <w:color w:val="1A1A2E"/>
-        </w:rPr>
-      </w:pPr>
-      <w:r>
-        <w:rPr>
-          <w:rFonts w:ascii="Aptos" w:hAnsi="Aptos"/>
-          <w:color w:val="1A1A2E"/>
-        </w:rPr>
-        <w:lastRenderedPageBreak/>
-        <w:t>To provide an individual authorized to act as a single point of contact to schedule activities as requested; provide documents and have questions answered in a timely manner.</w:t>
-      </w:r>
-    </w:p>
-    <w:p>
-      <w:pPr>
-        <w:pStyle w:val="ListParagraph"/>
-        <w:numPr>
-          <w:ilvl w:val="0"/>
-          <w:numId w:val="17"/>
-        </w:numPr>
-        <w:rPr>
-          <w:rFonts w:ascii="Aptos" w:hAnsi="Aptos"/>
-          <w:b/>
-          <w:bCs/>
-          <w:color w:val="1A1A2E"/>
-        </w:rPr>
-      </w:pPr>
-      <w:r>
-        <w:rPr>
-          <w:rFonts w:ascii="Aptos" w:hAnsi="Aptos"/>
-          <w:b/>
-          <w:bCs/>
-          <w:color w:val="1A1A2E"/>
-        </w:rPr>
-        <w:t>Shall provide one qualified persons who are familiar with the plant to locate and identify all applicable machinery and equipment. These persons should be available at all times during the data collection process.</w:t>
-      </w:r>
-    </w:p>
-    <w:p>
-      <w:pPr>
-        <w:pStyle w:val="ListParagraph"/>
-        <w:numPr>
-          <w:ilvl w:val="0"/>
-          <w:numId w:val="17"/>
-        </w:numPr>
-        <w:rPr>
-          <w:rFonts w:ascii="Aptos" w:hAnsi="Aptos"/>
-          <w:color w:val="1A1A2E"/>
-        </w:rPr>
-      </w:pPr>
-      <w:r>
-        <w:rPr>
-          <w:rFonts w:ascii="Aptos" w:hAnsi="Aptos"/>
-          <w:color w:val="1A1A2E"/>
-        </w:rPr>
-        <w:t>To provide identification badges, access permissions, and escorts to permit the performance of any task required on-site.</w:t>
-      </w:r>
-    </w:p>
-    <w:p>
-      <w:pPr>
-        <w:pStyle w:val="ListParagraph"/>
-        <w:numPr>
-          <w:ilvl w:val="0"/>
-          <w:numId w:val="17"/>
-        </w:numPr>
-        <w:rPr>
-          <w:rFonts w:ascii="Aptos" w:hAnsi="Aptos"/>
-          <w:color w:val="1A1A2E"/>
-        </w:rPr>
-      </w:pPr>
-      <w:r>
-        <w:rPr>
-          <w:rFonts w:ascii="Aptos" w:hAnsi="Aptos"/>
-          <w:color w:val="1A1A2E"/>
-        </w:rPr>
-        <w:t>To provide contact information, including telephone numbers, for the following services nearest the work site: doctor, hospital, medical burn center, ambulance, fire department, and police department.</w:t>
-      </w:r>
-      <w:bookmarkStart w:id="14" w:name="_tocs6"/>
-    </w:p>
-    <w:p>
-      <w:pPr>
-        <w:spacing w:after="0"/>
-        <w:jc w:val="both"/>
-        <w:outlineLvl w:val="0"/>
-        <w:rPr>
-          <w:rFonts w:ascii="Aptos Narrow" w:hAnsi="Aptos Narrow" w:cs="Arial"/>
-        </w:rPr>
-      </w:pPr>
-      <w:bookmarkStart w:id="15" w:name="_Toc226551262"/>
-      <w:r>
-        <w:rPr>
-          <w:rFonts w:ascii="Aptos" w:hAnsi="Aptos"/>
-          <w:b/>
-          <w:color w:val="9E1B32"/>
-          <w:sz w:val="32"/>
-          <w:szCs w:val="32"/>
-        </w:rPr>
-        <w:t>5</w:t>
-      </w:r>
-      <w:r>
-        <w:rPr>
-          <w:rFonts w:ascii="Aptos" w:hAnsi="Aptos"/>
-          <w:b/>
-          <w:color w:val="9E1B32"/>
-          <w:sz w:val="32"/>
-          <w:szCs w:val="32"/>
-        </w:rPr>
-        <w:t xml:space="preserve">.  </w:t>
-      </w:r>
+      <w:proofErr w:type="gramEnd"/>
       <w:r>
         <w:rPr>
           <w:rFonts w:ascii="Aptos" w:eastAsia="Aptos" w:hAnsi="Aptos" w:cs="Aptos"/>
@@ -3971,10 +3980,386 @@
           <w:sz w:val="32"/>
           <w:szCs w:val="32"/>
         </w:rPr>
+        <w:t xml:space="preserve"> Responsibilities</w:t>
+      </w:r>
+      <w:bookmarkEnd w:id="11"/>
+      <w:bookmarkEnd w:id="12"/>
+    </w:p>
+    <w:p>
+      <w:pPr>
+        <w:pStyle w:val="ListParagraph"/>
+        <w:numPr>
+          <w:ilvl w:val="0"/>
+          <w:numId w:val="17"/>
+        </w:numPr>
+        <w:rPr>
+          <w:rFonts w:ascii="Aptos" w:hAnsi="Aptos"/>
+          <w:color w:val="1A1A2E"/>
+        </w:rPr>
+      </w:pPr>
+      <w:proofErr w:type="gramStart"/>
+      <w:r>
+        <w:rPr>
+          <w:rFonts w:ascii="Aptos" w:hAnsi="Aptos"/>
+          <w:color w:val="1A1A2E"/>
+        </w:rPr>
+        <w:t>Customer</w:t>
+      </w:r>
+      <w:proofErr w:type="gramEnd"/>
+      <w:r>
+        <w:rPr>
+          <w:rFonts w:ascii="Aptos" w:hAnsi="Aptos"/>
+          <w:color w:val="1A1A2E"/>
+        </w:rPr>
+        <w:t xml:space="preserve"> will</w:t>
+      </w:r>
+      <w:r>
+        <w:rPr>
+          <w:rFonts w:ascii="Aptos" w:hAnsi="Aptos"/>
+          <w:color w:val="1A1A2E"/>
+        </w:rPr>
+        <w:t xml:space="preserve"> supply field personnel with the proper disposable PPE as defined by the plant safety regulations (i.e. ear plugs, hair nets, hard hats etc.)</w:t>
+      </w:r>
+    </w:p>
+    <w:p>
+      <w:pPr>
+        <w:pStyle w:val="ListParagraph"/>
+        <w:numPr>
+          <w:ilvl w:val="0"/>
+          <w:numId w:val="17"/>
+        </w:numPr>
+        <w:rPr>
+          <w:rFonts w:ascii="Aptos" w:hAnsi="Aptos"/>
+          <w:color w:val="1A1A2E"/>
+        </w:rPr>
+      </w:pPr>
+      <w:r>
+        <w:rPr>
+          <w:rFonts w:ascii="Aptos" w:hAnsi="Aptos"/>
+          <w:color w:val="1A1A2E"/>
+        </w:rPr>
+        <w:t>Should supply plant safety training and orientation to field personnel before the data collection process begins.</w:t>
+      </w:r>
+    </w:p>
+    <w:p>
+      <w:pPr>
+        <w:pStyle w:val="ListParagraph"/>
+        <w:numPr>
+          <w:ilvl w:val="0"/>
+          <w:numId w:val="17"/>
+        </w:numPr>
+        <w:rPr>
+          <w:rFonts w:ascii="Aptos" w:hAnsi="Aptos"/>
+          <w:color w:val="1A1A2E"/>
+        </w:rPr>
+      </w:pPr>
+      <w:r>
+        <w:rPr>
+          <w:rFonts w:ascii="Aptos" w:hAnsi="Aptos"/>
+          <w:color w:val="1A1A2E"/>
+        </w:rPr>
+        <w:t xml:space="preserve">During the data collection process, field personnel will work with minimal impact </w:t>
+      </w:r>
+      <w:proofErr w:type="gramStart"/>
+      <w:r>
+        <w:rPr>
+          <w:rFonts w:ascii="Aptos" w:hAnsi="Aptos"/>
+          <w:color w:val="1A1A2E"/>
+        </w:rPr>
+        <w:t>to</w:t>
+      </w:r>
+      <w:proofErr w:type="gramEnd"/>
+      <w:r>
+        <w:rPr>
+          <w:rFonts w:ascii="Aptos" w:hAnsi="Aptos"/>
+          <w:color w:val="1A1A2E"/>
+        </w:rPr>
+        <w:t xml:space="preserve"> plant production and </w:t>
+      </w:r>
+      <w:proofErr w:type="gramStart"/>
+      <w:r>
+        <w:rPr>
+          <w:rFonts w:ascii="Aptos" w:hAnsi="Aptos"/>
+          <w:color w:val="1A1A2E"/>
+        </w:rPr>
+        <w:t>to</w:t>
+      </w:r>
+      <w:proofErr w:type="gramEnd"/>
+      <w:r>
+        <w:rPr>
+          <w:rFonts w:ascii="Aptos" w:hAnsi="Aptos"/>
+          <w:color w:val="1A1A2E"/>
+        </w:rPr>
+        <w:t xml:space="preserve"> the client’s staff. It may, however, be necessary to shut off power to equipment that is deemed to be hazardous.</w:t>
+      </w:r>
+    </w:p>
+    <w:p>
+      <w:pPr>
+        <w:pStyle w:val="ListParagraph"/>
+        <w:numPr>
+          <w:ilvl w:val="0"/>
+          <w:numId w:val="17"/>
+        </w:numPr>
+        <w:rPr>
+          <w:rFonts w:ascii="Aptos" w:hAnsi="Aptos"/>
+          <w:color w:val="1A1A2E"/>
+        </w:rPr>
+      </w:pPr>
+      <w:r>
+        <w:rPr>
+          <w:rFonts w:ascii="Aptos" w:hAnsi="Aptos"/>
+          <w:color w:val="1A1A2E"/>
+        </w:rPr>
+        <w:t xml:space="preserve">A confidentiality agreement can be supplied to the </w:t>
+      </w:r>
+      <w:proofErr w:type="gramStart"/>
+      <w:r>
+        <w:rPr>
+          <w:rFonts w:ascii="Aptos" w:hAnsi="Aptos"/>
+          <w:color w:val="1A1A2E"/>
+        </w:rPr>
+        <w:t>client</w:t>
+      </w:r>
+      <w:proofErr w:type="gramEnd"/>
+      <w:r>
+        <w:rPr>
+          <w:rFonts w:ascii="Aptos" w:hAnsi="Aptos"/>
+          <w:color w:val="1A1A2E"/>
+        </w:rPr>
+        <w:t xml:space="preserve"> or client may provide their own.</w:t>
+      </w:r>
+    </w:p>
+    <w:p>
+      <w:pPr>
+        <w:pStyle w:val="ListParagraph"/>
+        <w:numPr>
+          <w:ilvl w:val="0"/>
+          <w:numId w:val="17"/>
+        </w:numPr>
+        <w:rPr>
+          <w:rFonts w:ascii="Aptos" w:hAnsi="Aptos"/>
+          <w:color w:val="1A1A2E"/>
+        </w:rPr>
+      </w:pPr>
+      <w:r>
+        <w:rPr>
+          <w:rFonts w:ascii="Aptos" w:hAnsi="Aptos"/>
+          <w:color w:val="1A1A2E"/>
+        </w:rPr>
+        <w:lastRenderedPageBreak/>
+        <w:t>To provide all reasonable support requested to permit the safe and effective performance of services.</w:t>
+      </w:r>
+    </w:p>
+    <w:p>
+      <w:pPr>
+        <w:pStyle w:val="ListParagraph"/>
+        <w:numPr>
+          <w:ilvl w:val="0"/>
+          <w:numId w:val="17"/>
+        </w:numPr>
+        <w:rPr>
+          <w:rFonts w:ascii="Aptos" w:hAnsi="Aptos"/>
+          <w:color w:val="1A1A2E"/>
+        </w:rPr>
+      </w:pPr>
+      <w:r>
+        <w:rPr>
+          <w:rFonts w:ascii="Aptos" w:hAnsi="Aptos"/>
+          <w:color w:val="1A1A2E"/>
+        </w:rPr>
+        <w:t>To provide an accurate list of machinery and equipment; including machine name, ID/Serial or Asset number and the department name in which each machine resides.</w:t>
+      </w:r>
+    </w:p>
+    <w:p>
+      <w:pPr>
+        <w:pStyle w:val="ListParagraph"/>
+        <w:numPr>
+          <w:ilvl w:val="0"/>
+          <w:numId w:val="17"/>
+        </w:numPr>
+        <w:rPr>
+          <w:rFonts w:ascii="Aptos" w:hAnsi="Aptos"/>
+          <w:color w:val="1A1A2E"/>
+        </w:rPr>
+      </w:pPr>
+      <w:r>
+        <w:rPr>
+          <w:rFonts w:ascii="Aptos" w:hAnsi="Aptos"/>
+          <w:color w:val="1A1A2E"/>
+        </w:rPr>
+        <w:t>To provide an individual authorized to act as a single point of contact to schedule activities as requested; provide documents and have questions answered in a timely manner.</w:t>
+      </w:r>
+    </w:p>
+    <w:p>
+      <w:pPr>
+        <w:pStyle w:val="ListParagraph"/>
+        <w:numPr>
+          <w:ilvl w:val="0"/>
+          <w:numId w:val="17"/>
+        </w:numPr>
+        <w:rPr>
+          <w:rFonts w:ascii="Aptos" w:hAnsi="Aptos"/>
+          <w:b/>
+          <w:bCs/>
+          <w:color w:val="1A1A2E"/>
+        </w:rPr>
+      </w:pPr>
+      <w:r>
+        <w:rPr>
+          <w:rFonts w:ascii="Aptos" w:hAnsi="Aptos"/>
+          <w:b/>
+          <w:bCs/>
+          <w:color w:val="1A1A2E"/>
+        </w:rPr>
+        <w:t xml:space="preserve">Shall provide one qualified </w:t>
+      </w:r>
+      <w:proofErr w:type="gramStart"/>
+      <w:r>
+        <w:rPr>
+          <w:rFonts w:ascii="Aptos" w:hAnsi="Aptos"/>
+          <w:b/>
+          <w:bCs/>
+          <w:color w:val="1A1A2E"/>
+        </w:rPr>
+        <w:t>persons</w:t>
+      </w:r>
+      <w:proofErr w:type="gramEnd"/>
+      <w:r>
+        <w:rPr>
+          <w:rFonts w:ascii="Aptos" w:hAnsi="Aptos"/>
+          <w:b/>
+          <w:bCs/>
+          <w:color w:val="1A1A2E"/>
+        </w:rPr>
+        <w:t xml:space="preserve"> who are familiar with the plant to locate and identify all applicable machinery and equipment. These </w:t>
+      </w:r>
+      <w:proofErr w:type="gramStart"/>
+      <w:r>
+        <w:rPr>
+          <w:rFonts w:ascii="Aptos" w:hAnsi="Aptos"/>
+          <w:b/>
+          <w:bCs/>
+          <w:color w:val="1A1A2E"/>
+        </w:rPr>
+        <w:t>persons</w:t>
+      </w:r>
+      <w:proofErr w:type="gramEnd"/>
+      <w:r>
+        <w:rPr>
+          <w:rFonts w:ascii="Aptos" w:hAnsi="Aptos"/>
+          <w:b/>
+          <w:bCs/>
+          <w:color w:val="1A1A2E"/>
+        </w:rPr>
+        <w:t xml:space="preserve"> should </w:t>
+      </w:r>
+      <w:proofErr w:type="gramStart"/>
+      <w:r>
+        <w:rPr>
+          <w:rFonts w:ascii="Aptos" w:hAnsi="Aptos"/>
+          <w:b/>
+          <w:bCs/>
+          <w:color w:val="1A1A2E"/>
+        </w:rPr>
+        <w:t>be available at all times</w:t>
+      </w:r>
+      <w:proofErr w:type="gramEnd"/>
+      <w:r>
+        <w:rPr>
+          <w:rFonts w:ascii="Aptos" w:hAnsi="Aptos"/>
+          <w:b/>
+          <w:bCs/>
+          <w:color w:val="1A1A2E"/>
+        </w:rPr>
+        <w:t xml:space="preserve"> during the data collection process.</w:t>
+      </w:r>
+    </w:p>
+    <w:p>
+      <w:pPr>
+        <w:pStyle w:val="ListParagraph"/>
+        <w:numPr>
+          <w:ilvl w:val="0"/>
+          <w:numId w:val="17"/>
+        </w:numPr>
+        <w:rPr>
+          <w:rFonts w:ascii="Aptos" w:hAnsi="Aptos"/>
+          <w:color w:val="1A1A2E"/>
+        </w:rPr>
+      </w:pPr>
+      <w:r>
+        <w:rPr>
+          <w:rFonts w:ascii="Aptos" w:hAnsi="Aptos"/>
+          <w:color w:val="1A1A2E"/>
+        </w:rPr>
+        <w:t>To provide identification badges, access permissions, and escorts to permit the performance of any task required on-site.</w:t>
+      </w:r>
+    </w:p>
+    <w:p>
+      <w:pPr>
+        <w:pStyle w:val="ListParagraph"/>
+        <w:numPr>
+          <w:ilvl w:val="0"/>
+          <w:numId w:val="17"/>
+        </w:numPr>
+        <w:rPr>
+          <w:rFonts w:ascii="Aptos" w:hAnsi="Aptos"/>
+          <w:color w:val="1A1A2E"/>
+        </w:rPr>
+      </w:pPr>
+      <w:r>
+        <w:rPr>
+          <w:rFonts w:ascii="Aptos" w:hAnsi="Aptos"/>
+          <w:color w:val="1A1A2E"/>
+        </w:rPr>
+        <w:t>To provide contact information, including telephone numbers, for the following services nearest the work site: doctor, hospital, medical burn center, ambulance, fire department, and police department.</w:t>
+      </w:r>
+      <w:bookmarkStart w:id="13" w:name="_tocs6"/>
+    </w:p>
+    <w:p>
+      <w:pPr>
+        <w:spacing w:after="0"/>
+        <w:jc w:val="both"/>
+        <w:outlineLvl w:val="0"/>
+        <w:rPr>
+          <w:rFonts w:ascii="Aptos Narrow" w:hAnsi="Aptos Narrow" w:cs="Arial"/>
+        </w:rPr>
+      </w:pPr>
+      <w:bookmarkStart w:id="14" w:name="_Toc226551262"/>
+      <w:r>
+        <w:rPr>
+          <w:rFonts w:ascii="Aptos" w:hAnsi="Aptos"/>
+          <w:b/>
+          <w:color w:val="9E1B32"/>
+          <w:sz w:val="32"/>
+          <w:szCs w:val="32"/>
+        </w:rPr>
+        <w:t>5</w:t>
+      </w:r>
+      <w:proofErr w:type="gramStart"/>
+      <w:r>
+        <w:rPr>
+          <w:rFonts w:ascii="Aptos" w:hAnsi="Aptos"/>
+          <w:b/>
+          <w:color w:val="9E1B32"/>
+          <w:sz w:val="32"/>
+          <w:szCs w:val="32"/>
+        </w:rPr>
+        <w:t xml:space="preserve">.  </w:t>
+      </w:r>
+      <w:r>
+        <w:rPr>
+          <w:rFonts w:ascii="Aptos" w:eastAsia="Aptos" w:hAnsi="Aptos" w:cs="Aptos"/>
+          <w:b/>
+          <w:bCs/>
+          <w:color w:val="9E1B32"/>
+          <w:sz w:val="32"/>
+          <w:szCs w:val="32"/>
+        </w:rPr>
         <w:t>Pricing</w:t>
       </w:r>
+      <w:bookmarkEnd w:id="13"/>
       <w:bookmarkEnd w:id="14"/>
-      <w:bookmarkEnd w:id="15"/>
+      <w:proofErr w:type="gramEnd"/>
     </w:p>
     <w:tbl>
       <w:tblPr>
@@ -4081,7 +4466,27 @@
                 <w:sz w:val="18"/>
                 <w:szCs w:val="18"/>
               </w:rPr>
-              <w:t>{{scanning_days_desc}}</w:t>
+              <w:t>{{</w:t>
+            </w:r>
+            <w:proofErr w:type="spellStart"/>
+            <w:r>
+              <w:rPr>
+                <w:rFonts w:ascii="Aptos" w:hAnsi="Aptos"/>
+                <w:color w:val="1A1A2E"/>
+                <w:sz w:val="18"/>
+                <w:szCs w:val="18"/>
+              </w:rPr>
+              <w:t>scanning_days_desc</w:t>
+            </w:r>
+            <w:proofErr w:type="spellEnd"/>
+            <w:r>
+              <w:rPr>
+                <w:rFonts w:ascii="Aptos" w:hAnsi="Aptos"/>
+                <w:color w:val="1A1A2E"/>
+                <w:sz w:val="18"/>
+                <w:szCs w:val="18"/>
+              </w:rPr>
+              <w:t>}}</w:t>
             </w:r>
             <w:r>
               <w:rPr>
@@ -4090,7 +4495,27 @@
                 <w:sz w:val="18"/>
                 <w:szCs w:val="18"/>
               </w:rPr>
-              <w:t xml:space="preserve"> {{scanning_techs_desc}}</w:t>
+              <w:t xml:space="preserve"> {{</w:t>
+            </w:r>
+            <w:proofErr w:type="spellStart"/>
+            <w:r>
+              <w:rPr>
+                <w:rFonts w:ascii="Aptos" w:hAnsi="Aptos"/>
+                <w:color w:val="1A1A2E"/>
+                <w:sz w:val="18"/>
+                <w:szCs w:val="18"/>
+              </w:rPr>
+              <w:t>scanning_techs_desc</w:t>
+            </w:r>
+            <w:proofErr w:type="spellEnd"/>
+            <w:r>
+              <w:rPr>
+                <w:rFonts w:ascii="Aptos" w:hAnsi="Aptos"/>
+                <w:color w:val="1A1A2E"/>
+                <w:sz w:val="18"/>
+                <w:szCs w:val="18"/>
+              </w:rPr>
+              <w:t>}}</w:t>
             </w:r>
           </w:p>
           <w:p>
@@ -4154,7 +4579,27 @@
                 <w:sz w:val="18"/>
                 <w:szCs w:val="18"/>
               </w:rPr>
-              <w:t>Meals/hotels/travel costs {{scanning_techs_desc}}</w:t>
+              <w:t>Meals/hotels/travel costs {{</w:t>
+            </w:r>
+            <w:proofErr w:type="spellStart"/>
+            <w:r>
+              <w:rPr>
+                <w:rFonts w:ascii="Aptos" w:hAnsi="Aptos"/>
+                <w:color w:val="1A1A2E"/>
+                <w:sz w:val="18"/>
+                <w:szCs w:val="18"/>
+              </w:rPr>
+              <w:t>scanning_techs_desc</w:t>
+            </w:r>
+            <w:proofErr w:type="spellEnd"/>
+            <w:r>
+              <w:rPr>
+                <w:rFonts w:ascii="Aptos" w:hAnsi="Aptos"/>
+                <w:color w:val="1A1A2E"/>
+                <w:sz w:val="18"/>
+                <w:szCs w:val="18"/>
+              </w:rPr>
+              <w:t>}}</w:t>
             </w:r>
           </w:p>
         </w:tc>
@@ -4178,7 +4623,23 @@
                 <w:rFonts w:ascii="Aptos" w:hAnsi="Aptos"/>
                 <w:b/>
               </w:rPr>
-              <w:t>{{scanning_price}}</w:t>
+              <w:t>{{</w:t>
+            </w:r>
+            <w:proofErr w:type="spellStart"/>
+            <w:r>
+              <w:rPr>
+                <w:rFonts w:ascii="Aptos" w:hAnsi="Aptos"/>
+                <w:b/>
+              </w:rPr>
+              <w:t>scanning_price</w:t>
+            </w:r>
+            <w:proofErr w:type="spellEnd"/>
+            <w:r>
+              <w:rPr>
+                <w:rFonts w:ascii="Aptos" w:hAnsi="Aptos"/>
+                <w:b/>
+              </w:rPr>
+              <w:t>}}</w:t>
             </w:r>
           </w:p>
         </w:tc>
@@ -4214,7 +4675,23 @@
                 <w:rFonts w:ascii="Aptos" w:hAnsi="Aptos"/>
                 <w:b/>
               </w:rPr>
-              <w:t>{{ase_price}}</w:t>
+              <w:t>{{</w:t>
+            </w:r>
+            <w:proofErr w:type="spellStart"/>
+            <w:r>
+              <w:rPr>
+                <w:rFonts w:ascii="Aptos" w:hAnsi="Aptos"/>
+                <w:b/>
+              </w:rPr>
+              <w:t>ase_price</w:t>
+            </w:r>
+            <w:proofErr w:type="spellEnd"/>
+            <w:r>
+              <w:rPr>
+                <w:rFonts w:ascii="Aptos" w:hAnsi="Aptos"/>
+                <w:b/>
+              </w:rPr>
+              <w:t>}}</w:t>
             </w:r>
           </w:p>
         </w:tc>
@@ -4258,7 +4735,23 @@
                 <w:rFonts w:ascii="Aptos" w:hAnsi="Aptos"/>
                 <w:b/>
               </w:rPr>
-              <w:t>{{total_price}}</w:t>
+              <w:t>{{</w:t>
+            </w:r>
+            <w:proofErr w:type="spellStart"/>
+            <w:r>
+              <w:rPr>
+                <w:rFonts w:ascii="Aptos" w:hAnsi="Aptos"/>
+                <w:b/>
+              </w:rPr>
+              <w:t>total_price</w:t>
+            </w:r>
+            <w:proofErr w:type="spellEnd"/>
+            <w:r>
+              <w:rPr>
+                <w:rFonts w:ascii="Aptos" w:hAnsi="Aptos"/>
+                <w:b/>
+              </w:rPr>
+              <w:t>}}</w:t>
             </w:r>
           </w:p>
         </w:tc>
@@ -4308,8 +4801,8 @@
           <w:u w:val="single"/>
         </w:rPr>
       </w:pPr>
-      <w:bookmarkStart w:id="16" w:name="_tocss9"/>
-      <w:bookmarkStart w:id="17" w:name="_Toc226551263"/>
+      <w:bookmarkStart w:id="15" w:name="_tocss9"/>
+      <w:bookmarkStart w:id="16" w:name="_Toc226551263"/>
       <w:r>
         <w:rPr>
           <w:rFonts w:ascii="Aptos" w:hAnsi="Aptos"/>
@@ -4320,6 +4813,7 @@
         </w:rPr>
         <w:t>6</w:t>
       </w:r>
+      <w:proofErr w:type="gramStart"/>
       <w:r>
         <w:rPr>
           <w:rFonts w:ascii="Aptos" w:hAnsi="Aptos"/>
@@ -4339,10 +4833,22 @@
           <w:sz w:val="32"/>
           <w:szCs w:val="32"/>
         </w:rPr>
-        <w:t>Terms &amp; Conditions</w:t>
+        <w:t>Terms</w:t>
       </w:r>
+      <w:proofErr w:type="gramEnd"/>
+      <w:r>
+        <w:rPr>
+          <w:rFonts w:ascii="Aptos" w:eastAsia="Aptos" w:hAnsi="Aptos" w:cs="Aptos"/>
+          <w:b/>
+          <w:bCs/>
+          <w:color w:val="9E1B32"/>
+          <w:sz w:val="32"/>
+          <w:szCs w:val="32"/>
+        </w:rPr>
+        <w:t xml:space="preserve"> &amp; Conditions</w:t>
+      </w:r>
+      <w:bookmarkEnd w:id="15"/>
       <w:bookmarkEnd w:id="16"/>
-      <w:bookmarkEnd w:id="17"/>
     </w:p>
     <w:p>
       <w:pPr>
@@ -4379,7 +4885,15 @@
           <w:rFonts w:ascii="Aptos" w:eastAsia="Aptos" w:hAnsi="Aptos" w:cs="Aptos"/>
           <w:color w:val="000000"/>
         </w:rPr>
-        <w:t xml:space="preserve">. Seller objects to and rejects any terms or conditions that may appear on or are referenced in Customer's purchase order or other document that are in addition to or otherwise inconsistent with Seller's Terms. Customer's receipt or acceptance of delivery of any ordered item above will constitute its acceptance of Seller's Terms. </w:t>
+        <w:t xml:space="preserve">. Seller objects to and rejects any terms or conditions that may appear on or are referenced in Customer's purchase order or other </w:t>
+      </w:r>
+      <w:r>
+        <w:rPr>
+          <w:rFonts w:ascii="Aptos" w:eastAsia="Aptos" w:hAnsi="Aptos" w:cs="Aptos"/>
+          <w:color w:val="000000"/>
+        </w:rPr>
+        <w:lastRenderedPageBreak/>
+        <w:t xml:space="preserve">document that are in addition to or otherwise inconsistent with Seller's Terms. Customer's receipt or acceptance of delivery of any ordered item above will constitute its acceptance of Seller's Terms. </w:t>
       </w:r>
     </w:p>
     <w:p>
@@ -4394,8 +4908,8 @@
           <w:szCs w:val="32"/>
         </w:rPr>
       </w:pPr>
-      <w:bookmarkStart w:id="18" w:name="_tocss10"/>
-      <w:bookmarkStart w:id="19" w:name="_Toc226551264"/>
+      <w:bookmarkStart w:id="17" w:name="_tocss10"/>
+      <w:bookmarkStart w:id="18" w:name="_Toc226551264"/>
     </w:p>
     <w:p>
       <w:pPr>
@@ -4431,6 +4945,7 @@
         </w:rPr>
         <w:t>7</w:t>
       </w:r>
+      <w:proofErr w:type="gramStart"/>
       <w:r>
         <w:rPr>
           <w:rFonts w:ascii="Aptos" w:hAnsi="Aptos"/>
@@ -4450,10 +4965,22 @@
           <w:sz w:val="32"/>
           <w:szCs w:val="32"/>
         </w:rPr>
-        <w:t>Copyright and Intellectual Property</w:t>
+        <w:t>Copyright</w:t>
       </w:r>
+      <w:proofErr w:type="gramEnd"/>
+      <w:r>
+        <w:rPr>
+          <w:rFonts w:ascii="Aptos" w:eastAsia="Aptos" w:hAnsi="Aptos" w:cs="Aptos"/>
+          <w:b/>
+          <w:bCs/>
+          <w:color w:val="9E1B32"/>
+          <w:sz w:val="32"/>
+          <w:szCs w:val="32"/>
+        </w:rPr>
+        <w:t xml:space="preserve"> and Intellectual Property</w:t>
+      </w:r>
+      <w:bookmarkEnd w:id="17"/>
       <w:bookmarkEnd w:id="18"/>
-      <w:bookmarkEnd w:id="19"/>
     </w:p>
     <w:p>
       <w:pPr>
@@ -4479,8 +5006,21 @@
         <w:rPr>
           <w:rFonts w:ascii="Aptos" w:eastAsia="Aptos" w:hAnsi="Aptos" w:cs="Aptos"/>
         </w:rPr>
-        <w:lastRenderedPageBreak/>
-        <w:t>McNaughton-McKay Electrical Company and buyer agree that the deliverables developed while under contract is to be considered a compilation and thus the complete deliverables as a whole are considered a “work made for hire” as defined in 17 U.S.C. § 101. The Client acknowledges and agrees that the Work and the Services performed by McNaughton-McKay Electrical Company Technologies may include modules, components, designs, software, programs, utilities, subsets, objects, program listings, tools, models, methodologies, programs, systems, analysis frameworks, leading practices and specifications owned or developed by McNaughton-McKay Electrical Company ("Contractor Materials") prior to, and during its engagement with Client. McNaughton-McKay Electrical Company retains all rights, title, and interest in and to such Contractor Materials, and the same shall not be considered “Work” or a “work made for hire” and shall not be assigned to or belong to Client; provided, however, that after receipt of final payment for services provided, McNaughton-McKay Electrical Company shall deliver to Client an irrevocable, non-transferable, non-exclusive license to use and modify the Contractor Materials for the Client’s purposes onl</w:t>
+        <w:t xml:space="preserve">McNaughton-McKay Electrical Company and buyer agree that the deliverables developed while under contract is to be considered a compilation and thus the complete deliverables </w:t>
+      </w:r>
+      <w:proofErr w:type="gramStart"/>
+      <w:r>
+        <w:rPr>
+          <w:rFonts w:ascii="Aptos" w:eastAsia="Aptos" w:hAnsi="Aptos" w:cs="Aptos"/>
+        </w:rPr>
+        <w:t>as a whole are</w:t>
+      </w:r>
+      <w:proofErr w:type="gramEnd"/>
+      <w:r>
+        <w:rPr>
+          <w:rFonts w:ascii="Aptos" w:eastAsia="Aptos" w:hAnsi="Aptos" w:cs="Aptos"/>
+        </w:rPr>
+        <w:t xml:space="preserve"> considered a “work made for hire” as defined in 17 U.S.C. § 101. The Client acknowledges and agrees that the Work and the Services performed by McNaughton-McKay Electrical Company Technologies may include modules, components, designs, software, programs, utilities, subsets, objects, program listings, tools, models, methodologies, programs, systems, analysis frameworks, leading practices and specifications owned or developed by McNaughton-McKay Electrical Company ("Contractor Materials") prior to, and during its engagement with Client. McNaughton-McKay Electrical Company retains all rights, title, and interest in and to such Contractor Materials, and the same shall not be considered “Work” or a “work made for hire” and shall not be assigned to or belong to Client; provided, however, that after receipt of final payment for services provided, McNaughton-McKay Electrical Company shall deliver to Client an irrevocable, non-transferable, non-exclusive license to use and modify the Contractor Materials for the Client’s purposes onl</w:t>
       </w:r>
       <w:r>
         <w:rPr>
@@ -4800,6 +5340,28 @@
         <w:rFonts w:ascii="Aptos" w:eastAsia="Aptos" w:hAnsi="Aptos" w:cs="Aptos"/>
         <w:b/>
         <w:bCs/>
+      </w:rPr>
+    </w:pPr>
+  </w:p>
+  <w:p>
+    <w:pPr>
+      <w:pBdr>
+        <w:top w:val="nil"/>
+        <w:left w:val="nil"/>
+        <w:bottom w:val="nil"/>
+        <w:right w:val="nil"/>
+        <w:between w:val="nil"/>
+      </w:pBdr>
+      <w:tabs>
+        <w:tab w:val="center" w:pos="4680"/>
+        <w:tab w:val="right" w:pos="9360"/>
+      </w:tabs>
+      <w:spacing w:after="0" w:line="240" w:lineRule="auto"/>
+      <w:jc w:val="right"/>
+      <w:rPr>
+        <w:rFonts w:ascii="Aptos" w:eastAsia="Aptos" w:hAnsi="Aptos" w:cs="Aptos"/>
+        <w:b/>
+        <w:bCs/>
         <w:color w:val="000000"/>
         <w:highlight w:val="yellow"/>
       </w:rPr>
@@ -4860,7 +5422,25 @@
         <w:b/>
         <w:bCs/>
       </w:rPr>
-      <w:t>{{customer_name}}</w:t>
+      <w:t>{{</w:t>
+    </w:r>
+    <w:proofErr w:type="spellStart"/>
+    <w:r>
+      <w:rPr>
+        <w:rFonts w:ascii="Aptos" w:eastAsia="Aptos" w:hAnsi="Aptos" w:cs="Aptos"/>
+        <w:b/>
+        <w:bCs/>
+      </w:rPr>
+      <w:t>customer_name</w:t>
+    </w:r>
+    <w:proofErr w:type="spellEnd"/>
+    <w:r>
+      <w:rPr>
+        <w:rFonts w:ascii="Aptos" w:eastAsia="Aptos" w:hAnsi="Aptos" w:cs="Aptos"/>
+        <w:b/>
+        <w:bCs/>
+      </w:rPr>
+      <w:t>}}</w:t>
     </w:r>
     <w:r>
       <w:rPr>
@@ -4876,7 +5456,23 @@
         <w:rFonts w:ascii="Aptos" w:eastAsia="Aptos" w:hAnsi="Aptos" w:cs="Aptos"/>
         <w:color w:val="000000"/>
       </w:rPr>
-      <w:t>{{proposal_number}}</w:t>
+      <w:t>{{</w:t>
+    </w:r>
+    <w:proofErr w:type="spellStart"/>
+    <w:r>
+      <w:rPr>
+        <w:rFonts w:ascii="Aptos" w:eastAsia="Aptos" w:hAnsi="Aptos" w:cs="Aptos"/>
+        <w:color w:val="000000"/>
+      </w:rPr>
+      <w:t>proposal_number</w:t>
+    </w:r>
+    <w:proofErr w:type="spellEnd"/>
+    <w:r>
+      <w:rPr>
+        <w:rFonts w:ascii="Aptos" w:eastAsia="Aptos" w:hAnsi="Aptos" w:cs="Aptos"/>
+        <w:color w:val="000000"/>
+      </w:rPr>
+      <w:t>}}</w:t>
     </w:r>
   </w:p>
   <w:p>
@@ -4884,7 +5480,7 @@
       <w:pBdr>
         <w:top w:val="nil"/>
         <w:left w:val="nil"/>
-        <w:bottom w:val="single" w:sz="12" w:space="1" w:color="000000"/>
+        <w:bottom w:val="single" w:sz="12" w:space="31" w:color="000000"/>
         <w:right w:val="nil"/>
         <w:between w:val="nil"/>
       </w:pBdr>
@@ -12587,6 +13183,37 @@
 </file>
 
 <file path=customXml/item1.xml><?xml version="1.0" encoding="utf-8"?>
+<b:Sources xmlns:b="http://schemas.openxmlformats.org/officeDocument/2006/bibliography" xmlns="http://schemas.openxmlformats.org/officeDocument/2006/bibliography" SelectedStyle="\APASixthEditionOfficeOnline.xsl" StyleName="APA" Version="6"/>
+</file>
+
+<file path=customXml/item2.xml><?xml version="1.0" encoding="utf-8"?>
+<?mso-contentType ?>
+<FormTemplates xmlns="http://schemas.microsoft.com/sharepoint/v3/contenttype/forms">
+  <Display>DocumentLibraryForm</Display>
+  <Edit>DocumentLibraryForm</Edit>
+  <New>DocumentLibraryForm</New>
+</FormTemplates>
+</file>
+
+<file path=customXml/item3.xml><?xml version="1.0" encoding="utf-8"?>
+<p:properties xmlns:p="http://schemas.microsoft.com/office/2006/metadata/properties" xmlns:xsi="http://www.w3.org/2001/XMLSchema-instance" xmlns:pc="http://schemas.microsoft.com/office/infopath/2007/PartnerControls">
+  <documentManagement>
+    <TaxCatchAll xmlns="1240a608-ab0c-4b9e-a7e8-98b322547dfc" xsi:nil="true"/>
+    <lcf76f155ced4ddcb4097134ff3c332f xmlns="17280a2b-37da-44d9-bded-03910e228e5a">
+      <Terms xmlns="http://schemas.microsoft.com/office/infopath/2007/PartnerControls"/>
+    </lcf76f155ced4ddcb4097134ff3c332f>
+    <LastEdited xmlns="17280a2b-37da-44d9-bded-03910e228e5a">
+      <UserInfo>
+        <DisplayName/>
+        <AccountId xsi:nil="true"/>
+        <AccountType/>
+      </UserInfo>
+    </LastEdited>
+  </documentManagement>
+</p:properties>
+</file>
+
+<file path=customXml/item4.xml><?xml version="1.0" encoding="utf-8"?>
 <ct:contentTypeSchema xmlns:ct="http://schemas.microsoft.com/office/2006/metadata/contentType" xmlns:ma="http://schemas.microsoft.com/office/2006/metadata/properties/metaAttributes" ct:_="" ma:_="" ma:contentTypeName="Document" ma:contentTypeID="0x01010091DC0C81704971498909B37128C6313A" ma:contentTypeVersion="20" ma:contentTypeDescription="Create a new document." ma:contentTypeScope="" ma:versionID="e565a2cacd807b31cd07b8d522cae671">
   <xsd:schema xmlns:xsd="http://www.w3.org/2001/XMLSchema" xmlns:xs="http://www.w3.org/2001/XMLSchema" xmlns:p="http://schemas.microsoft.com/office/2006/metadata/properties" xmlns:ns2="17280a2b-37da-44d9-bded-03910e228e5a" xmlns:ns3="1240a608-ab0c-4b9e-a7e8-98b322547dfc" targetNamespace="http://schemas.microsoft.com/office/2006/metadata/properties" ma:root="true" ma:fieldsID="0110d707138436e12cbb4669245872c4" ns2:_="" ns3:_="">
     <xsd:import namespace="17280a2b-37da-44d9-bded-03910e228e5a"/>
@@ -12867,38 +13494,34 @@
 </ct:contentTypeSchema>
 </file>
 
-<file path=customXml/item2.xml><?xml version="1.0" encoding="utf-8"?>
-<p:properties xmlns:p="http://schemas.microsoft.com/office/2006/metadata/properties" xmlns:xsi="http://www.w3.org/2001/XMLSchema-instance" xmlns:pc="http://schemas.microsoft.com/office/infopath/2007/PartnerControls">
-  <documentManagement>
-    <TaxCatchAll xmlns="1240a608-ab0c-4b9e-a7e8-98b322547dfc" xsi:nil="true"/>
-    <lcf76f155ced4ddcb4097134ff3c332f xmlns="17280a2b-37da-44d9-bded-03910e228e5a">
-      <Terms xmlns="http://schemas.microsoft.com/office/infopath/2007/PartnerControls"/>
-    </lcf76f155ced4ddcb4097134ff3c332f>
-    <LastEdited xmlns="17280a2b-37da-44d9-bded-03910e228e5a">
-      <UserInfo>
-        <DisplayName/>
-        <AccountId xsi:nil="true"/>
-        <AccountType/>
-      </UserInfo>
-    </LastEdited>
-  </documentManagement>
-</p:properties>
+<file path=customXml/itemProps1.xml><?xml version="1.0" encoding="utf-8"?>
+<ds:datastoreItem xmlns:ds="http://schemas.openxmlformats.org/officeDocument/2006/customXml" ds:itemID="{019E14DF-1C9B-43A7-814A-E736EE78D25A}">
+  <ds:schemaRefs>
+    <ds:schemaRef ds:uri="http://schemas.openxmlformats.org/officeDocument/2006/bibliography"/>
+  </ds:schemaRefs>
+</ds:datastoreItem>
 </file>
 
-<file path=customXml/item3.xml><?xml version="1.0" encoding="utf-8"?>
-<?mso-contentType ?>
-<FormTemplates xmlns="http://schemas.microsoft.com/sharepoint/v3/contenttype/forms">
-  <Display>DocumentLibraryForm</Display>
-  <Edit>DocumentLibraryForm</Edit>
-  <New>DocumentLibraryForm</New>
-</FormTemplates>
+<file path=customXml/itemProps2.xml><?xml version="1.0" encoding="utf-8"?>
+<ds:datastoreItem xmlns:ds="http://schemas.openxmlformats.org/officeDocument/2006/customXml" ds:itemID="{5B4036AD-D8C8-419D-BFFE-96A2DC0D267F}">
+  <ds:schemaRefs>
+    <ds:schemaRef ds:uri="http://schemas.microsoft.com/sharepoint/v3/contenttype/forms"/>
+  </ds:schemaRefs>
+</ds:datastoreItem>
 </file>
 
-<file path=customXml/item4.xml><?xml version="1.0" encoding="utf-8"?>
-<b:Sources xmlns:b="http://schemas.openxmlformats.org/officeDocument/2006/bibliography" xmlns="http://schemas.openxmlformats.org/officeDocument/2006/bibliography" SelectedStyle="\APASixthEditionOfficeOnline.xsl" StyleName="APA" Version="6"/>
+<file path=customXml/itemProps3.xml><?xml version="1.0" encoding="utf-8"?>
+<ds:datastoreItem xmlns:ds="http://schemas.openxmlformats.org/officeDocument/2006/customXml" ds:itemID="{198F2852-3330-4053-9879-43F29ED4AB86}">
+  <ds:schemaRefs>
+    <ds:schemaRef ds:uri="http://schemas.microsoft.com/office/2006/metadata/properties"/>
+    <ds:schemaRef ds:uri="http://schemas.microsoft.com/office/infopath/2007/PartnerControls"/>
+    <ds:schemaRef ds:uri="1240a608-ab0c-4b9e-a7e8-98b322547dfc"/>
+    <ds:schemaRef ds:uri="17280a2b-37da-44d9-bded-03910e228e5a"/>
+  </ds:schemaRefs>
+</ds:datastoreItem>
 </file>
 
-<file path=customXml/itemProps1.xml><?xml version="1.0" encoding="utf-8"?>
+<file path=customXml/itemProps4.xml><?xml version="1.0" encoding="utf-8"?>
 <ds:datastoreItem xmlns:ds="http://schemas.openxmlformats.org/officeDocument/2006/customXml" ds:itemID="{3ACD135F-19EF-4809-846A-B652A325CBFC}">
   <ds:schemaRefs>
     <ds:schemaRef ds:uri="http://schemas.microsoft.com/office/2006/metadata/contentType"/>
@@ -12917,33 +13540,6 @@
 </ds:datastoreItem>
 </file>
 
-<file path=customXml/itemProps2.xml><?xml version="1.0" encoding="utf-8"?>
-<ds:datastoreItem xmlns:ds="http://schemas.openxmlformats.org/officeDocument/2006/customXml" ds:itemID="{198F2852-3330-4053-9879-43F29ED4AB86}">
-  <ds:schemaRefs>
-    <ds:schemaRef ds:uri="http://schemas.microsoft.com/office/2006/metadata/properties"/>
-    <ds:schemaRef ds:uri="http://schemas.microsoft.com/office/infopath/2007/PartnerControls"/>
-    <ds:schemaRef ds:uri="1240a608-ab0c-4b9e-a7e8-98b322547dfc"/>
-    <ds:schemaRef ds:uri="17280a2b-37da-44d9-bded-03910e228e5a"/>
-  </ds:schemaRefs>
-</ds:datastoreItem>
-</file>
-
-<file path=customXml/itemProps3.xml><?xml version="1.0" encoding="utf-8"?>
-<ds:datastoreItem xmlns:ds="http://schemas.openxmlformats.org/officeDocument/2006/customXml" ds:itemID="{5B4036AD-D8C8-419D-BFFE-96A2DC0D267F}">
-  <ds:schemaRefs>
-    <ds:schemaRef ds:uri="http://schemas.microsoft.com/sharepoint/v3/contenttype/forms"/>
-  </ds:schemaRefs>
-</ds:datastoreItem>
-</file>
-
-<file path=customXml/itemProps4.xml><?xml version="1.0" encoding="utf-8"?>
-<ds:datastoreItem xmlns:ds="http://schemas.openxmlformats.org/officeDocument/2006/customXml" ds:itemID="{019E14DF-1C9B-43A7-814A-E736EE78D25A}">
-  <ds:schemaRefs>
-    <ds:schemaRef ds:uri="http://schemas.openxmlformats.org/officeDocument/2006/bibliography"/>
-  </ds:schemaRefs>
-</ds:datastoreItem>
-</file>
-
 <file path=docMetadata/LabelInfo.xml><?xml version="1.0" encoding="utf-8"?>
 <clbl:labelList xmlns:clbl="http://schemas.microsoft.com/office/2020/mipLabelMetadata">
   <clbl:label id="{c5d04ce6-c381-45a5-bb15-1f1d4a5e6746}" enabled="0" method="" siteId="{c5d04ce6-c381-45a5-bb15-1f1d4a5e6746}" removed="1"/>

--- a/thermal_template.docx
+++ b/thermal_template.docx
@@ -351,7 +351,6 @@
                                 <w:szCs w:val="32"/>
                               </w:rPr>
                             </w:pPr>
-                            <w:proofErr w:type="gramStart"/>
                             <w:r>
                               <w:rPr>
                                 <w:rFonts w:ascii="Aptos" w:eastAsia="Aptos" w:hAnsi="Aptos" w:cs="Aptos"/>
@@ -361,67 +360,7 @@
                                 <w:sz w:val="32"/>
                                 <w:szCs w:val="32"/>
                               </w:rPr>
-                              <w:t xml:space="preserve">{{ </w:t>
-                            </w:r>
-                            <w:proofErr w:type="spellStart"/>
-                            <w:r>
-                              <w:rPr>
-                                <w:rFonts w:ascii="Aptos" w:eastAsia="Aptos" w:hAnsi="Aptos" w:cs="Aptos"/>
-                                <w:b/>
-                                <w:bCs/>
-                                <w:color w:val="9E1B32"/>
-                                <w:sz w:val="32"/>
-                                <w:szCs w:val="32"/>
-                              </w:rPr>
-                              <w:t>customer</w:t>
-                            </w:r>
-                            <w:proofErr w:type="gramEnd"/>
-                            <w:r>
-                              <w:rPr>
-                                <w:rFonts w:ascii="Aptos" w:eastAsia="Aptos" w:hAnsi="Aptos" w:cs="Aptos"/>
-                                <w:b/>
-                                <w:bCs/>
-                                <w:color w:val="9E1B32"/>
-                                <w:sz w:val="32"/>
-                                <w:szCs w:val="32"/>
-                              </w:rPr>
-                              <w:t>_</w:t>
-                            </w:r>
-                            <w:proofErr w:type="gramStart"/>
-                            <w:r>
-                              <w:rPr>
-                                <w:rFonts w:ascii="Aptos" w:eastAsia="Aptos" w:hAnsi="Aptos" w:cs="Aptos"/>
-                                <w:b/>
-                                <w:bCs/>
-                                <w:color w:val="9E1B32"/>
-                                <w:sz w:val="32"/>
-                                <w:szCs w:val="32"/>
-                              </w:rPr>
-                              <w:t>picture</w:t>
-                            </w:r>
-                            <w:proofErr w:type="spellEnd"/>
-                            <w:r>
-                              <w:rPr>
-                                <w:rFonts w:ascii="Aptos" w:eastAsia="Aptos" w:hAnsi="Aptos" w:cs="Aptos"/>
-                                <w:b/>
-                                <w:bCs/>
-                                <w:color w:val="9E1B32"/>
-                                <w:sz w:val="32"/>
-                                <w:szCs w:val="32"/>
-                              </w:rPr>
-                              <w:t xml:space="preserve"> }</w:t>
-                            </w:r>
-                            <w:proofErr w:type="gramEnd"/>
-                            <w:r>
-                              <w:rPr>
-                                <w:rFonts w:ascii="Aptos" w:eastAsia="Aptos" w:hAnsi="Aptos" w:cs="Aptos"/>
-                                <w:b/>
-                                <w:bCs/>
-                                <w:color w:val="9E1B32"/>
-                                <w:sz w:val="32"/>
-                                <w:szCs w:val="32"/>
-                              </w:rPr>
-                              <w:t>}</w:t>
+                              <w:t>{{ customer_picture }}</w:t>
                             </w:r>
                           </w:p>
                         </w:txbxContent>
@@ -919,23 +858,13 @@
                               </w:rPr>
                               <w:t>{{</w:t>
                             </w:r>
-                            <w:proofErr w:type="spellStart"/>
                             <w:r>
                               <w:rPr>
                                 <w:rFonts w:ascii="Aptos Narrow" w:hAnsi="Aptos Narrow"/>
                                 <w:i/>
                                 <w:iCs/>
                               </w:rPr>
-                              <w:t>today_date</w:t>
-                            </w:r>
-                            <w:proofErr w:type="spellEnd"/>
-                            <w:r>
-                              <w:rPr>
-                                <w:rFonts w:ascii="Aptos Narrow" w:hAnsi="Aptos Narrow"/>
-                                <w:i/>
-                                <w:iCs/>
-                              </w:rPr>
-                              <w:t>}}</w:t>
+                              <w:t>today_date}}</w:t>
                             </w:r>
                           </w:p>
                         </w:txbxContent>
@@ -1446,7 +1375,6 @@
                               </w:rPr>
                               <w:t>{{</w:t>
                             </w:r>
-                            <w:proofErr w:type="spellStart"/>
                             <w:r>
                               <w:rPr>
                                 <w:rFonts w:ascii="Aptos Narrow" w:hAnsi="Aptos Narrow"/>
@@ -1454,17 +1382,7 @@
                                 <w:sz w:val="36"/>
                                 <w:szCs w:val="36"/>
                               </w:rPr>
-                              <w:t>project_name</w:t>
-                            </w:r>
-                            <w:proofErr w:type="spellEnd"/>
-                            <w:r>
-                              <w:rPr>
-                                <w:rFonts w:ascii="Aptos Narrow" w:hAnsi="Aptos Narrow"/>
-                                <w:color w:val="000000" w:themeColor="text1"/>
-                                <w:sz w:val="36"/>
-                                <w:szCs w:val="36"/>
-                              </w:rPr>
-                              <w:t>}}</w:t>
+                              <w:t>project_name}}</w:t>
                             </w:r>
                           </w:p>
                           <w:bookmarkEnd w:id="0"/>
@@ -1481,23 +1399,7 @@
                                 <w:rFonts w:ascii="Aptos Narrow" w:hAnsi="Aptos Narrow"/>
                                 <w:color w:val="000000" w:themeColor="text1"/>
                               </w:rPr>
-                              <w:t>{{</w:t>
-                            </w:r>
-                            <w:proofErr w:type="spellStart"/>
-                            <w:r>
-                              <w:rPr>
-                                <w:rFonts w:ascii="Aptos Narrow" w:hAnsi="Aptos Narrow"/>
-                                <w:color w:val="000000" w:themeColor="text1"/>
-                              </w:rPr>
-                              <w:t>customer_name</w:t>
-                            </w:r>
-                            <w:proofErr w:type="spellEnd"/>
-                            <w:r>
-                              <w:rPr>
-                                <w:rFonts w:ascii="Aptos Narrow" w:hAnsi="Aptos Narrow"/>
-                                <w:color w:val="000000" w:themeColor="text1"/>
-                              </w:rPr>
-                              <w:t>}}</w:t>
+                              <w:t>{{customer_name}}</w:t>
                             </w:r>
                             <w:r>
                               <w:rPr>
@@ -1511,23 +1413,7 @@
                                 <w:rFonts w:ascii="Aptos Narrow" w:hAnsi="Aptos Narrow"/>
                                 <w:color w:val="000000" w:themeColor="text1"/>
                               </w:rPr>
-                              <w:t>{{</w:t>
-                            </w:r>
-                            <w:proofErr w:type="spellStart"/>
-                            <w:r>
-                              <w:rPr>
-                                <w:rFonts w:ascii="Aptos Narrow" w:hAnsi="Aptos Narrow"/>
-                                <w:color w:val="000000" w:themeColor="text1"/>
-                              </w:rPr>
-                              <w:t>customer_location</w:t>
-                            </w:r>
-                            <w:proofErr w:type="spellEnd"/>
-                            <w:r>
-                              <w:rPr>
-                                <w:rFonts w:ascii="Aptos Narrow" w:hAnsi="Aptos Narrow"/>
-                                <w:color w:val="000000" w:themeColor="text1"/>
-                              </w:rPr>
-                              <w:t>}}</w:t>
+                              <w:t>{{customer_location}}</w:t>
                             </w:r>
                           </w:p>
                         </w:txbxContent>
@@ -1727,21 +1613,12 @@
                               </w:rPr>
                               <w:t>{{</w:t>
                             </w:r>
-                            <w:proofErr w:type="spellStart"/>
                             <w:r>
                               <w:rPr>
                                 <w:rFonts w:ascii="Aptos Narrow" w:hAnsi="Aptos Narrow"/>
                                 <w:color w:val="FFFFFF" w:themeColor="background1"/>
                               </w:rPr>
-                              <w:t>proposal_number</w:t>
-                            </w:r>
-                            <w:proofErr w:type="spellEnd"/>
-                            <w:r>
-                              <w:rPr>
-                                <w:rFonts w:ascii="Aptos Narrow" w:hAnsi="Aptos Narrow"/>
-                                <w:color w:val="FFFFFF" w:themeColor="background1"/>
-                              </w:rPr>
-                              <w:t>}}</w:t>
+                              <w:t>proposal_number}}</w:t>
                             </w:r>
                           </w:p>
                           <w:p>
@@ -1794,23 +1671,7 @@
                                 <w:rFonts w:ascii="Aptos Narrow" w:hAnsi="Aptos Narrow"/>
                                 <w:color w:val="FFFFFF" w:themeColor="background1"/>
                               </w:rPr>
-                              <w:t>{{</w:t>
-                            </w:r>
-                            <w:proofErr w:type="spellStart"/>
-                            <w:r>
-                              <w:rPr>
-                                <w:rFonts w:ascii="Aptos Narrow" w:hAnsi="Aptos Narrow"/>
-                                <w:color w:val="FFFFFF" w:themeColor="background1"/>
-                              </w:rPr>
-                              <w:t>pres_name</w:t>
-                            </w:r>
-                            <w:proofErr w:type="spellEnd"/>
-                            <w:r>
-                              <w:rPr>
-                                <w:rFonts w:ascii="Aptos Narrow" w:hAnsi="Aptos Narrow"/>
-                                <w:color w:val="FFFFFF" w:themeColor="background1"/>
-                              </w:rPr>
-                              <w:t>}}</w:t>
+                              <w:t>{{pres_name}}</w:t>
                             </w:r>
                             <w:r>
                               <w:rPr>
@@ -1826,23 +1687,7 @@
                                 <w:color w:val="FFFFFF" w:themeColor="background1"/>
                               </w:rPr>
                               <w:br/>
-                              <w:t>{{</w:t>
-                            </w:r>
-                            <w:proofErr w:type="spellStart"/>
-                            <w:r>
-                              <w:rPr>
-                                <w:rFonts w:ascii="Aptos Narrow" w:hAnsi="Aptos Narrow"/>
-                                <w:color w:val="FFFFFF" w:themeColor="background1"/>
-                              </w:rPr>
-                              <w:t>pres_email</w:t>
-                            </w:r>
-                            <w:proofErr w:type="spellEnd"/>
-                            <w:r>
-                              <w:rPr>
-                                <w:rFonts w:ascii="Aptos Narrow" w:hAnsi="Aptos Narrow"/>
-                                <w:color w:val="FFFFFF" w:themeColor="background1"/>
-                              </w:rPr>
-                              <w:t>}}</w:t>
+                              <w:t>{{pres_email}}</w:t>
                             </w:r>
                           </w:p>
                           <w:p>
@@ -1859,23 +1704,7 @@
                                 <w:color w:val="FFFFFF" w:themeColor="background1"/>
                               </w:rPr>
                               <w:br/>
-                              <w:t>{{</w:t>
-                            </w:r>
-                            <w:proofErr w:type="spellStart"/>
-                            <w:r>
-                              <w:rPr>
-                                <w:rFonts w:ascii="Aptos Narrow" w:hAnsi="Aptos Narrow"/>
-                                <w:color w:val="FFFFFF" w:themeColor="background1"/>
-                              </w:rPr>
-                              <w:t>acct_name</w:t>
-                            </w:r>
-                            <w:proofErr w:type="spellEnd"/>
-                            <w:r>
-                              <w:rPr>
-                                <w:rFonts w:ascii="Aptos Narrow" w:hAnsi="Aptos Narrow"/>
-                                <w:color w:val="FFFFFF" w:themeColor="background1"/>
-                              </w:rPr>
-                              <w:t>}}</w:t>
+                              <w:t>{{acct_name}}</w:t>
                             </w:r>
                             <w:r>
                               <w:rPr>
@@ -1891,23 +1720,7 @@
                                 <w:color w:val="FFFFFF" w:themeColor="background1"/>
                               </w:rPr>
                               <w:br/>
-                              <w:t>{{</w:t>
-                            </w:r>
-                            <w:proofErr w:type="spellStart"/>
-                            <w:r>
-                              <w:rPr>
-                                <w:rFonts w:ascii="Aptos Narrow" w:hAnsi="Aptos Narrow"/>
-                                <w:color w:val="FFFFFF" w:themeColor="background1"/>
-                              </w:rPr>
-                              <w:t>acct_email</w:t>
-                            </w:r>
-                            <w:proofErr w:type="spellEnd"/>
-                            <w:r>
-                              <w:rPr>
-                                <w:rFonts w:ascii="Aptos Narrow" w:hAnsi="Aptos Narrow"/>
-                                <w:color w:val="FFFFFF" w:themeColor="background1"/>
-                              </w:rPr>
-                              <w:t>}}</w:t>
+                              <w:t>{{acct_email}}</w:t>
                             </w:r>
                           </w:p>
                         </w:txbxContent>
@@ -4199,16 +4012,12 @@
         </w:numPr>
         <w:rPr>
           <w:rFonts w:ascii="Aptos" w:hAnsi="Aptos"/>
-          <w:b/>
-          <w:bCs/>
           <w:color w:val="1A1A2E"/>
         </w:rPr>
       </w:pPr>
       <w:r>
         <w:rPr>
           <w:rFonts w:ascii="Aptos" w:hAnsi="Aptos"/>
-          <w:b/>
-          <w:bCs/>
           <w:color w:val="1A1A2E"/>
         </w:rPr>
         <w:t xml:space="preserve">Shall provide one qualified </w:t>
@@ -4217,8 +4026,6 @@
       <w:r>
         <w:rPr>
           <w:rFonts w:ascii="Aptos" w:hAnsi="Aptos"/>
-          <w:b/>
-          <w:bCs/>
           <w:color w:val="1A1A2E"/>
         </w:rPr>
         <w:t>persons</w:t>
@@ -4227,8 +4034,6 @@
       <w:r>
         <w:rPr>
           <w:rFonts w:ascii="Aptos" w:hAnsi="Aptos"/>
-          <w:b/>
-          <w:bCs/>
           <w:color w:val="1A1A2E"/>
         </w:rPr>
         <w:t xml:space="preserve"> who are familiar with the plant to locate and identify all applicable machinery and equipment. These </w:t>
@@ -4237,8 +4042,6 @@
       <w:r>
         <w:rPr>
           <w:rFonts w:ascii="Aptos" w:hAnsi="Aptos"/>
-          <w:b/>
-          <w:bCs/>
           <w:color w:val="1A1A2E"/>
         </w:rPr>
         <w:t>persons</w:t>
@@ -4247,8 +4050,6 @@
       <w:r>
         <w:rPr>
           <w:rFonts w:ascii="Aptos" w:hAnsi="Aptos"/>
-          <w:b/>
-          <w:bCs/>
           <w:color w:val="1A1A2E"/>
         </w:rPr>
         <w:t xml:space="preserve"> should </w:t>
@@ -4257,8 +4058,6 @@
       <w:r>
         <w:rPr>
           <w:rFonts w:ascii="Aptos" w:hAnsi="Aptos"/>
-          <w:b/>
-          <w:bCs/>
           <w:color w:val="1A1A2E"/>
         </w:rPr>
         <w:t>be available at all times</w:t>
@@ -4267,8 +4066,6 @@
       <w:r>
         <w:rPr>
           <w:rFonts w:ascii="Aptos" w:hAnsi="Aptos"/>
-          <w:b/>
-          <w:bCs/>
           <w:color w:val="1A1A2E"/>
         </w:rPr>
         <w:t xml:space="preserve"> during the data collection process.</w:t>
@@ -4658,7 +4455,7 @@
                 <w:rFonts w:ascii="Aptos" w:hAnsi="Aptos"/>
                 <w:b/>
               </w:rPr>
-              <w:t>Thermal Imaging Report</w:t>
+              <w:t>MCMX-IRSCAN-REPORT</w:t>
             </w:r>
           </w:p>
         </w:tc>
@@ -13183,37 +12980,6 @@
 </file>
 
 <file path=customXml/item1.xml><?xml version="1.0" encoding="utf-8"?>
-<b:Sources xmlns:b="http://schemas.openxmlformats.org/officeDocument/2006/bibliography" xmlns="http://schemas.openxmlformats.org/officeDocument/2006/bibliography" SelectedStyle="\APASixthEditionOfficeOnline.xsl" StyleName="APA" Version="6"/>
-</file>
-
-<file path=customXml/item2.xml><?xml version="1.0" encoding="utf-8"?>
-<?mso-contentType ?>
-<FormTemplates xmlns="http://schemas.microsoft.com/sharepoint/v3/contenttype/forms">
-  <Display>DocumentLibraryForm</Display>
-  <Edit>DocumentLibraryForm</Edit>
-  <New>DocumentLibraryForm</New>
-</FormTemplates>
-</file>
-
-<file path=customXml/item3.xml><?xml version="1.0" encoding="utf-8"?>
-<p:properties xmlns:p="http://schemas.microsoft.com/office/2006/metadata/properties" xmlns:xsi="http://www.w3.org/2001/XMLSchema-instance" xmlns:pc="http://schemas.microsoft.com/office/infopath/2007/PartnerControls">
-  <documentManagement>
-    <TaxCatchAll xmlns="1240a608-ab0c-4b9e-a7e8-98b322547dfc" xsi:nil="true"/>
-    <lcf76f155ced4ddcb4097134ff3c332f xmlns="17280a2b-37da-44d9-bded-03910e228e5a">
-      <Terms xmlns="http://schemas.microsoft.com/office/infopath/2007/PartnerControls"/>
-    </lcf76f155ced4ddcb4097134ff3c332f>
-    <LastEdited xmlns="17280a2b-37da-44d9-bded-03910e228e5a">
-      <UserInfo>
-        <DisplayName/>
-        <AccountId xsi:nil="true"/>
-        <AccountType/>
-      </UserInfo>
-    </LastEdited>
-  </documentManagement>
-</p:properties>
-</file>
-
-<file path=customXml/item4.xml><?xml version="1.0" encoding="utf-8"?>
 <ct:contentTypeSchema xmlns:ct="http://schemas.microsoft.com/office/2006/metadata/contentType" xmlns:ma="http://schemas.microsoft.com/office/2006/metadata/properties/metaAttributes" ct:_="" ma:_="" ma:contentTypeName="Document" ma:contentTypeID="0x01010091DC0C81704971498909B37128C6313A" ma:contentTypeVersion="20" ma:contentTypeDescription="Create a new document." ma:contentTypeScope="" ma:versionID="e565a2cacd807b31cd07b8d522cae671">
   <xsd:schema xmlns:xsd="http://www.w3.org/2001/XMLSchema" xmlns:xs="http://www.w3.org/2001/XMLSchema" xmlns:p="http://schemas.microsoft.com/office/2006/metadata/properties" xmlns:ns2="17280a2b-37da-44d9-bded-03910e228e5a" xmlns:ns3="1240a608-ab0c-4b9e-a7e8-98b322547dfc" targetNamespace="http://schemas.microsoft.com/office/2006/metadata/properties" ma:root="true" ma:fieldsID="0110d707138436e12cbb4669245872c4" ns2:_="" ns3:_="">
     <xsd:import namespace="17280a2b-37da-44d9-bded-03910e228e5a"/>
@@ -13494,34 +13260,38 @@
 </ct:contentTypeSchema>
 </file>
 
-<file path=customXml/itemProps1.xml><?xml version="1.0" encoding="utf-8"?>
-<ds:datastoreItem xmlns:ds="http://schemas.openxmlformats.org/officeDocument/2006/customXml" ds:itemID="{019E14DF-1C9B-43A7-814A-E736EE78D25A}">
-  <ds:schemaRefs>
-    <ds:schemaRef ds:uri="http://schemas.openxmlformats.org/officeDocument/2006/bibliography"/>
-  </ds:schemaRefs>
-</ds:datastoreItem>
+<file path=customXml/item2.xml><?xml version="1.0" encoding="utf-8"?>
+<p:properties xmlns:p="http://schemas.microsoft.com/office/2006/metadata/properties" xmlns:xsi="http://www.w3.org/2001/XMLSchema-instance" xmlns:pc="http://schemas.microsoft.com/office/infopath/2007/PartnerControls">
+  <documentManagement>
+    <TaxCatchAll xmlns="1240a608-ab0c-4b9e-a7e8-98b322547dfc" xsi:nil="true"/>
+    <lcf76f155ced4ddcb4097134ff3c332f xmlns="17280a2b-37da-44d9-bded-03910e228e5a">
+      <Terms xmlns="http://schemas.microsoft.com/office/infopath/2007/PartnerControls"/>
+    </lcf76f155ced4ddcb4097134ff3c332f>
+    <LastEdited xmlns="17280a2b-37da-44d9-bded-03910e228e5a">
+      <UserInfo>
+        <DisplayName/>
+        <AccountId xsi:nil="true"/>
+        <AccountType/>
+      </UserInfo>
+    </LastEdited>
+  </documentManagement>
+</p:properties>
 </file>
 
-<file path=customXml/itemProps2.xml><?xml version="1.0" encoding="utf-8"?>
-<ds:datastoreItem xmlns:ds="http://schemas.openxmlformats.org/officeDocument/2006/customXml" ds:itemID="{5B4036AD-D8C8-419D-BFFE-96A2DC0D267F}">
-  <ds:schemaRefs>
-    <ds:schemaRef ds:uri="http://schemas.microsoft.com/sharepoint/v3/contenttype/forms"/>
-  </ds:schemaRefs>
-</ds:datastoreItem>
+<file path=customXml/item3.xml><?xml version="1.0" encoding="utf-8"?>
+<?mso-contentType ?>
+<FormTemplates xmlns="http://schemas.microsoft.com/sharepoint/v3/contenttype/forms">
+  <Display>DocumentLibraryForm</Display>
+  <Edit>DocumentLibraryForm</Edit>
+  <New>DocumentLibraryForm</New>
+</FormTemplates>
 </file>
 
-<file path=customXml/itemProps3.xml><?xml version="1.0" encoding="utf-8"?>
-<ds:datastoreItem xmlns:ds="http://schemas.openxmlformats.org/officeDocument/2006/customXml" ds:itemID="{198F2852-3330-4053-9879-43F29ED4AB86}">
-  <ds:schemaRefs>
-    <ds:schemaRef ds:uri="http://schemas.microsoft.com/office/2006/metadata/properties"/>
-    <ds:schemaRef ds:uri="http://schemas.microsoft.com/office/infopath/2007/PartnerControls"/>
-    <ds:schemaRef ds:uri="1240a608-ab0c-4b9e-a7e8-98b322547dfc"/>
-    <ds:schemaRef ds:uri="17280a2b-37da-44d9-bded-03910e228e5a"/>
-  </ds:schemaRefs>
-</ds:datastoreItem>
+<file path=customXml/item4.xml><?xml version="1.0" encoding="utf-8"?>
+<b:Sources xmlns:b="http://schemas.openxmlformats.org/officeDocument/2006/bibliography" xmlns="http://schemas.openxmlformats.org/officeDocument/2006/bibliography" SelectedStyle="\APASixthEditionOfficeOnline.xsl" StyleName="APA" Version="6"/>
 </file>
 
-<file path=customXml/itemProps4.xml><?xml version="1.0" encoding="utf-8"?>
+<file path=customXml/itemProps1.xml><?xml version="1.0" encoding="utf-8"?>
 <ds:datastoreItem xmlns:ds="http://schemas.openxmlformats.org/officeDocument/2006/customXml" ds:itemID="{3ACD135F-19EF-4809-846A-B652A325CBFC}">
   <ds:schemaRefs>
     <ds:schemaRef ds:uri="http://schemas.microsoft.com/office/2006/metadata/contentType"/>
@@ -13540,6 +13310,33 @@
 </ds:datastoreItem>
 </file>
 
+<file path=customXml/itemProps2.xml><?xml version="1.0" encoding="utf-8"?>
+<ds:datastoreItem xmlns:ds="http://schemas.openxmlformats.org/officeDocument/2006/customXml" ds:itemID="{198F2852-3330-4053-9879-43F29ED4AB86}">
+  <ds:schemaRefs>
+    <ds:schemaRef ds:uri="http://schemas.microsoft.com/office/2006/metadata/properties"/>
+    <ds:schemaRef ds:uri="http://schemas.microsoft.com/office/infopath/2007/PartnerControls"/>
+    <ds:schemaRef ds:uri="1240a608-ab0c-4b9e-a7e8-98b322547dfc"/>
+    <ds:schemaRef ds:uri="17280a2b-37da-44d9-bded-03910e228e5a"/>
+  </ds:schemaRefs>
+</ds:datastoreItem>
+</file>
+
+<file path=customXml/itemProps3.xml><?xml version="1.0" encoding="utf-8"?>
+<ds:datastoreItem xmlns:ds="http://schemas.openxmlformats.org/officeDocument/2006/customXml" ds:itemID="{5B4036AD-D8C8-419D-BFFE-96A2DC0D267F}">
+  <ds:schemaRefs>
+    <ds:schemaRef ds:uri="http://schemas.microsoft.com/sharepoint/v3/contenttype/forms"/>
+  </ds:schemaRefs>
+</ds:datastoreItem>
+</file>
+
+<file path=customXml/itemProps4.xml><?xml version="1.0" encoding="utf-8"?>
+<ds:datastoreItem xmlns:ds="http://schemas.openxmlformats.org/officeDocument/2006/customXml" ds:itemID="{019E14DF-1C9B-43A7-814A-E736EE78D25A}">
+  <ds:schemaRefs>
+    <ds:schemaRef ds:uri="http://schemas.openxmlformats.org/officeDocument/2006/bibliography"/>
+  </ds:schemaRefs>
+</ds:datastoreItem>
+</file>
+
 <file path=docMetadata/LabelInfo.xml><?xml version="1.0" encoding="utf-8"?>
 <clbl:labelList xmlns:clbl="http://schemas.microsoft.com/office/2020/mipLabelMetadata">
   <clbl:label id="{c5d04ce6-c381-45a5-bb15-1f1d4a5e6746}" enabled="0" method="" siteId="{c5d04ce6-c381-45a5-bb15-1f1d4a5e6746}" removed="1"/>

--- a/thermal_template.docx
+++ b/thermal_template.docx
@@ -4336,7 +4336,7 @@
                 <w:sz w:val="18"/>
                 <w:szCs w:val="18"/>
               </w:rPr>
-              <w:t>Work to occur during standard business hours (M-F, 8-5)</w:t>
+              <w:t>{{scanning_hours_note}}</w:t>
             </w:r>
           </w:p>
           <w:p>
@@ -4359,7 +4359,7 @@
                 <w:sz w:val="18"/>
                 <w:szCs w:val="18"/>
               </w:rPr>
-              <w:t>Includes:</w:t>
+              <w:t>{{scanning_expenses_desc}}</w:t>
             </w:r>
             <w:r>
               <w:rPr>
@@ -4367,7 +4367,6 @@
                 <w:sz w:val="18"/>
                 <w:szCs w:val="18"/>
               </w:rPr>
-              <w:t xml:space="preserve"> </w:t>
             </w:r>
             <w:r>
               <w:rPr>
@@ -4376,7 +4375,6 @@
                 <w:sz w:val="18"/>
                 <w:szCs w:val="18"/>
               </w:rPr>
-              <w:t>Meals/hotels/travel costs {{</w:t>
             </w:r>
             <w:proofErr w:type="spellStart"/>
             <w:r>
@@ -4386,7 +4384,6 @@
                 <w:sz w:val="18"/>
                 <w:szCs w:val="18"/>
               </w:rPr>
-              <w:t>scanning_techs_desc</w:t>
             </w:r>
             <w:proofErr w:type="spellEnd"/>
             <w:r>
@@ -4396,7 +4393,6 @@
                 <w:sz w:val="18"/>
                 <w:szCs w:val="18"/>
               </w:rPr>
-              <w:t>}}</w:t>
             </w:r>
           </w:p>
         </w:tc>
